--- a/informes/AP 1 - GRUPO 08.docx
+++ b/informes/AP 1 - GRUPO 08.docx
@@ -82,16 +82,6 @@
         <w:pStyle w:val="APA7MA"/>
         <w:jc w:val="center"/>
         <w:rPr>
-          <w:spacing w:val="-2"/>
-          <w:szCs w:val="24"/>
-        </w:rPr>
-      </w:pPr>
-    </w:p>
-    <w:p>
-      <w:pPr>
-        <w:pStyle w:val="APA7MA"/>
-        <w:jc w:val="center"/>
-        <w:rPr>
           <w:szCs w:val="24"/>
         </w:rPr>
       </w:pPr>
@@ -513,7 +503,21 @@
           <w:spacing w:val="-4"/>
           <w:szCs w:val="24"/>
         </w:rPr>
-        <w:t>Uriel Vasquez Quispe (U23227010)</w:t>
+        <w:t>Uriel </w:t>
+      </w:r>
+      <w:r>
+        <w:rPr>
+          <w:spacing w:val="-4"/>
+          <w:szCs w:val="24"/>
+        </w:rPr>
+        <w:t>Vásquez</w:t>
+      </w:r>
+      <w:r>
+        <w:rPr>
+          <w:spacing w:val="-4"/>
+          <w:szCs w:val="24"/>
+        </w:rPr>
+        <w:t> Quispe (U23227010)</w:t>
       </w:r>
       <w:r>
         <w:rPr>
@@ -632,6 +636,7 @@
       <w:pPr>
         <w:pStyle w:val="APA7MA"/>
         <w:ind w:firstLine="0"/>
+        <w:jc w:val="center"/>
         <w:rPr>
           <w:b/>
           <w:bCs/>
@@ -642,6 +647,33 @@
           <w:b/>
           <w:bCs/>
         </w:rPr>
+        <w:t xml:space="preserve">Link de exposición: </w:t>
+      </w:r>
+      <w:hyperlink r:id="rId9" w:history="1">
+        <w:r>
+          <w:rPr>
+            <w:rStyle w:val="Hipervnculo"/>
+            <w:b/>
+            <w:bCs/>
+          </w:rPr>
+          <w:t>https://www.youtube.com/watch?v=lSlMbo20EJI</w:t>
+        </w:r>
+      </w:hyperlink>
+    </w:p>
+    <w:p>
+      <w:pPr>
+        <w:pStyle w:val="APA7MA"/>
+        <w:ind w:firstLine="0"/>
+        <w:rPr>
+          <w:b/>
+          <w:bCs/>
+        </w:rPr>
+      </w:pPr>
+      <w:r>
+        <w:rPr>
+          <w:b/>
+          <w:bCs/>
+        </w:rPr>
         <w:lastRenderedPageBreak/>
         <w:t>Índice</w:t>
       </w:r>
@@ -807,43 +839,50 @@
         </w:rPr>
       </w:pPr>
       <w:r>
-        <w:t>9. Resultados y Palabras clave</w:t>
-      </w:r>
-      <w:r>
         <w:rPr>
           <w:lang w:val="en-US"/>
         </w:rPr>
-        <w:t> </w:t>
+        <w:t>9. Herramientas Git y GitHub</w:t>
       </w:r>
     </w:p>
     <w:p>
       <w:pPr>
         <w:pStyle w:val="APA7MA"/>
-        <w:ind w:firstLine="0"/>
-      </w:pPr>
+        <w:rPr>
+          <w:lang w:val="en-US"/>
+        </w:rPr>
+      </w:pPr>
+      <w:r>
+        <w:t>10</w:t>
+      </w:r>
+      <w:r>
+        <w:t>. Resultados y Palabras clave</w:t>
+      </w:r>
+      <w:r>
+        <w:rPr>
+          <w:lang w:val="en-US"/>
+        </w:rPr>
+        <w:t> </w:t>
+      </w:r>
     </w:p>
     <w:p>
       <w:pPr>
         <w:pStyle w:val="APA7MA"/>
-        <w:ind w:firstLine="0"/>
-        <w:rPr>
-          <w:b/>
-          <w:bCs/>
-          <w:spacing w:val="-2"/>
-          <w:szCs w:val="24"/>
-        </w:rPr>
-      </w:pPr>
+        <w:rPr>
+          <w:lang w:val="en-US"/>
+        </w:rPr>
+      </w:pPr>
+      <w:r>
+        <w:rPr>
+          <w:lang w:val="en-US"/>
+        </w:rPr>
+        <w:t>11. Conclusiones</w:t>
+      </w:r>
     </w:p>
     <w:p>
       <w:pPr>
         <w:pStyle w:val="APA7MA"/>
         <w:ind w:firstLine="0"/>
-        <w:rPr>
-          <w:b/>
-          <w:bCs/>
-          <w:spacing w:val="-2"/>
-          <w:szCs w:val="24"/>
-        </w:rPr>
       </w:pPr>
     </w:p>
     <w:p>
@@ -3639,15 +3678,21 @@
       <w:pPr>
         <w:pStyle w:val="APA7MA"/>
         <w:rPr>
-          <w:lang w:val="es-PE"/>
-        </w:rPr>
-      </w:pPr>
-      <w:r>
-        <w:rPr>
-          <w:lang w:val="es-PE"/>
+          <w:lang w:val="en-US"/>
+        </w:rPr>
+      </w:pPr>
+      <w:r>
+        <w:rPr>
+          <w:lang w:val="en-US"/>
         </w:rPr>
         <w:lastRenderedPageBreak/>
-        <w:t> </w:t>
+        <w:t xml:space="preserve">9. </w:t>
+      </w:r>
+      <w:r>
+        <w:rPr>
+          <w:lang w:val="en-US"/>
+        </w:rPr>
+        <w:t>Herramientas Git y GitHub</w:t>
       </w:r>
     </w:p>
     <w:p>
@@ -3659,9 +3704,2636 @@
       </w:pPr>
       <w:r>
         <w:rPr>
+          <w:b/>
+          <w:bCs/>
+          <w:lang w:val="es-PE"/>
+        </w:rPr>
+        <w:t>Git</w:t>
+      </w:r>
+    </w:p>
+    <w:p>
+      <w:pPr>
+        <w:pStyle w:val="APA7MA"/>
+        <w:rPr>
+          <w:lang w:val="es-PE"/>
+        </w:rPr>
+      </w:pPr>
+      <w:r>
+        <w:rPr>
+          <w:lang w:val="es-PE"/>
+        </w:rPr>
+        <w:t>Es un sistema de control de versiones que permite guardar cambios en el código, trabajar en distintas versiones (ramas) y volver atrás si algo falla.</w:t>
+      </w:r>
+    </w:p>
+    <w:p>
+      <w:pPr>
+        <w:pStyle w:val="APA7MA"/>
+        <w:rPr>
+          <w:lang w:val="es-PE"/>
+        </w:rPr>
+      </w:pPr>
+      <w:r>
+        <w:rPr>
+          <w:b/>
+          <w:bCs/>
+          <w:lang w:val="es-PE"/>
+        </w:rPr>
+        <w:t>GitHub</w:t>
+      </w:r>
+    </w:p>
+    <w:p>
+      <w:pPr>
+        <w:pStyle w:val="APA7MA"/>
+        <w:rPr>
+          <w:lang w:val="es-PE"/>
+        </w:rPr>
+      </w:pPr>
+      <w:r>
+        <w:rPr>
+          <w:lang w:val="es-PE"/>
+        </w:rPr>
+        <w:t>Es una plataforma en la nube donde se alojan repositorios Git. Facilita el trabajo en equipo y la colaboración mediante herramientas como Pull Requests.</w:t>
+      </w:r>
+    </w:p>
+    <w:p>
+      <w:pPr>
+        <w:pStyle w:val="APA7MA"/>
+        <w:rPr>
+          <w:b/>
+          <w:bCs/>
+          <w:lang w:val="es-PE"/>
+        </w:rPr>
+      </w:pPr>
+      <w:r>
+        <w:rPr>
+          <w:b/>
+          <w:bCs/>
+          <w:lang w:val="es-PE"/>
+        </w:rPr>
+        <w:t>Estructura del repositorio</w:t>
+      </w:r>
+    </w:p>
+    <w:p>
+      <w:pPr>
+        <w:pStyle w:val="APA7MA"/>
+        <w:rPr>
+          <w:b/>
+          <w:bCs/>
+          <w:lang w:val="es-PE"/>
+        </w:rPr>
+      </w:pPr>
+      <w:r>
+        <w:rPr>
+          <w:b/>
+          <w:bCs/>
+          <w:lang w:val="es-PE"/>
+        </w:rPr>
+        <w:drawing>
+          <wp:inline distT="0" distB="0" distL="0" distR="0" wp14:anchorId="30D93508" wp14:editId="7E3D22AC">
+            <wp:extent cx="4535880" cy="4419600"/>
+            <wp:effectExtent l="0" t="0" r="0" b="0"/>
+            <wp:docPr id="680237973" name="Imagen 1"/>
+            <wp:cNvGraphicFramePr>
+              <a:graphicFrameLocks xmlns:a="http://schemas.openxmlformats.org/drawingml/2006/main" noChangeAspect="1"/>
+            </wp:cNvGraphicFramePr>
+            <a:graphic xmlns:a="http://schemas.openxmlformats.org/drawingml/2006/main">
+              <a:graphicData uri="http://schemas.openxmlformats.org/drawingml/2006/picture">
+                <pic:pic xmlns:pic="http://schemas.openxmlformats.org/drawingml/2006/picture">
+                  <pic:nvPicPr>
+                    <pic:cNvPr id="680237973" name=""/>
+                    <pic:cNvPicPr/>
+                  </pic:nvPicPr>
+                  <pic:blipFill>
+                    <a:blip r:embed="rId10"/>
+                    <a:stretch>
+                      <a:fillRect/>
+                    </a:stretch>
+                  </pic:blipFill>
+                  <pic:spPr>
+                    <a:xfrm>
+                      <a:off x="0" y="0"/>
+                      <a:ext cx="4539121" cy="4422758"/>
+                    </a:xfrm>
+                    <a:prstGeom prst="rect">
+                      <a:avLst/>
+                    </a:prstGeom>
+                  </pic:spPr>
+                </pic:pic>
+              </a:graphicData>
+            </a:graphic>
+          </wp:inline>
+        </w:drawing>
+      </w:r>
+    </w:p>
+    <w:p>
+      <w:pPr>
+        <w:pStyle w:val="APA7MA"/>
+        <w:rPr>
+          <w:b/>
+          <w:bCs/>
+          <w:lang w:val="es-PE"/>
+        </w:rPr>
+      </w:pPr>
+      <w:r>
+        <w:rPr>
+          <w:b/>
+          <w:bCs/>
+          <w:lang w:val="es-PE"/>
+        </w:rPr>
+        <w:lastRenderedPageBreak/>
+        <w:t>Organización</w:t>
+      </w:r>
+      <w:r>
+        <w:rPr>
+          <w:b/>
+          <w:bCs/>
+          <w:lang w:val="es-PE"/>
+        </w:rPr>
+        <w:t xml:space="preserve"> del Repositorio</w:t>
+      </w:r>
+    </w:p>
+    <w:p>
+      <w:pPr>
+        <w:pStyle w:val="APA7MA"/>
+        <w:rPr>
+          <w:b/>
+          <w:bCs/>
+          <w:lang w:val="es-PE"/>
+        </w:rPr>
+      </w:pPr>
+      <w:r>
+        <w:rPr>
+          <w:b/>
+          <w:bCs/>
+          <w:lang w:val="es-PE"/>
+        </w:rPr>
+        <w:drawing>
+          <wp:inline distT="0" distB="0" distL="0" distR="0" wp14:anchorId="1450C045" wp14:editId="1455643C">
+            <wp:extent cx="5433060" cy="2188429"/>
+            <wp:effectExtent l="0" t="0" r="0" b="2540"/>
+            <wp:docPr id="523840639" name="Imagen 1"/>
+            <wp:cNvGraphicFramePr>
+              <a:graphicFrameLocks xmlns:a="http://schemas.openxmlformats.org/drawingml/2006/main" noChangeAspect="1"/>
+            </wp:cNvGraphicFramePr>
+            <a:graphic xmlns:a="http://schemas.openxmlformats.org/drawingml/2006/main">
+              <a:graphicData uri="http://schemas.openxmlformats.org/drawingml/2006/picture">
+                <pic:pic xmlns:pic="http://schemas.openxmlformats.org/drawingml/2006/picture">
+                  <pic:nvPicPr>
+                    <pic:cNvPr id="523840639" name=""/>
+                    <pic:cNvPicPr/>
+                  </pic:nvPicPr>
+                  <pic:blipFill>
+                    <a:blip r:embed="rId11"/>
+                    <a:stretch>
+                      <a:fillRect/>
+                    </a:stretch>
+                  </pic:blipFill>
+                  <pic:spPr>
+                    <a:xfrm>
+                      <a:off x="0" y="0"/>
+                      <a:ext cx="5438411" cy="2190584"/>
+                    </a:xfrm>
+                    <a:prstGeom prst="rect">
+                      <a:avLst/>
+                    </a:prstGeom>
+                  </pic:spPr>
+                </pic:pic>
+              </a:graphicData>
+            </a:graphic>
+          </wp:inline>
+        </w:drawing>
+      </w:r>
+    </w:p>
+    <w:p>
+      <w:pPr>
+        <w:pStyle w:val="APA7MA"/>
+        <w:rPr>
+          <w:b/>
+          <w:bCs/>
+          <w:lang w:val="es-PE"/>
+        </w:rPr>
+      </w:pPr>
+      <w:r>
+        <w:rPr>
+          <w:b/>
+          <w:bCs/>
+          <w:lang w:val="es-PE"/>
+        </w:rPr>
+        <w:t>Branches</w:t>
+      </w:r>
+    </w:p>
+    <w:p>
+      <w:pPr>
+        <w:pStyle w:val="APA7MA"/>
+        <w:rPr>
+          <w:b/>
+          <w:bCs/>
+          <w:lang w:val="es-PE"/>
+        </w:rPr>
+      </w:pPr>
+      <w:r>
+        <w:rPr>
+          <w:b/>
+          <w:bCs/>
+          <w:lang w:val="es-PE"/>
+        </w:rPr>
+        <w:drawing>
+          <wp:inline distT="0" distB="0" distL="0" distR="0" wp14:anchorId="2664FB99" wp14:editId="3A038FA0">
+            <wp:extent cx="5763175" cy="3726180"/>
+            <wp:effectExtent l="0" t="0" r="9525" b="7620"/>
+            <wp:docPr id="1794730377" name="Imagen 1"/>
+            <wp:cNvGraphicFramePr>
+              <a:graphicFrameLocks xmlns:a="http://schemas.openxmlformats.org/drawingml/2006/main" noChangeAspect="1"/>
+            </wp:cNvGraphicFramePr>
+            <a:graphic xmlns:a="http://schemas.openxmlformats.org/drawingml/2006/main">
+              <a:graphicData uri="http://schemas.openxmlformats.org/drawingml/2006/picture">
+                <pic:pic xmlns:pic="http://schemas.openxmlformats.org/drawingml/2006/picture">
+                  <pic:nvPicPr>
+                    <pic:cNvPr id="1794730377" name=""/>
+                    <pic:cNvPicPr/>
+                  </pic:nvPicPr>
+                  <pic:blipFill>
+                    <a:blip r:embed="rId12"/>
+                    <a:stretch>
+                      <a:fillRect/>
+                    </a:stretch>
+                  </pic:blipFill>
+                  <pic:spPr>
+                    <a:xfrm>
+                      <a:off x="0" y="0"/>
+                      <a:ext cx="5765748" cy="3727844"/>
+                    </a:xfrm>
+                    <a:prstGeom prst="rect">
+                      <a:avLst/>
+                    </a:prstGeom>
+                  </pic:spPr>
+                </pic:pic>
+              </a:graphicData>
+            </a:graphic>
+          </wp:inline>
+        </w:drawing>
+      </w:r>
+    </w:p>
+    <w:p>
+      <w:pPr>
+        <w:pStyle w:val="APA7MA"/>
+        <w:rPr>
+          <w:lang w:val="es-PE"/>
+        </w:rPr>
+      </w:pPr>
+    </w:p>
+    <w:p>
+      <w:pPr>
+        <w:pStyle w:val="APA7MA"/>
+        <w:rPr>
           <w:lang w:val="en-US"/>
         </w:rPr>
-        <w:t>9. Resultados y Palabras clave</w:t>
+      </w:pPr>
+    </w:p>
+    <w:p>
+      <w:pPr>
+        <w:pStyle w:val="APA7MA"/>
+        <w:rPr>
+          <w:lang w:val="es-PE"/>
+        </w:rPr>
+      </w:pPr>
+      <w:r>
+        <w:rPr>
+          <w:b/>
+          <w:bCs/>
+          <w:lang w:val="es-PE"/>
+        </w:rPr>
+        <w:lastRenderedPageBreak/>
+        <w:t>Proteccion de Branches main y develop</w:t>
+      </w:r>
+    </w:p>
+    <w:p>
+      <w:pPr>
+        <w:pStyle w:val="APA7MA"/>
+        <w:rPr>
+          <w:lang w:val="es-PE"/>
+        </w:rPr>
+      </w:pPr>
+      <w:r>
+        <w:rPr>
+          <w:b/>
+          <w:bCs/>
+          <w:lang w:val="es-PE"/>
+        </w:rPr>
+        <w:t>Paso 1:</w:t>
+      </w:r>
+    </w:p>
+    <w:p>
+      <w:pPr>
+        <w:pStyle w:val="APA7MA"/>
+        <w:rPr>
+          <w:lang w:val="es-PE"/>
+        </w:rPr>
+      </w:pPr>
+      <w:r>
+        <w:rPr>
+          <w:lang w:val="es-PE"/>
+        </w:rPr>
+        <w:t>En configuracion, en branches elegir “add clasisc branch protection rule”</w:t>
+      </w:r>
+    </w:p>
+    <w:p>
+      <w:pPr>
+        <w:pStyle w:val="APA7MA"/>
+        <w:rPr>
+          <w:lang w:val="en-US"/>
+        </w:rPr>
+      </w:pPr>
+      <w:r>
+        <w:rPr>
+          <w:lang w:val="en-US"/>
+        </w:rPr>
+        <w:drawing>
+          <wp:inline distT="0" distB="0" distL="0" distR="0" wp14:anchorId="7E192BCD" wp14:editId="03E42282">
+            <wp:extent cx="3550920" cy="1040396"/>
+            <wp:effectExtent l="0" t="0" r="0" b="7620"/>
+            <wp:docPr id="681770524" name="Imagen 1"/>
+            <wp:cNvGraphicFramePr>
+              <a:graphicFrameLocks xmlns:a="http://schemas.openxmlformats.org/drawingml/2006/main" noChangeAspect="1"/>
+            </wp:cNvGraphicFramePr>
+            <a:graphic xmlns:a="http://schemas.openxmlformats.org/drawingml/2006/main">
+              <a:graphicData uri="http://schemas.openxmlformats.org/drawingml/2006/picture">
+                <pic:pic xmlns:pic="http://schemas.openxmlformats.org/drawingml/2006/picture">
+                  <pic:nvPicPr>
+                    <pic:cNvPr id="681770524" name=""/>
+                    <pic:cNvPicPr/>
+                  </pic:nvPicPr>
+                  <pic:blipFill>
+                    <a:blip r:embed="rId13"/>
+                    <a:stretch>
+                      <a:fillRect/>
+                    </a:stretch>
+                  </pic:blipFill>
+                  <pic:spPr>
+                    <a:xfrm>
+                      <a:off x="0" y="0"/>
+                      <a:ext cx="3582243" cy="1049573"/>
+                    </a:xfrm>
+                    <a:prstGeom prst="rect">
+                      <a:avLst/>
+                    </a:prstGeom>
+                  </pic:spPr>
+                </pic:pic>
+              </a:graphicData>
+            </a:graphic>
+          </wp:inline>
+        </w:drawing>
+      </w:r>
+    </w:p>
+    <w:p>
+      <w:pPr>
+        <w:pStyle w:val="APA7MA"/>
+        <w:rPr>
+          <w:lang w:val="es-PE"/>
+        </w:rPr>
+      </w:pPr>
+      <w:r>
+        <w:rPr>
+          <w:b/>
+          <w:bCs/>
+          <w:lang w:val="es-PE"/>
+        </w:rPr>
+        <w:t>Paso 2:</w:t>
+      </w:r>
+    </w:p>
+    <w:p>
+      <w:pPr>
+        <w:pStyle w:val="APA7MA"/>
+        <w:rPr>
+          <w:lang w:val="es-PE"/>
+        </w:rPr>
+      </w:pPr>
+      <w:r>
+        <w:rPr>
+          <w:lang w:val="es-PE"/>
+        </w:rPr>
+        <w:t>Se configuran reglas de protección para la rama develop con el fin de garantizar la calidad del código. Estas opciones obligan a que los cambios se realicen mediante pull requests, sean revisados y aprobados antes de integrarse, evitando errores y asegurando un desarrollo más ordenado y colaborativo.</w:t>
+      </w:r>
+      <w:r>
+        <w:rPr>
+          <w:lang w:val="es-PE"/>
+        </w:rPr>
+        <w:t xml:space="preserve"> </w:t>
+      </w:r>
+      <w:r>
+        <w:rPr>
+          <w:lang w:val="es-PE"/>
+        </w:rPr>
+        <w:t>Al final seleccionar en “create”</w:t>
+      </w:r>
+    </w:p>
+    <w:p>
+      <w:pPr>
+        <w:pStyle w:val="APA7MA"/>
+        <w:rPr>
+          <w:lang w:val="en-US"/>
+        </w:rPr>
+      </w:pPr>
+      <w:r>
+        <w:rPr>
+          <w:lang w:val="en-US"/>
+        </w:rPr>
+        <w:drawing>
+          <wp:inline distT="0" distB="0" distL="0" distR="0" wp14:anchorId="7CAAF8F9" wp14:editId="215A3194">
+            <wp:extent cx="4405745" cy="3489960"/>
+            <wp:effectExtent l="0" t="0" r="0" b="0"/>
+            <wp:docPr id="609130095" name="Imagen 1"/>
+            <wp:cNvGraphicFramePr>
+              <a:graphicFrameLocks xmlns:a="http://schemas.openxmlformats.org/drawingml/2006/main" noChangeAspect="1"/>
+            </wp:cNvGraphicFramePr>
+            <a:graphic xmlns:a="http://schemas.openxmlformats.org/drawingml/2006/main">
+              <a:graphicData uri="http://schemas.openxmlformats.org/drawingml/2006/picture">
+                <pic:pic xmlns:pic="http://schemas.openxmlformats.org/drawingml/2006/picture">
+                  <pic:nvPicPr>
+                    <pic:cNvPr id="609130095" name=""/>
+                    <pic:cNvPicPr/>
+                  </pic:nvPicPr>
+                  <pic:blipFill>
+                    <a:blip r:embed="rId14"/>
+                    <a:stretch>
+                      <a:fillRect/>
+                    </a:stretch>
+                  </pic:blipFill>
+                  <pic:spPr>
+                    <a:xfrm>
+                      <a:off x="0" y="0"/>
+                      <a:ext cx="4418069" cy="3499723"/>
+                    </a:xfrm>
+                    <a:prstGeom prst="rect">
+                      <a:avLst/>
+                    </a:prstGeom>
+                  </pic:spPr>
+                </pic:pic>
+              </a:graphicData>
+            </a:graphic>
+          </wp:inline>
+        </w:drawing>
+      </w:r>
+    </w:p>
+    <w:p>
+      <w:pPr>
+        <w:pStyle w:val="APA7MA"/>
+        <w:rPr>
+          <w:lang w:val="es-PE"/>
+        </w:rPr>
+      </w:pPr>
+      <w:r>
+        <w:rPr>
+          <w:lang w:val="es-PE"/>
+        </w:rPr>
+        <w:lastRenderedPageBreak/>
+        <w:t>Las ramas se encuentran ahora protegidas</w:t>
+      </w:r>
+    </w:p>
+    <w:p>
+      <w:pPr>
+        <w:pStyle w:val="APA7MA"/>
+        <w:rPr>
+          <w:lang w:val="en-US"/>
+        </w:rPr>
+      </w:pPr>
+      <w:r>
+        <w:rPr>
+          <w:lang w:val="en-US"/>
+        </w:rPr>
+        <w:drawing>
+          <wp:inline distT="0" distB="0" distL="0" distR="0" wp14:anchorId="1BD6A1FE" wp14:editId="385B02E6">
+            <wp:extent cx="5196840" cy="1047472"/>
+            <wp:effectExtent l="0" t="0" r="3810" b="635"/>
+            <wp:docPr id="916575261" name="Imagen 1"/>
+            <wp:cNvGraphicFramePr>
+              <a:graphicFrameLocks xmlns:a="http://schemas.openxmlformats.org/drawingml/2006/main" noChangeAspect="1"/>
+            </wp:cNvGraphicFramePr>
+            <a:graphic xmlns:a="http://schemas.openxmlformats.org/drawingml/2006/main">
+              <a:graphicData uri="http://schemas.openxmlformats.org/drawingml/2006/picture">
+                <pic:pic xmlns:pic="http://schemas.openxmlformats.org/drawingml/2006/picture">
+                  <pic:nvPicPr>
+                    <pic:cNvPr id="916575261" name=""/>
+                    <pic:cNvPicPr/>
+                  </pic:nvPicPr>
+                  <pic:blipFill>
+                    <a:blip r:embed="rId15"/>
+                    <a:stretch>
+                      <a:fillRect/>
+                    </a:stretch>
+                  </pic:blipFill>
+                  <pic:spPr>
+                    <a:xfrm>
+                      <a:off x="0" y="0"/>
+                      <a:ext cx="5202925" cy="1048698"/>
+                    </a:xfrm>
+                    <a:prstGeom prst="rect">
+                      <a:avLst/>
+                    </a:prstGeom>
+                  </pic:spPr>
+                </pic:pic>
+              </a:graphicData>
+            </a:graphic>
+          </wp:inline>
+        </w:drawing>
+      </w:r>
+    </w:p>
+    <w:p>
+      <w:pPr>
+        <w:pStyle w:val="APA7MA"/>
+        <w:rPr>
+          <w:lang w:val="es-PE"/>
+        </w:rPr>
+      </w:pPr>
+      <w:r>
+        <w:rPr>
+          <w:b/>
+          <w:bCs/>
+          <w:lang w:val="es-PE"/>
+        </w:rPr>
+        <w:t>Commits</w:t>
+      </w:r>
+    </w:p>
+    <w:p>
+      <w:pPr>
+        <w:pStyle w:val="APA7MA"/>
+        <w:rPr>
+          <w:lang w:val="es-PE"/>
+        </w:rPr>
+      </w:pPr>
+      <w:r>
+        <w:rPr>
+          <w:lang w:val="es-PE"/>
+        </w:rPr>
+        <w:t>Un commit es básicamente un registro de cambios guardado en Git.</w:t>
+      </w:r>
+    </w:p>
+    <w:p>
+      <w:pPr>
+        <w:pStyle w:val="APA7MA"/>
+        <w:rPr>
+          <w:lang w:val="es-PE"/>
+        </w:rPr>
+      </w:pPr>
+      <w:r>
+        <w:rPr>
+          <w:rFonts w:ascii="Segoe UI Symbol" w:hAnsi="Segoe UI Symbol" w:cs="Segoe UI Symbol"/>
+          <w:lang w:val="es-PE"/>
+        </w:rPr>
+        <w:t>✔</w:t>
+      </w:r>
+      <w:r>
+        <w:rPr>
+          <w:lang w:val="es-PE"/>
+        </w:rPr>
+        <w:t xml:space="preserve"> Guardar avances (ej: agregar login, base de datos, etc.)</w:t>
+      </w:r>
+    </w:p>
+    <w:p>
+      <w:pPr>
+        <w:pStyle w:val="APA7MA"/>
+        <w:rPr>
+          <w:lang w:val="es-PE"/>
+        </w:rPr>
+      </w:pPr>
+      <w:r>
+        <w:rPr>
+          <w:rFonts w:ascii="Segoe UI Symbol" w:hAnsi="Segoe UI Symbol" w:cs="Segoe UI Symbol"/>
+          <w:lang w:val="es-PE"/>
+        </w:rPr>
+        <w:t>✔</w:t>
+      </w:r>
+      <w:r>
+        <w:rPr>
+          <w:lang w:val="es-PE"/>
+        </w:rPr>
+        <w:t xml:space="preserve"> Llevar historial de cambios</w:t>
+      </w:r>
+    </w:p>
+    <w:p>
+      <w:pPr>
+        <w:pStyle w:val="APA7MA"/>
+        <w:rPr>
+          <w:lang w:val="es-PE"/>
+        </w:rPr>
+      </w:pPr>
+      <w:r>
+        <w:rPr>
+          <w:rFonts w:ascii="Segoe UI Symbol" w:hAnsi="Segoe UI Symbol" w:cs="Segoe UI Symbol"/>
+          <w:lang w:val="es-PE"/>
+        </w:rPr>
+        <w:t>✔</w:t>
+      </w:r>
+      <w:r>
+        <w:rPr>
+          <w:lang w:val="es-PE"/>
+        </w:rPr>
+        <w:t xml:space="preserve"> Poder volver atrás si algo falla</w:t>
+      </w:r>
+    </w:p>
+    <w:p>
+      <w:pPr>
+        <w:pStyle w:val="APA7MA"/>
+        <w:rPr>
+          <w:lang w:val="es-PE"/>
+        </w:rPr>
+      </w:pPr>
+      <w:r>
+        <w:rPr>
+          <w:rFonts w:ascii="Segoe UI Symbol" w:hAnsi="Segoe UI Symbol" w:cs="Segoe UI Symbol"/>
+          <w:lang w:val="es-PE"/>
+        </w:rPr>
+        <w:t>✔</w:t>
+      </w:r>
+      <w:r>
+        <w:rPr>
+          <w:lang w:val="es-PE"/>
+        </w:rPr>
+        <w:t xml:space="preserve"> Organizar el desarrollo por partes</w:t>
+      </w:r>
+    </w:p>
+    <w:p>
+      <w:pPr>
+        <w:pStyle w:val="APA7MA"/>
+        <w:rPr>
+          <w:lang w:val="es-PE"/>
+        </w:rPr>
+      </w:pPr>
+      <w:r>
+        <w:rPr>
+          <w:lang w:val="es-PE"/>
+        </w:rPr>
+        <w:t>Existen 2 tipos de commits:</w:t>
+      </w:r>
+    </w:p>
+    <w:p>
+      <w:pPr>
+        <w:pStyle w:val="APA7MA"/>
+        <w:numPr>
+          <w:ilvl w:val="0"/>
+          <w:numId w:val="138"/>
+        </w:numPr>
+        <w:rPr>
+          <w:lang w:val="es-PE"/>
+        </w:rPr>
+      </w:pPr>
+      <w:r>
+        <w:rPr>
+          <w:lang w:val="es-PE"/>
+        </w:rPr>
+        <w:t>Commits normales</w:t>
+      </w:r>
+    </w:p>
+    <w:p>
+      <w:pPr>
+        <w:pStyle w:val="APA7MA"/>
+        <w:numPr>
+          <w:ilvl w:val="0"/>
+          <w:numId w:val="138"/>
+        </w:numPr>
+        <w:rPr>
+          <w:lang w:val="es-PE"/>
+        </w:rPr>
+      </w:pPr>
+      <w:r>
+        <w:rPr>
+          <w:lang w:val="es-PE"/>
+        </w:rPr>
+        <w:t>Commits de merge (fusión)</w:t>
+      </w:r>
+    </w:p>
+    <w:p>
+      <w:pPr>
+        <w:pStyle w:val="APA7MA"/>
+        <w:rPr>
+          <w:lang w:val="en-US"/>
+        </w:rPr>
+      </w:pPr>
+      <w:r>
+        <w:rPr>
+          <w:lang w:val="en-US"/>
+        </w:rPr>
+        <w:lastRenderedPageBreak/>
+        <w:drawing>
+          <wp:inline distT="0" distB="0" distL="0" distR="0" wp14:anchorId="0A563DB8" wp14:editId="60BD401A">
+            <wp:extent cx="5707555" cy="3604260"/>
+            <wp:effectExtent l="0" t="0" r="7620" b="0"/>
+            <wp:docPr id="2117227897" name="Imagen 1"/>
+            <wp:cNvGraphicFramePr>
+              <a:graphicFrameLocks xmlns:a="http://schemas.openxmlformats.org/drawingml/2006/main" noChangeAspect="1"/>
+            </wp:cNvGraphicFramePr>
+            <a:graphic xmlns:a="http://schemas.openxmlformats.org/drawingml/2006/main">
+              <a:graphicData uri="http://schemas.openxmlformats.org/drawingml/2006/picture">
+                <pic:pic xmlns:pic="http://schemas.openxmlformats.org/drawingml/2006/picture">
+                  <pic:nvPicPr>
+                    <pic:cNvPr id="2117227897" name=""/>
+                    <pic:cNvPicPr/>
+                  </pic:nvPicPr>
+                  <pic:blipFill>
+                    <a:blip r:embed="rId16"/>
+                    <a:stretch>
+                      <a:fillRect/>
+                    </a:stretch>
+                  </pic:blipFill>
+                  <pic:spPr>
+                    <a:xfrm>
+                      <a:off x="0" y="0"/>
+                      <a:ext cx="5725108" cy="3615344"/>
+                    </a:xfrm>
+                    <a:prstGeom prst="rect">
+                      <a:avLst/>
+                    </a:prstGeom>
+                  </pic:spPr>
+                </pic:pic>
+              </a:graphicData>
+            </a:graphic>
+          </wp:inline>
+        </w:drawing>
+      </w:r>
+    </w:p>
+    <w:p>
+      <w:pPr>
+        <w:pStyle w:val="APA7MA"/>
+        <w:numPr>
+          <w:ilvl w:val="0"/>
+          <w:numId w:val="101"/>
+        </w:numPr>
+        <w:rPr>
+          <w:lang w:val="es-PE"/>
+        </w:rPr>
+      </w:pPr>
+      <w:r>
+        <w:rPr>
+          <w:b/>
+          <w:bCs/>
+          <w:lang w:val="es-PE"/>
+        </w:rPr>
+        <w:t>git log</w:t>
+      </w:r>
+      <w:r>
+        <w:rPr>
+          <w:lang w:val="es-PE"/>
+        </w:rPr>
+        <w:t>: Comando que muestra:</w:t>
+      </w:r>
+    </w:p>
+    <w:p>
+      <w:pPr>
+        <w:pStyle w:val="APA7MA"/>
+        <w:numPr>
+          <w:ilvl w:val="0"/>
+          <w:numId w:val="139"/>
+        </w:numPr>
+        <w:rPr>
+          <w:lang w:val="es-PE"/>
+        </w:rPr>
+      </w:pPr>
+      <w:r>
+        <w:rPr>
+          <w:lang w:val="es-PE"/>
+        </w:rPr>
+        <w:t>Historial de commits en tu PC</w:t>
+      </w:r>
+    </w:p>
+    <w:p>
+      <w:pPr>
+        <w:pStyle w:val="APA7MA"/>
+        <w:numPr>
+          <w:ilvl w:val="0"/>
+          <w:numId w:val="139"/>
+        </w:numPr>
+        <w:rPr>
+          <w:lang w:val="es-PE"/>
+        </w:rPr>
+      </w:pPr>
+      <w:r>
+        <w:rPr>
+          <w:lang w:val="es-PE"/>
+        </w:rPr>
+        <w:t>Autor</w:t>
+      </w:r>
+    </w:p>
+    <w:p>
+      <w:pPr>
+        <w:pStyle w:val="APA7MA"/>
+        <w:numPr>
+          <w:ilvl w:val="0"/>
+          <w:numId w:val="139"/>
+        </w:numPr>
+        <w:rPr>
+          <w:lang w:val="es-PE"/>
+        </w:rPr>
+      </w:pPr>
+      <w:r>
+        <w:rPr>
+          <w:lang w:val="es-PE"/>
+        </w:rPr>
+        <w:t>Fecha</w:t>
+      </w:r>
+    </w:p>
+    <w:p>
+      <w:pPr>
+        <w:pStyle w:val="APA7MA"/>
+        <w:numPr>
+          <w:ilvl w:val="0"/>
+          <w:numId w:val="139"/>
+        </w:numPr>
+        <w:rPr>
+          <w:lang w:val="es-PE"/>
+        </w:rPr>
+      </w:pPr>
+      <w:r>
+        <w:rPr>
+          <w:lang w:val="es-PE"/>
+        </w:rPr>
+        <w:t>Mensaje del commit</w:t>
+      </w:r>
+    </w:p>
+    <w:p>
+      <w:pPr>
+        <w:pStyle w:val="APA7MA"/>
+        <w:numPr>
+          <w:ilvl w:val="0"/>
+          <w:numId w:val="139"/>
+        </w:numPr>
+        <w:rPr>
+          <w:lang w:val="es-PE"/>
+        </w:rPr>
+      </w:pPr>
+      <w:r>
+        <w:rPr>
+          <w:lang w:val="es-PE"/>
+        </w:rPr>
+        <w:t>ID del commit</w:t>
+      </w:r>
+    </w:p>
+    <w:p>
+      <w:pPr>
+        <w:pStyle w:val="APA7MA"/>
+        <w:rPr>
+          <w:lang w:val="en-US"/>
+        </w:rPr>
+      </w:pPr>
+      <w:r>
+        <w:rPr>
+          <w:lang w:val="en-US"/>
+        </w:rPr>
+        <w:drawing>
+          <wp:inline distT="0" distB="0" distL="0" distR="0" wp14:anchorId="6D237AB1" wp14:editId="30B6CA82">
+            <wp:extent cx="3825240" cy="1473234"/>
+            <wp:effectExtent l="0" t="0" r="3810" b="0"/>
+            <wp:docPr id="2022712887" name="Imagen 1"/>
+            <wp:cNvGraphicFramePr>
+              <a:graphicFrameLocks xmlns:a="http://schemas.openxmlformats.org/drawingml/2006/main" noChangeAspect="1"/>
+            </wp:cNvGraphicFramePr>
+            <a:graphic xmlns:a="http://schemas.openxmlformats.org/drawingml/2006/main">
+              <a:graphicData uri="http://schemas.openxmlformats.org/drawingml/2006/picture">
+                <pic:pic xmlns:pic="http://schemas.openxmlformats.org/drawingml/2006/picture">
+                  <pic:nvPicPr>
+                    <pic:cNvPr id="2022712887" name=""/>
+                    <pic:cNvPicPr/>
+                  </pic:nvPicPr>
+                  <pic:blipFill>
+                    <a:blip r:embed="rId17"/>
+                    <a:stretch>
+                      <a:fillRect/>
+                    </a:stretch>
+                  </pic:blipFill>
+                  <pic:spPr>
+                    <a:xfrm>
+                      <a:off x="0" y="0"/>
+                      <a:ext cx="3840183" cy="1478989"/>
+                    </a:xfrm>
+                    <a:prstGeom prst="rect">
+                      <a:avLst/>
+                    </a:prstGeom>
+                  </pic:spPr>
+                </pic:pic>
+              </a:graphicData>
+            </a:graphic>
+          </wp:inline>
+        </w:drawing>
+      </w:r>
+    </w:p>
+    <w:p>
+      <w:pPr>
+        <w:pStyle w:val="APA7MA"/>
+        <w:numPr>
+          <w:ilvl w:val="0"/>
+          <w:numId w:val="101"/>
+        </w:numPr>
+        <w:rPr>
+          <w:lang w:val="es-PE"/>
+        </w:rPr>
+      </w:pPr>
+      <w:r>
+        <w:rPr>
+          <w:b/>
+          <w:bCs/>
+          <w:lang w:val="es-PE"/>
+        </w:rPr>
+        <w:lastRenderedPageBreak/>
+        <w:t xml:space="preserve">git log </w:t>
+      </w:r>
+      <w:r>
+        <w:rPr>
+          <w:b/>
+          <w:bCs/>
+          <w:lang w:val="es-PE"/>
+        </w:rPr>
+        <w:t>–</w:t>
+      </w:r>
+      <w:r>
+        <w:rPr>
+          <w:b/>
+          <w:bCs/>
+          <w:lang w:val="es-PE"/>
+        </w:rPr>
+        <w:t>oneline</w:t>
+      </w:r>
+      <w:r>
+        <w:rPr>
+          <w:b/>
+          <w:bCs/>
+          <w:lang w:val="es-PE"/>
+        </w:rPr>
+        <w:t xml:space="preserve">: </w:t>
+      </w:r>
+      <w:r>
+        <w:rPr>
+          <w:lang w:val="es-PE"/>
+        </w:rPr>
+        <w:t>Cada commit en una sola línea</w:t>
+      </w:r>
+      <w:r>
+        <w:rPr>
+          <w:lang w:val="es-PE"/>
+        </w:rPr>
+        <w:t xml:space="preserve"> muestra</w:t>
+      </w:r>
+      <w:r>
+        <w:rPr>
+          <w:lang w:val="es-PE"/>
+        </w:rPr>
+        <w:t>:</w:t>
+      </w:r>
+    </w:p>
+    <w:p>
+      <w:pPr>
+        <w:pStyle w:val="APA7MA"/>
+        <w:numPr>
+          <w:ilvl w:val="0"/>
+          <w:numId w:val="140"/>
+        </w:numPr>
+        <w:rPr>
+          <w:lang w:val="es-PE"/>
+        </w:rPr>
+      </w:pPr>
+      <w:r>
+        <w:rPr>
+          <w:lang w:val="es-PE"/>
+        </w:rPr>
+        <w:t>ID corto del commit</w:t>
+      </w:r>
+    </w:p>
+    <w:p>
+      <w:pPr>
+        <w:pStyle w:val="APA7MA"/>
+        <w:numPr>
+          <w:ilvl w:val="0"/>
+          <w:numId w:val="140"/>
+        </w:numPr>
+        <w:rPr>
+          <w:lang w:val="es-PE"/>
+        </w:rPr>
+      </w:pPr>
+      <w:r>
+        <w:rPr>
+          <w:lang w:val="es-PE"/>
+        </w:rPr>
+        <w:t>Mensaje</w:t>
+      </w:r>
+    </w:p>
+    <w:p>
+      <w:pPr>
+        <w:pStyle w:val="APA7MA"/>
+        <w:rPr>
+          <w:b/>
+          <w:bCs/>
+        </w:rPr>
+      </w:pPr>
+      <w:r>
+        <w:rPr>
+          <w:b/>
+          <w:bCs/>
+        </w:rPr>
+        <w:t>Pull request</w:t>
+      </w:r>
+    </w:p>
+    <w:p>
+      <w:pPr>
+        <w:pStyle w:val="APA7MA"/>
+        <w:rPr>
+          <w:lang w:val="es-PE"/>
+        </w:rPr>
+      </w:pPr>
+      <w:r>
+        <w:rPr>
+          <w:lang w:val="es-PE"/>
+        </w:rPr>
+        <w:t>Un Pull Request es una solicitud en GitHub para fusionar cambios de una rama a otra, permitiendo la revisión, discusión y validación del código antes de integrarlo al proyecto.</w:t>
+      </w:r>
+    </w:p>
+    <w:p>
+      <w:pPr>
+        <w:pStyle w:val="APA7MA"/>
+        <w:rPr>
+          <w:lang w:val="es-PE"/>
+        </w:rPr>
+      </w:pPr>
+      <w:r>
+        <w:rPr>
+          <w:b/>
+          <w:bCs/>
+          <w:lang w:val="es-PE"/>
+        </w:rPr>
+        <w:t>¿Qué hará en el proyecto?</w:t>
+      </w:r>
+    </w:p>
+    <w:p>
+      <w:pPr>
+        <w:pStyle w:val="APA7MA"/>
+        <w:rPr>
+          <w:lang w:val="es-PE"/>
+        </w:rPr>
+      </w:pPr>
+      <w:r>
+        <w:rPr>
+          <w:lang w:val="es-PE"/>
+        </w:rPr>
+        <w:t>Permitirá integrar los cambios de cada rama (feature) hacia develop o main de forma controlada.</w:t>
+      </w:r>
+    </w:p>
+    <w:p>
+      <w:pPr>
+        <w:pStyle w:val="APA7MA"/>
+        <w:rPr>
+          <w:lang w:val="es-PE"/>
+        </w:rPr>
+      </w:pPr>
+      <w:r>
+        <w:rPr>
+          <w:lang w:val="es-PE"/>
+        </w:rPr>
+        <w:drawing>
+          <wp:inline distT="0" distB="0" distL="0" distR="0" wp14:anchorId="6CAB6DFB" wp14:editId="3E4465B8">
+            <wp:extent cx="1348740" cy="542078"/>
+            <wp:effectExtent l="0" t="0" r="3810" b="0"/>
+            <wp:docPr id="1496138278" name="Imagen 1"/>
+            <wp:cNvGraphicFramePr>
+              <a:graphicFrameLocks xmlns:a="http://schemas.openxmlformats.org/drawingml/2006/main" noChangeAspect="1"/>
+            </wp:cNvGraphicFramePr>
+            <a:graphic xmlns:a="http://schemas.openxmlformats.org/drawingml/2006/main">
+              <a:graphicData uri="http://schemas.openxmlformats.org/drawingml/2006/picture">
+                <pic:pic xmlns:pic="http://schemas.openxmlformats.org/drawingml/2006/picture">
+                  <pic:nvPicPr>
+                    <pic:cNvPr id="1496138278" name=""/>
+                    <pic:cNvPicPr/>
+                  </pic:nvPicPr>
+                  <pic:blipFill>
+                    <a:blip r:embed="rId18"/>
+                    <a:stretch>
+                      <a:fillRect/>
+                    </a:stretch>
+                  </pic:blipFill>
+                  <pic:spPr>
+                    <a:xfrm>
+                      <a:off x="0" y="0"/>
+                      <a:ext cx="1355844" cy="544933"/>
+                    </a:xfrm>
+                    <a:prstGeom prst="rect">
+                      <a:avLst/>
+                    </a:prstGeom>
+                  </pic:spPr>
+                </pic:pic>
+              </a:graphicData>
+            </a:graphic>
+          </wp:inline>
+        </w:drawing>
+      </w:r>
+    </w:p>
+    <w:p>
+      <w:pPr>
+        <w:pStyle w:val="APA7MA"/>
+        <w:rPr>
+          <w:lang w:val="es-PE"/>
+        </w:rPr>
+      </w:pPr>
+      <w:r>
+        <w:rPr>
+          <w:lang w:val="es-PE"/>
+        </w:rPr>
+        <w:drawing>
+          <wp:inline distT="0" distB="0" distL="0" distR="0" wp14:anchorId="6E55491F" wp14:editId="58E329DD">
+            <wp:extent cx="4124901" cy="3296110"/>
+            <wp:effectExtent l="0" t="0" r="9525" b="0"/>
+            <wp:docPr id="1698561426" name="Imagen 1"/>
+            <wp:cNvGraphicFramePr>
+              <a:graphicFrameLocks xmlns:a="http://schemas.openxmlformats.org/drawingml/2006/main" noChangeAspect="1"/>
+            </wp:cNvGraphicFramePr>
+            <a:graphic xmlns:a="http://schemas.openxmlformats.org/drawingml/2006/main">
+              <a:graphicData uri="http://schemas.openxmlformats.org/drawingml/2006/picture">
+                <pic:pic xmlns:pic="http://schemas.openxmlformats.org/drawingml/2006/picture">
+                  <pic:nvPicPr>
+                    <pic:cNvPr id="1698561426" name=""/>
+                    <pic:cNvPicPr/>
+                  </pic:nvPicPr>
+                  <pic:blipFill>
+                    <a:blip r:embed="rId19"/>
+                    <a:stretch>
+                      <a:fillRect/>
+                    </a:stretch>
+                  </pic:blipFill>
+                  <pic:spPr>
+                    <a:xfrm>
+                      <a:off x="0" y="0"/>
+                      <a:ext cx="4124901" cy="3296110"/>
+                    </a:xfrm>
+                    <a:prstGeom prst="rect">
+                      <a:avLst/>
+                    </a:prstGeom>
+                  </pic:spPr>
+                </pic:pic>
+              </a:graphicData>
+            </a:graphic>
+          </wp:inline>
+        </w:drawing>
+      </w:r>
+    </w:p>
+    <w:p>
+      <w:pPr>
+        <w:pStyle w:val="APA7MA"/>
+        <w:rPr>
+          <w:lang w:val="es-PE"/>
+        </w:rPr>
+      </w:pPr>
+      <w:r>
+        <w:rPr>
+          <w:lang w:val="es-PE"/>
+        </w:rPr>
+        <w:lastRenderedPageBreak/>
+        <w:t>Ejemplo</w:t>
+      </w:r>
+    </w:p>
+    <w:p>
+      <w:pPr>
+        <w:pStyle w:val="APA7MA"/>
+        <w:rPr>
+          <w:lang w:val="es-PE"/>
+        </w:rPr>
+      </w:pPr>
+      <w:r>
+        <w:rPr>
+          <w:lang w:val="es-PE"/>
+        </w:rPr>
+        <w:t xml:space="preserve"> </w:t>
+      </w:r>
+      <w:r>
+        <w:rPr>
+          <w:lang w:val="es-PE"/>
+        </w:rPr>
+        <w:drawing>
+          <wp:inline distT="0" distB="0" distL="0" distR="0" wp14:anchorId="63238B50" wp14:editId="397387C6">
+            <wp:extent cx="5044440" cy="3122283"/>
+            <wp:effectExtent l="0" t="0" r="3810" b="2540"/>
+            <wp:docPr id="1739720280" name="Imagen 1"/>
+            <wp:cNvGraphicFramePr>
+              <a:graphicFrameLocks xmlns:a="http://schemas.openxmlformats.org/drawingml/2006/main" noChangeAspect="1"/>
+            </wp:cNvGraphicFramePr>
+            <a:graphic xmlns:a="http://schemas.openxmlformats.org/drawingml/2006/main">
+              <a:graphicData uri="http://schemas.openxmlformats.org/drawingml/2006/picture">
+                <pic:pic xmlns:pic="http://schemas.openxmlformats.org/drawingml/2006/picture">
+                  <pic:nvPicPr>
+                    <pic:cNvPr id="1739720280" name=""/>
+                    <pic:cNvPicPr/>
+                  </pic:nvPicPr>
+                  <pic:blipFill>
+                    <a:blip r:embed="rId20"/>
+                    <a:stretch>
+                      <a:fillRect/>
+                    </a:stretch>
+                  </pic:blipFill>
+                  <pic:spPr>
+                    <a:xfrm>
+                      <a:off x="0" y="0"/>
+                      <a:ext cx="5061811" cy="3133035"/>
+                    </a:xfrm>
+                    <a:prstGeom prst="rect">
+                      <a:avLst/>
+                    </a:prstGeom>
+                  </pic:spPr>
+                </pic:pic>
+              </a:graphicData>
+            </a:graphic>
+          </wp:inline>
+        </w:drawing>
+      </w:r>
+    </w:p>
+    <w:p>
+      <w:pPr>
+        <w:pStyle w:val="APA7MA"/>
+        <w:rPr>
+          <w:lang w:val="es-PE"/>
+        </w:rPr>
+      </w:pPr>
+      <w:r>
+        <w:rPr>
+          <w:b/>
+          <w:bCs/>
+          <w:lang w:val="es-PE"/>
+        </w:rPr>
+        <w:t>Pasos para aplicar merge</w:t>
+      </w:r>
+    </w:p>
+    <w:p>
+      <w:pPr>
+        <w:pStyle w:val="APA7MA"/>
+        <w:rPr>
+          <w:lang w:val="es-PE"/>
+        </w:rPr>
+      </w:pPr>
+      <w:r>
+        <w:rPr>
+          <w:b/>
+          <w:bCs/>
+          <w:lang w:val="es-PE"/>
+        </w:rPr>
+        <w:t>1. Ir a la rama destino</w:t>
+      </w:r>
+    </w:p>
+    <w:p>
+      <w:pPr>
+        <w:pStyle w:val="APA7MA"/>
+        <w:numPr>
+          <w:ilvl w:val="0"/>
+          <w:numId w:val="141"/>
+        </w:numPr>
+        <w:rPr>
+          <w:lang w:val="es-PE"/>
+        </w:rPr>
+      </w:pPr>
+      <w:r>
+        <w:rPr>
+          <w:lang w:val="es-PE"/>
+        </w:rPr>
+        <w:t>git checkout main</w:t>
+      </w:r>
+    </w:p>
+    <w:p>
+      <w:pPr>
+        <w:pStyle w:val="APA7MA"/>
+        <w:ind w:left="720" w:firstLine="0"/>
+        <w:rPr>
+          <w:lang w:val="es-PE"/>
+        </w:rPr>
+      </w:pPr>
+      <w:r>
+        <w:rPr>
+          <w:lang w:val="es-PE"/>
+        </w:rPr>
+        <w:drawing>
+          <wp:inline distT="0" distB="0" distL="0" distR="0" wp14:anchorId="288CC109" wp14:editId="24B438A9">
+            <wp:extent cx="5173980" cy="825670"/>
+            <wp:effectExtent l="0" t="0" r="7620" b="0"/>
+            <wp:docPr id="733342916" name="Imagen 1"/>
+            <wp:cNvGraphicFramePr>
+              <a:graphicFrameLocks xmlns:a="http://schemas.openxmlformats.org/drawingml/2006/main" noChangeAspect="1"/>
+            </wp:cNvGraphicFramePr>
+            <a:graphic xmlns:a="http://schemas.openxmlformats.org/drawingml/2006/main">
+              <a:graphicData uri="http://schemas.openxmlformats.org/drawingml/2006/picture">
+                <pic:pic xmlns:pic="http://schemas.openxmlformats.org/drawingml/2006/picture">
+                  <pic:nvPicPr>
+                    <pic:cNvPr id="733342916" name=""/>
+                    <pic:cNvPicPr/>
+                  </pic:nvPicPr>
+                  <pic:blipFill>
+                    <a:blip r:embed="rId21"/>
+                    <a:stretch>
+                      <a:fillRect/>
+                    </a:stretch>
+                  </pic:blipFill>
+                  <pic:spPr>
+                    <a:xfrm>
+                      <a:off x="0" y="0"/>
+                      <a:ext cx="5197308" cy="829393"/>
+                    </a:xfrm>
+                    <a:prstGeom prst="rect">
+                      <a:avLst/>
+                    </a:prstGeom>
+                  </pic:spPr>
+                </pic:pic>
+              </a:graphicData>
+            </a:graphic>
+          </wp:inline>
+        </w:drawing>
+      </w:r>
+    </w:p>
+    <w:p>
+      <w:pPr>
+        <w:pStyle w:val="APA7MA"/>
+        <w:numPr>
+          <w:ilvl w:val="0"/>
+          <w:numId w:val="141"/>
+        </w:numPr>
+        <w:rPr>
+          <w:lang w:val="es-PE"/>
+        </w:rPr>
+      </w:pPr>
+      <w:r>
+        <w:rPr>
+          <w:lang w:val="es-PE" w:eastAsia="es-PE"/>
+        </w:rPr>
+        <w:t>git branch</w:t>
+      </w:r>
+    </w:p>
+    <w:p>
+      <w:pPr>
+        <w:pStyle w:val="APA7MA"/>
+        <w:rPr>
+          <w:lang w:val="es-PE" w:eastAsia="es-PE"/>
+        </w:rPr>
+      </w:pPr>
+      <w:r>
+        <w:rPr>
+          <w:lang w:val="es-PE" w:eastAsia="es-PE"/>
+        </w:rPr>
+        <w:t>Muestra las ramas del proyecto y señala en cuál estás trabajando</w:t>
+      </w:r>
+    </w:p>
+    <w:p>
+      <w:pPr>
+        <w:pStyle w:val="APA7MA"/>
+        <w:rPr>
+          <w:lang w:val="es-PE" w:eastAsia="es-PE"/>
+        </w:rPr>
+      </w:pPr>
+      <w:r>
+        <w:rPr>
+          <w:lang w:val="es-PE" w:eastAsia="es-PE"/>
+        </w:rPr>
+        <w:drawing>
+          <wp:inline distT="0" distB="0" distL="0" distR="0" wp14:anchorId="60D60C1C" wp14:editId="69C24821">
+            <wp:extent cx="4488180" cy="906553"/>
+            <wp:effectExtent l="0" t="0" r="0" b="8255"/>
+            <wp:docPr id="498838634" name="Imagen 1"/>
+            <wp:cNvGraphicFramePr>
+              <a:graphicFrameLocks xmlns:a="http://schemas.openxmlformats.org/drawingml/2006/main" noChangeAspect="1"/>
+            </wp:cNvGraphicFramePr>
+            <a:graphic xmlns:a="http://schemas.openxmlformats.org/drawingml/2006/main">
+              <a:graphicData uri="http://schemas.openxmlformats.org/drawingml/2006/picture">
+                <pic:pic xmlns:pic="http://schemas.openxmlformats.org/drawingml/2006/picture">
+                  <pic:nvPicPr>
+                    <pic:cNvPr id="498838634" name=""/>
+                    <pic:cNvPicPr/>
+                  </pic:nvPicPr>
+                  <pic:blipFill>
+                    <a:blip r:embed="rId22"/>
+                    <a:stretch>
+                      <a:fillRect/>
+                    </a:stretch>
+                  </pic:blipFill>
+                  <pic:spPr>
+                    <a:xfrm>
+                      <a:off x="0" y="0"/>
+                      <a:ext cx="4519889" cy="912958"/>
+                    </a:xfrm>
+                    <a:prstGeom prst="rect">
+                      <a:avLst/>
+                    </a:prstGeom>
+                  </pic:spPr>
+                </pic:pic>
+              </a:graphicData>
+            </a:graphic>
+          </wp:inline>
+        </w:drawing>
+      </w:r>
+    </w:p>
+    <w:p>
+      <w:pPr>
+        <w:pStyle w:val="APA7MA"/>
+        <w:rPr>
+          <w:lang w:val="es-PE"/>
+        </w:rPr>
+      </w:pPr>
+      <w:r>
+        <w:rPr>
+          <w:b/>
+          <w:bCs/>
+          <w:lang w:val="es-PE"/>
+        </w:rPr>
+        <w:lastRenderedPageBreak/>
+        <w:t>2. Fusionar la rama de trabajo</w:t>
+      </w:r>
+    </w:p>
+    <w:p>
+      <w:pPr>
+        <w:pStyle w:val="APA7MA"/>
+        <w:numPr>
+          <w:ilvl w:val="0"/>
+          <w:numId w:val="143"/>
+        </w:numPr>
+        <w:rPr>
+          <w:lang w:val="es-PE"/>
+        </w:rPr>
+      </w:pPr>
+      <w:r>
+        <w:rPr>
+          <w:lang w:val="es-PE"/>
+        </w:rPr>
+        <w:t>git merge feature/bd</w:t>
+      </w:r>
+    </w:p>
+    <w:p>
+      <w:pPr>
+        <w:pStyle w:val="APA7MA"/>
+        <w:rPr>
+          <w:lang w:val="es-PE"/>
+        </w:rPr>
+      </w:pPr>
+      <w:r>
+        <w:rPr>
+          <w:lang w:val="es-PE"/>
+        </w:rPr>
+        <w:drawing>
+          <wp:inline distT="0" distB="0" distL="0" distR="0" wp14:anchorId="241D2D7A" wp14:editId="0EC42781">
+            <wp:extent cx="4853940" cy="382633"/>
+            <wp:effectExtent l="0" t="0" r="3810" b="0"/>
+            <wp:docPr id="798872834" name="Imagen 1"/>
+            <wp:cNvGraphicFramePr>
+              <a:graphicFrameLocks xmlns:a="http://schemas.openxmlformats.org/drawingml/2006/main" noChangeAspect="1"/>
+            </wp:cNvGraphicFramePr>
+            <a:graphic xmlns:a="http://schemas.openxmlformats.org/drawingml/2006/main">
+              <a:graphicData uri="http://schemas.openxmlformats.org/drawingml/2006/picture">
+                <pic:pic xmlns:pic="http://schemas.openxmlformats.org/drawingml/2006/picture">
+                  <pic:nvPicPr>
+                    <pic:cNvPr id="798872834" name=""/>
+                    <pic:cNvPicPr/>
+                  </pic:nvPicPr>
+                  <pic:blipFill>
+                    <a:blip r:embed="rId23"/>
+                    <a:stretch>
+                      <a:fillRect/>
+                    </a:stretch>
+                  </pic:blipFill>
+                  <pic:spPr>
+                    <a:xfrm>
+                      <a:off x="0" y="0"/>
+                      <a:ext cx="4866092" cy="383591"/>
+                    </a:xfrm>
+                    <a:prstGeom prst="rect">
+                      <a:avLst/>
+                    </a:prstGeom>
+                  </pic:spPr>
+                </pic:pic>
+              </a:graphicData>
+            </a:graphic>
+          </wp:inline>
+        </w:drawing>
+      </w:r>
+    </w:p>
+    <w:p>
+      <w:pPr>
+        <w:pStyle w:val="APA7MA"/>
+        <w:rPr>
+          <w:lang w:val="es-PE"/>
+        </w:rPr>
+      </w:pPr>
+      <w:r>
+        <w:rPr>
+          <w:b/>
+          <w:bCs/>
+          <w:lang w:val="es-PE"/>
+        </w:rPr>
+        <w:t>3. Subir los cambios a GitHub</w:t>
+      </w:r>
+    </w:p>
+    <w:p>
+      <w:pPr>
+        <w:pStyle w:val="APA7MA"/>
+        <w:numPr>
+          <w:ilvl w:val="0"/>
+          <w:numId w:val="144"/>
+        </w:numPr>
+        <w:rPr>
+          <w:lang w:val="es-PE"/>
+        </w:rPr>
+      </w:pPr>
+      <w:r>
+        <w:rPr>
+          <w:lang w:val="es-PE"/>
+        </w:rPr>
+        <w:t>git push origin main</w:t>
+      </w:r>
+    </w:p>
+    <w:p>
+      <w:pPr>
+        <w:pStyle w:val="APA7MA"/>
+        <w:rPr>
+          <w:lang w:val="es-PE"/>
+        </w:rPr>
+      </w:pPr>
+      <w:r>
+        <w:rPr>
+          <w:lang w:val="es-PE"/>
+        </w:rPr>
+        <w:drawing>
+          <wp:inline distT="0" distB="0" distL="0" distR="0" wp14:anchorId="25B56E92" wp14:editId="2530C77D">
+            <wp:extent cx="5944870" cy="1750060"/>
+            <wp:effectExtent l="0" t="0" r="0" b="2540"/>
+            <wp:docPr id="327791220" name="Imagen 1"/>
+            <wp:cNvGraphicFramePr>
+              <a:graphicFrameLocks xmlns:a="http://schemas.openxmlformats.org/drawingml/2006/main" noChangeAspect="1"/>
+            </wp:cNvGraphicFramePr>
+            <a:graphic xmlns:a="http://schemas.openxmlformats.org/drawingml/2006/main">
+              <a:graphicData uri="http://schemas.openxmlformats.org/drawingml/2006/picture">
+                <pic:pic xmlns:pic="http://schemas.openxmlformats.org/drawingml/2006/picture">
+                  <pic:nvPicPr>
+                    <pic:cNvPr id="327791220" name=""/>
+                    <pic:cNvPicPr/>
+                  </pic:nvPicPr>
+                  <pic:blipFill>
+                    <a:blip r:embed="rId24"/>
+                    <a:stretch>
+                      <a:fillRect/>
+                    </a:stretch>
+                  </pic:blipFill>
+                  <pic:spPr>
+                    <a:xfrm>
+                      <a:off x="0" y="0"/>
+                      <a:ext cx="5944870" cy="1750060"/>
+                    </a:xfrm>
+                    <a:prstGeom prst="rect">
+                      <a:avLst/>
+                    </a:prstGeom>
+                  </pic:spPr>
+                </pic:pic>
+              </a:graphicData>
+            </a:graphic>
+          </wp:inline>
+        </w:drawing>
+      </w:r>
+    </w:p>
+    <w:p>
+      <w:pPr>
+        <w:pStyle w:val="APA7MA"/>
+        <w:rPr>
+          <w:lang w:val="es-PE"/>
+        </w:rPr>
+      </w:pPr>
+      <w:r>
+        <w:rPr>
+          <w:b/>
+          <w:bCs/>
+          <w:lang w:val="es-PE"/>
+        </w:rPr>
+        <w:t>Issues</w:t>
+      </w:r>
+    </w:p>
+    <w:p>
+      <w:pPr>
+        <w:pStyle w:val="APA7MA"/>
+        <w:rPr>
+          <w:lang w:val="es-PE"/>
+        </w:rPr>
+      </w:pPr>
+      <w:r>
+        <w:rPr>
+          <w:lang w:val="es-PE"/>
+        </w:rPr>
+        <w:t>Los Issues son tareas, problemas o ideas dentro de un proyecto.</w:t>
+      </w:r>
+    </w:p>
+    <w:p>
+      <w:pPr>
+        <w:pStyle w:val="APA7MA"/>
+        <w:rPr>
+          <w:lang w:val="es-PE"/>
+        </w:rPr>
+      </w:pPr>
+      <w:r>
+        <w:rPr>
+          <w:b/>
+          <w:bCs/>
+          <w:lang w:val="es-PE"/>
+        </w:rPr>
+        <w:t>¿Para qué sirven?</w:t>
+      </w:r>
+    </w:p>
+    <w:p>
+      <w:pPr>
+        <w:pStyle w:val="APA7MA"/>
+        <w:rPr>
+          <w:lang w:val="es-PE"/>
+        </w:rPr>
+      </w:pPr>
+      <w:r>
+        <w:rPr>
+          <w:lang w:val="es-PE"/>
+        </w:rPr>
+        <w:t>Se usan para:</w:t>
+      </w:r>
+    </w:p>
+    <w:p>
+      <w:pPr>
+        <w:pStyle w:val="APA7MA"/>
+        <w:rPr>
+          <w:lang w:val="es-PE"/>
+        </w:rPr>
+      </w:pPr>
+      <w:r>
+        <w:rPr>
+          <w:rFonts w:ascii="Segoe UI Symbol" w:hAnsi="Segoe UI Symbol" w:cs="Segoe UI Symbol"/>
+          <w:lang w:val="es-PE"/>
+        </w:rPr>
+        <w:t>✔</w:t>
+      </w:r>
+      <w:r>
+        <w:rPr>
+          <w:lang w:val="es-PE"/>
+        </w:rPr>
+        <w:t xml:space="preserve"> Reportar errores (bugs)</w:t>
+      </w:r>
+    </w:p>
+    <w:p>
+      <w:pPr>
+        <w:pStyle w:val="APA7MA"/>
+        <w:rPr>
+          <w:lang w:val="es-PE"/>
+        </w:rPr>
+      </w:pPr>
+      <w:r>
+        <w:rPr>
+          <w:rFonts w:ascii="Segoe UI Symbol" w:hAnsi="Segoe UI Symbol" w:cs="Segoe UI Symbol"/>
+          <w:lang w:val="es-PE"/>
+        </w:rPr>
+        <w:t>✔</w:t>
+      </w:r>
+      <w:r>
+        <w:rPr>
+          <w:lang w:val="es-PE"/>
+        </w:rPr>
+        <w:t xml:space="preserve"> Proponer nuevas funcionalidades</w:t>
+      </w:r>
+    </w:p>
+    <w:p>
+      <w:pPr>
+        <w:pStyle w:val="APA7MA"/>
+        <w:rPr>
+          <w:lang w:val="es-PE"/>
+        </w:rPr>
+      </w:pPr>
+      <w:r>
+        <w:rPr>
+          <w:rFonts w:ascii="Segoe UI Symbol" w:hAnsi="Segoe UI Symbol" w:cs="Segoe UI Symbol"/>
+          <w:lang w:val="es-PE"/>
+        </w:rPr>
+        <w:t>✔</w:t>
+      </w:r>
+      <w:r>
+        <w:rPr>
+          <w:lang w:val="es-PE"/>
+        </w:rPr>
+        <w:t xml:space="preserve"> Asignar tareas al equipo</w:t>
+      </w:r>
+    </w:p>
+    <w:p>
+      <w:pPr>
+        <w:pStyle w:val="APA7MA"/>
+        <w:rPr>
+          <w:lang w:val="es-PE"/>
+        </w:rPr>
+      </w:pPr>
+      <w:r>
+        <w:rPr>
+          <w:rFonts w:ascii="Segoe UI Symbol" w:hAnsi="Segoe UI Symbol" w:cs="Segoe UI Symbol"/>
+          <w:lang w:val="es-PE"/>
+        </w:rPr>
+        <w:t>✔</w:t>
+      </w:r>
+      <w:r>
+        <w:rPr>
+          <w:lang w:val="es-PE"/>
+        </w:rPr>
+        <w:t xml:space="preserve"> Llevar seguimiento del trabajo</w:t>
+      </w:r>
+    </w:p>
+    <w:p>
+      <w:pPr>
+        <w:pStyle w:val="APA7MA"/>
+        <w:rPr>
+          <w:lang w:val="es-PE"/>
+        </w:rPr>
+      </w:pPr>
+      <w:r>
+        <w:rPr>
+          <w:lang w:val="es-PE"/>
+        </w:rPr>
+        <w:lastRenderedPageBreak/>
+        <w:drawing>
+          <wp:inline distT="0" distB="0" distL="0" distR="0" wp14:anchorId="1A7C7BA2" wp14:editId="349FB744">
+            <wp:extent cx="1514686" cy="590632"/>
+            <wp:effectExtent l="0" t="0" r="9525" b="0"/>
+            <wp:docPr id="1362404125" name="Imagen 1"/>
+            <wp:cNvGraphicFramePr>
+              <a:graphicFrameLocks xmlns:a="http://schemas.openxmlformats.org/drawingml/2006/main" noChangeAspect="1"/>
+            </wp:cNvGraphicFramePr>
+            <a:graphic xmlns:a="http://schemas.openxmlformats.org/drawingml/2006/main">
+              <a:graphicData uri="http://schemas.openxmlformats.org/drawingml/2006/picture">
+                <pic:pic xmlns:pic="http://schemas.openxmlformats.org/drawingml/2006/picture">
+                  <pic:nvPicPr>
+                    <pic:cNvPr id="1362404125" name=""/>
+                    <pic:cNvPicPr/>
+                  </pic:nvPicPr>
+                  <pic:blipFill>
+                    <a:blip r:embed="rId25"/>
+                    <a:stretch>
+                      <a:fillRect/>
+                    </a:stretch>
+                  </pic:blipFill>
+                  <pic:spPr>
+                    <a:xfrm>
+                      <a:off x="0" y="0"/>
+                      <a:ext cx="1514686" cy="590632"/>
+                    </a:xfrm>
+                    <a:prstGeom prst="rect">
+                      <a:avLst/>
+                    </a:prstGeom>
+                  </pic:spPr>
+                </pic:pic>
+              </a:graphicData>
+            </a:graphic>
+          </wp:inline>
+        </w:drawing>
+      </w:r>
+    </w:p>
+    <w:p>
+      <w:pPr>
+        <w:pStyle w:val="APA7MA"/>
+        <w:rPr>
+          <w:lang w:val="es-PE"/>
+        </w:rPr>
+      </w:pPr>
+      <w:r>
+        <w:rPr>
+          <w:lang w:val="es-PE"/>
+        </w:rPr>
+        <w:drawing>
+          <wp:inline distT="0" distB="0" distL="0" distR="0" wp14:anchorId="66D96A81" wp14:editId="016E0E1B">
+            <wp:extent cx="5944870" cy="1967230"/>
+            <wp:effectExtent l="0" t="0" r="0" b="0"/>
+            <wp:docPr id="548287486" name="Imagen 1"/>
+            <wp:cNvGraphicFramePr>
+              <a:graphicFrameLocks xmlns:a="http://schemas.openxmlformats.org/drawingml/2006/main" noChangeAspect="1"/>
+            </wp:cNvGraphicFramePr>
+            <a:graphic xmlns:a="http://schemas.openxmlformats.org/drawingml/2006/main">
+              <a:graphicData uri="http://schemas.openxmlformats.org/drawingml/2006/picture">
+                <pic:pic xmlns:pic="http://schemas.openxmlformats.org/drawingml/2006/picture">
+                  <pic:nvPicPr>
+                    <pic:cNvPr id="548287486" name=""/>
+                    <pic:cNvPicPr/>
+                  </pic:nvPicPr>
+                  <pic:blipFill>
+                    <a:blip r:embed="rId26"/>
+                    <a:stretch>
+                      <a:fillRect/>
+                    </a:stretch>
+                  </pic:blipFill>
+                  <pic:spPr>
+                    <a:xfrm>
+                      <a:off x="0" y="0"/>
+                      <a:ext cx="5944870" cy="1967230"/>
+                    </a:xfrm>
+                    <a:prstGeom prst="rect">
+                      <a:avLst/>
+                    </a:prstGeom>
+                  </pic:spPr>
+                </pic:pic>
+              </a:graphicData>
+            </a:graphic>
+          </wp:inline>
+        </w:drawing>
+      </w:r>
+    </w:p>
+    <w:p>
+      <w:pPr>
+        <w:pStyle w:val="APA7MA"/>
+        <w:rPr>
+          <w:lang w:val="es-PE"/>
+        </w:rPr>
+      </w:pPr>
+      <w:r>
+        <w:rPr>
+          <w:b/>
+          <w:bCs/>
+          <w:lang w:val="es-PE"/>
+        </w:rPr>
+        <w:t>Configuracion de un Issue</w:t>
+      </w:r>
+    </w:p>
+    <w:p>
+      <w:pPr>
+        <w:pStyle w:val="APA7MA"/>
+        <w:numPr>
+          <w:ilvl w:val="0"/>
+          <w:numId w:val="101"/>
+        </w:numPr>
+        <w:rPr>
+          <w:lang w:val="es-PE"/>
+        </w:rPr>
+      </w:pPr>
+      <w:r>
+        <w:rPr>
+          <w:lang w:val="es-PE"/>
+        </w:rPr>
+        <w:t>Assignees (Asignados)</w:t>
+      </w:r>
+    </w:p>
+    <w:p>
+      <w:pPr>
+        <w:pStyle w:val="APA7MA"/>
+        <w:rPr>
+          <w:lang w:val="es-PE"/>
+        </w:rPr>
+      </w:pPr>
+      <w:r>
+        <w:rPr>
+          <w:lang w:val="es-PE"/>
+        </w:rPr>
+        <w:t>Indica quién está encargado del Issue</w:t>
+      </w:r>
+    </w:p>
+    <w:p>
+      <w:pPr>
+        <w:pStyle w:val="APA7MA"/>
+        <w:rPr>
+          <w:lang w:val="es-PE"/>
+        </w:rPr>
+      </w:pPr>
+      <w:r>
+        <w:rPr>
+          <w:rFonts w:ascii="Segoe UI Symbol" w:hAnsi="Segoe UI Symbol" w:cs="Segoe UI Symbol"/>
+          <w:lang w:val="es-PE"/>
+        </w:rPr>
+        <w:t>✔</w:t>
+      </w:r>
+      <w:r>
+        <w:rPr>
+          <w:lang w:val="es-PE"/>
+        </w:rPr>
+        <w:t xml:space="preserve"> En este caso elegi: Uriel4560</w:t>
+      </w:r>
+    </w:p>
+    <w:p>
+      <w:pPr>
+        <w:pStyle w:val="APA7MA"/>
+        <w:rPr>
+          <w:lang w:val="es-PE"/>
+        </w:rPr>
+      </w:pPr>
+      <w:r>
+        <w:rPr>
+          <w:rFonts w:ascii="Segoe UI Symbol" w:hAnsi="Segoe UI Symbol" w:cs="Segoe UI Symbol"/>
+          <w:lang w:val="es-PE"/>
+        </w:rPr>
+        <w:t>✔</w:t>
+      </w:r>
+      <w:r>
+        <w:rPr>
+          <w:lang w:val="es-PE"/>
+        </w:rPr>
+        <w:t xml:space="preserve"> Esa persona debe resolver la tarea</w:t>
+      </w:r>
+    </w:p>
+    <w:p>
+      <w:pPr>
+        <w:pStyle w:val="APA7MA"/>
+        <w:numPr>
+          <w:ilvl w:val="0"/>
+          <w:numId w:val="101"/>
+        </w:numPr>
+        <w:rPr>
+          <w:lang w:val="es-PE"/>
+        </w:rPr>
+      </w:pPr>
+      <w:r>
+        <w:rPr>
+          <w:lang w:val="es-PE"/>
+        </w:rPr>
+        <w:t>Labels (Etiquetas)</w:t>
+      </w:r>
+    </w:p>
+    <w:p>
+      <w:pPr>
+        <w:pStyle w:val="APA7MA"/>
+        <w:rPr>
+          <w:lang w:val="es-PE"/>
+        </w:rPr>
+      </w:pPr>
+      <w:r>
+        <w:rPr>
+          <w:lang w:val="es-PE"/>
+        </w:rPr>
+        <w:t>Clasifican el tipo de Issue</w:t>
+      </w:r>
+    </w:p>
+    <w:p>
+      <w:pPr>
+        <w:pStyle w:val="APA7MA"/>
+        <w:rPr>
+          <w:lang w:val="es-PE"/>
+        </w:rPr>
+      </w:pPr>
+      <w:r>
+        <w:rPr>
+          <w:lang w:val="es-PE"/>
+        </w:rPr>
+        <w:t>Ejemplo:</w:t>
+      </w:r>
+    </w:p>
+    <w:p>
+      <w:pPr>
+        <w:pStyle w:val="APA7MA"/>
+        <w:rPr>
+          <w:lang w:val="es-PE"/>
+        </w:rPr>
+      </w:pPr>
+      <w:r>
+        <w:rPr>
+          <w:lang w:val="es-PE"/>
+        </w:rPr>
+        <w:t>bug → error</w:t>
+      </w:r>
+    </w:p>
+    <w:p>
+      <w:pPr>
+        <w:pStyle w:val="APA7MA"/>
+        <w:rPr>
+          <w:lang w:val="es-PE"/>
+        </w:rPr>
+      </w:pPr>
+      <w:r>
+        <w:rPr>
+          <w:lang w:val="es-PE"/>
+        </w:rPr>
+        <w:t>feature → nueva funcionalidad</w:t>
+      </w:r>
+    </w:p>
+    <w:p>
+      <w:pPr>
+        <w:pStyle w:val="APA7MA"/>
+        <w:rPr>
+          <w:lang w:val="es-PE"/>
+        </w:rPr>
+      </w:pPr>
+      <w:r>
+        <w:rPr>
+          <w:lang w:val="es-PE"/>
+        </w:rPr>
+        <w:t>docs → documentación</w:t>
+      </w:r>
+    </w:p>
+    <w:p>
+      <w:pPr>
+        <w:pStyle w:val="APA7MA"/>
+        <w:rPr>
+          <w:lang w:val="es-PE"/>
+        </w:rPr>
+      </w:pPr>
+      <w:r>
+        <w:rPr>
+          <w:rFonts w:ascii="Segoe UI Symbol" w:hAnsi="Segoe UI Symbol" w:cs="Segoe UI Symbol"/>
+          <w:lang w:val="es-PE"/>
+        </w:rPr>
+        <w:lastRenderedPageBreak/>
+        <w:t>✔</w:t>
+      </w:r>
+      <w:r>
+        <w:rPr>
+          <w:lang w:val="es-PE"/>
+        </w:rPr>
+        <w:t xml:space="preserve"> En este caso: bug (error)</w:t>
+      </w:r>
+    </w:p>
+    <w:p>
+      <w:pPr>
+        <w:pStyle w:val="APA7MA"/>
+        <w:numPr>
+          <w:ilvl w:val="0"/>
+          <w:numId w:val="101"/>
+        </w:numPr>
+        <w:rPr>
+          <w:lang w:val="es-PE"/>
+        </w:rPr>
+      </w:pPr>
+      <w:r>
+        <w:rPr>
+          <w:lang w:val="es-PE"/>
+        </w:rPr>
+        <w:t>Projects (Proyecto / Kanban)</w:t>
+      </w:r>
+    </w:p>
+    <w:p>
+      <w:pPr>
+        <w:pStyle w:val="APA7MA"/>
+        <w:rPr>
+          <w:lang w:val="es-PE"/>
+        </w:rPr>
+      </w:pPr>
+      <w:r>
+        <w:rPr>
+          <w:lang w:val="es-PE"/>
+        </w:rPr>
+        <w:t>Muestra en qué tablero está el Issue</w:t>
+      </w:r>
+    </w:p>
+    <w:p>
+      <w:pPr>
+        <w:pStyle w:val="APA7MA"/>
+        <w:rPr>
+          <w:lang w:val="es-PE"/>
+        </w:rPr>
+      </w:pPr>
+      <w:r>
+        <w:rPr>
+          <w:rFonts w:ascii="Segoe UI Symbol" w:hAnsi="Segoe UI Symbol" w:cs="Segoe UI Symbol"/>
+          <w:lang w:val="es-PE"/>
+        </w:rPr>
+        <w:t>✔</w:t>
+      </w:r>
+      <w:r>
+        <w:rPr>
+          <w:lang w:val="es-PE"/>
+        </w:rPr>
+        <w:t xml:space="preserve"> UrbanFlow → tu proyecto</w:t>
+      </w:r>
+    </w:p>
+    <w:p>
+      <w:pPr>
+        <w:pStyle w:val="APA7MA"/>
+        <w:rPr>
+          <w:lang w:val="es-PE"/>
+        </w:rPr>
+      </w:pPr>
+      <w:r>
+        <w:rPr>
+          <w:rFonts w:ascii="Segoe UI Symbol" w:hAnsi="Segoe UI Symbol" w:cs="Segoe UI Symbol"/>
+          <w:lang w:val="es-PE"/>
+        </w:rPr>
+        <w:t>✔</w:t>
+      </w:r>
+      <w:r>
+        <w:rPr>
+          <w:lang w:val="es-PE"/>
+        </w:rPr>
+        <w:t xml:space="preserve"> Status: Backlog → está pendiente (aún no se trabaja)</w:t>
+      </w:r>
+    </w:p>
+    <w:p>
+      <w:pPr>
+        <w:pStyle w:val="APA7MA"/>
+        <w:numPr>
+          <w:ilvl w:val="0"/>
+          <w:numId w:val="101"/>
+        </w:numPr>
+        <w:rPr>
+          <w:lang w:val="es-PE"/>
+        </w:rPr>
+      </w:pPr>
+      <w:r>
+        <w:rPr>
+          <w:lang w:val="es-PE"/>
+        </w:rPr>
+        <w:t>Milestone</w:t>
+      </w:r>
+    </w:p>
+    <w:p>
+      <w:pPr>
+        <w:pStyle w:val="APA7MA"/>
+        <w:rPr>
+          <w:lang w:val="es-PE"/>
+        </w:rPr>
+      </w:pPr>
+      <w:r>
+        <w:rPr>
+          <w:lang w:val="es-PE"/>
+        </w:rPr>
+        <w:t>Sirve para agrupar tareas por objetivos o fases</w:t>
+      </w:r>
+    </w:p>
+    <w:p>
+      <w:pPr>
+        <w:pStyle w:val="APA7MA"/>
+        <w:rPr>
+          <w:lang w:val="es-PE"/>
+        </w:rPr>
+      </w:pPr>
+      <w:r>
+        <w:rPr>
+          <w:rFonts w:ascii="Segoe UI Symbol" w:hAnsi="Segoe UI Symbol" w:cs="Segoe UI Symbol"/>
+          <w:lang w:val="es-PE"/>
+        </w:rPr>
+        <w:t>✔</w:t>
+      </w:r>
+      <w:r>
+        <w:rPr>
+          <w:lang w:val="es-PE"/>
+        </w:rPr>
+        <w:t xml:space="preserve"> En tu caso: no estoy usando (No milestone)</w:t>
+      </w:r>
+    </w:p>
+    <w:p>
+      <w:pPr>
+        <w:pStyle w:val="APA7MA"/>
+        <w:numPr>
+          <w:ilvl w:val="0"/>
+          <w:numId w:val="101"/>
+        </w:numPr>
+        <w:rPr>
+          <w:lang w:val="es-PE"/>
+        </w:rPr>
+      </w:pPr>
+      <w:r>
+        <w:rPr>
+          <w:lang w:val="es-PE"/>
+        </w:rPr>
+        <w:t>Relationships</w:t>
+      </w:r>
+    </w:p>
+    <w:p>
+      <w:pPr>
+        <w:pStyle w:val="APA7MA"/>
+        <w:rPr>
+          <w:lang w:val="es-PE"/>
+        </w:rPr>
+      </w:pPr>
+      <w:r>
+        <w:rPr>
+          <w:lang w:val="es-PE"/>
+        </w:rPr>
+        <w:t>No se relaciona este Issue con otros</w:t>
+      </w:r>
+    </w:p>
+    <w:p>
+      <w:pPr>
+        <w:pStyle w:val="APA7MA"/>
+        <w:rPr>
+          <w:lang w:val="es-PE"/>
+        </w:rPr>
+      </w:pPr>
+      <w:r>
+        <w:rPr>
+          <w:rFonts w:ascii="Segoe UI Symbol" w:hAnsi="Segoe UI Symbol" w:cs="Segoe UI Symbol"/>
+          <w:lang w:val="es-PE"/>
+        </w:rPr>
+        <w:t>✔</w:t>
+      </w:r>
+      <w:r>
+        <w:rPr>
+          <w:lang w:val="es-PE"/>
+        </w:rPr>
+        <w:t xml:space="preserve"> Ej: dependencias o tareas relacionadas</w:t>
+      </w:r>
+    </w:p>
+    <w:p>
+      <w:pPr>
+        <w:pStyle w:val="APA7MA"/>
+        <w:rPr>
+          <w:lang w:val="es-PE"/>
+        </w:rPr>
+      </w:pPr>
+      <w:r>
+        <w:rPr>
+          <w:rFonts w:ascii="Segoe UI Symbol" w:hAnsi="Segoe UI Symbol" w:cs="Segoe UI Symbol"/>
+          <w:lang w:val="es-PE"/>
+        </w:rPr>
+        <w:t>✔</w:t>
+      </w:r>
+      <w:r>
+        <w:rPr>
+          <w:lang w:val="es-PE"/>
+        </w:rPr>
+        <w:t xml:space="preserve"> Ahora: vacío</w:t>
+      </w:r>
+    </w:p>
+    <w:p>
+      <w:pPr>
+        <w:pStyle w:val="APA7MA"/>
+        <w:numPr>
+          <w:ilvl w:val="0"/>
+          <w:numId w:val="101"/>
+        </w:numPr>
+        <w:rPr>
+          <w:lang w:val="es-PE"/>
+        </w:rPr>
+      </w:pPr>
+      <w:r>
+        <w:rPr>
+          <w:lang w:val="es-PE"/>
+        </w:rPr>
+        <w:t>Development</w:t>
+      </w:r>
+    </w:p>
+    <w:p>
+      <w:pPr>
+        <w:pStyle w:val="APA7MA"/>
+        <w:rPr>
+          <w:lang w:val="es-PE"/>
+        </w:rPr>
+      </w:pPr>
+      <w:r>
+        <w:rPr>
+          <w:lang w:val="es-PE"/>
+        </w:rPr>
+        <w:t>Permite:</w:t>
+      </w:r>
+    </w:p>
+    <w:p>
+      <w:pPr>
+        <w:pStyle w:val="APA7MA"/>
+        <w:rPr>
+          <w:lang w:val="es-PE"/>
+        </w:rPr>
+      </w:pPr>
+      <w:r>
+        <w:rPr>
+          <w:lang w:val="es-PE"/>
+        </w:rPr>
+        <w:t>Crear una rama desde el Issue</w:t>
+      </w:r>
+    </w:p>
+    <w:p>
+      <w:pPr>
+        <w:pStyle w:val="APA7MA"/>
+        <w:rPr>
+          <w:lang w:val="es-PE"/>
+        </w:rPr>
+      </w:pPr>
+      <w:r>
+        <w:rPr>
+          <w:lang w:val="es-PE"/>
+        </w:rPr>
+        <w:t>Vincular un Pull Request</w:t>
+      </w:r>
+    </w:p>
+    <w:p>
+      <w:pPr>
+        <w:pStyle w:val="APA7MA"/>
+        <w:rPr>
+          <w:lang w:val="es-PE"/>
+        </w:rPr>
+      </w:pPr>
+      <w:r>
+        <w:rPr>
+          <w:rFonts w:ascii="Segoe UI Symbol" w:hAnsi="Segoe UI Symbol" w:cs="Segoe UI Symbol"/>
+          <w:lang w:val="es-PE"/>
+        </w:rPr>
+        <w:t>✔</w:t>
+      </w:r>
+      <w:r>
+        <w:rPr>
+          <w:lang w:val="es-PE"/>
+        </w:rPr>
+        <w:t xml:space="preserve"> Sirve para conectar código con la tarea</w:t>
+      </w:r>
+    </w:p>
+    <w:p>
+      <w:pPr>
+        <w:pStyle w:val="APA7MA"/>
+        <w:rPr>
+          <w:lang w:val="es-PE"/>
+        </w:rPr>
+      </w:pPr>
+      <w:r>
+        <w:rPr>
+          <w:lang w:val="es-PE"/>
+        </w:rPr>
+        <w:lastRenderedPageBreak/>
+        <w:drawing>
+          <wp:inline distT="0" distB="0" distL="0" distR="0" wp14:anchorId="3966D2CE" wp14:editId="0E467387">
+            <wp:extent cx="5577840" cy="3493746"/>
+            <wp:effectExtent l="0" t="0" r="3810" b="0"/>
+            <wp:docPr id="754678776" name="Imagen 1"/>
+            <wp:cNvGraphicFramePr>
+              <a:graphicFrameLocks xmlns:a="http://schemas.openxmlformats.org/drawingml/2006/main" noChangeAspect="1"/>
+            </wp:cNvGraphicFramePr>
+            <a:graphic xmlns:a="http://schemas.openxmlformats.org/drawingml/2006/main">
+              <a:graphicData uri="http://schemas.openxmlformats.org/drawingml/2006/picture">
+                <pic:pic xmlns:pic="http://schemas.openxmlformats.org/drawingml/2006/picture">
+                  <pic:nvPicPr>
+                    <pic:cNvPr id="754678776" name=""/>
+                    <pic:cNvPicPr/>
+                  </pic:nvPicPr>
+                  <pic:blipFill>
+                    <a:blip r:embed="rId27"/>
+                    <a:stretch>
+                      <a:fillRect/>
+                    </a:stretch>
+                  </pic:blipFill>
+                  <pic:spPr>
+                    <a:xfrm>
+                      <a:off x="0" y="0"/>
+                      <a:ext cx="5579429" cy="3494741"/>
+                    </a:xfrm>
+                    <a:prstGeom prst="rect">
+                      <a:avLst/>
+                    </a:prstGeom>
+                  </pic:spPr>
+                </pic:pic>
+              </a:graphicData>
+            </a:graphic>
+          </wp:inline>
+        </w:drawing>
+      </w:r>
+    </w:p>
+    <w:p>
+      <w:pPr>
+        <w:pStyle w:val="APA7MA"/>
+        <w:rPr>
+          <w:lang w:val="es-PE"/>
+        </w:rPr>
+      </w:pPr>
+      <w:r>
+        <w:rPr>
+          <w:b/>
+          <w:bCs/>
+          <w:lang w:val="es-PE"/>
+        </w:rPr>
+        <w:t>Tablero Kanban</w:t>
+      </w:r>
+    </w:p>
+    <w:p>
+      <w:pPr>
+        <w:pStyle w:val="APA7MA"/>
+        <w:rPr>
+          <w:lang w:val="es-PE"/>
+        </w:rPr>
+      </w:pPr>
+      <w:r>
+        <w:rPr>
+          <w:lang w:val="es-PE"/>
+        </w:rPr>
+        <w:t>Es una herramienta visual para organizar y controlar tareas de un proyecto.</w:t>
+      </w:r>
+    </w:p>
+    <w:p>
+      <w:pPr>
+        <w:pStyle w:val="APA7MA"/>
+        <w:rPr>
+          <w:lang w:val="es-PE"/>
+        </w:rPr>
+      </w:pPr>
+      <w:r>
+        <w:rPr>
+          <w:lang w:val="es-PE"/>
+        </w:rPr>
+        <w:t>¿Para qué sirve?</w:t>
+      </w:r>
+    </w:p>
+    <w:p>
+      <w:pPr>
+        <w:pStyle w:val="APA7MA"/>
+        <w:rPr>
+          <w:lang w:val="es-PE"/>
+        </w:rPr>
+      </w:pPr>
+      <w:r>
+        <w:rPr>
+          <w:rFonts w:ascii="Segoe UI Symbol" w:hAnsi="Segoe UI Symbol" w:cs="Segoe UI Symbol"/>
+          <w:lang w:val="es-PE"/>
+        </w:rPr>
+        <w:t>✔</w:t>
+      </w:r>
+      <w:r>
+        <w:rPr>
+          <w:lang w:val="es-PE"/>
+        </w:rPr>
+        <w:t xml:space="preserve"> Organizar el trabajo</w:t>
+      </w:r>
+    </w:p>
+    <w:p>
+      <w:pPr>
+        <w:pStyle w:val="APA7MA"/>
+        <w:rPr>
+          <w:lang w:val="es-PE"/>
+        </w:rPr>
+      </w:pPr>
+      <w:r>
+        <w:rPr>
+          <w:rFonts w:ascii="Segoe UI Symbol" w:hAnsi="Segoe UI Symbol" w:cs="Segoe UI Symbol"/>
+          <w:lang w:val="es-PE"/>
+        </w:rPr>
+        <w:t>✔</w:t>
+      </w:r>
+      <w:r>
+        <w:rPr>
+          <w:lang w:val="es-PE"/>
+        </w:rPr>
+        <w:t xml:space="preserve"> Ver el progreso del proyecto</w:t>
+      </w:r>
+    </w:p>
+    <w:p>
+      <w:pPr>
+        <w:pStyle w:val="APA7MA"/>
+        <w:rPr>
+          <w:lang w:val="es-PE"/>
+        </w:rPr>
+      </w:pPr>
+      <w:r>
+        <w:rPr>
+          <w:rFonts w:ascii="Segoe UI Symbol" w:hAnsi="Segoe UI Symbol" w:cs="Segoe UI Symbol"/>
+          <w:lang w:val="es-PE"/>
+        </w:rPr>
+        <w:t>✔</w:t>
+      </w:r>
+      <w:r>
+        <w:rPr>
+          <w:lang w:val="es-PE"/>
+        </w:rPr>
+        <w:t xml:space="preserve"> Mejorar el trabajo en equipo</w:t>
+      </w:r>
+    </w:p>
+    <w:p>
+      <w:pPr>
+        <w:pStyle w:val="APA7MA"/>
+        <w:rPr>
+          <w:lang w:val="es-PE"/>
+        </w:rPr>
+      </w:pPr>
+      <w:r>
+        <w:rPr>
+          <w:rFonts w:ascii="Segoe UI Symbol" w:hAnsi="Segoe UI Symbol" w:cs="Segoe UI Symbol"/>
+          <w:lang w:val="es-PE"/>
+        </w:rPr>
+        <w:t>✔</w:t>
+      </w:r>
+      <w:r>
+        <w:rPr>
+          <w:lang w:val="es-PE"/>
+        </w:rPr>
+        <w:t xml:space="preserve"> Controlar tareas fácilmente</w:t>
+      </w:r>
+    </w:p>
+    <w:p>
+      <w:pPr>
+        <w:pStyle w:val="APA7MA"/>
+        <w:rPr>
+          <w:lang w:val="es-PE"/>
+        </w:rPr>
+      </w:pPr>
+      <w:r>
+        <w:rPr>
+          <w:b/>
+          <w:bCs/>
+          <w:lang w:val="es-PE"/>
+        </w:rPr>
+        <w:t>¿Cómo funciona?</w:t>
+      </w:r>
+    </w:p>
+    <w:p>
+      <w:pPr>
+        <w:pStyle w:val="APA7MA"/>
+        <w:rPr>
+          <w:lang w:val="es-PE"/>
+        </w:rPr>
+      </w:pPr>
+      <w:r>
+        <w:rPr>
+          <w:lang w:val="es-PE"/>
+        </w:rPr>
+        <w:t>Se divide en columnas, por ejemplo:</w:t>
+      </w:r>
+    </w:p>
+    <w:p>
+      <w:pPr>
+        <w:pStyle w:val="APA7MA"/>
+        <w:numPr>
+          <w:ilvl w:val="0"/>
+          <w:numId w:val="101"/>
+        </w:numPr>
+        <w:rPr>
+          <w:lang w:val="es-PE"/>
+        </w:rPr>
+      </w:pPr>
+      <w:r>
+        <w:rPr>
+          <w:lang w:val="es-PE"/>
+        </w:rPr>
+        <w:lastRenderedPageBreak/>
+        <w:t>Pendiente (To Do) → tareas por hacer</w:t>
+      </w:r>
+    </w:p>
+    <w:p>
+      <w:pPr>
+        <w:pStyle w:val="APA7MA"/>
+        <w:numPr>
+          <w:ilvl w:val="0"/>
+          <w:numId w:val="101"/>
+        </w:numPr>
+        <w:rPr>
+          <w:lang w:val="es-PE"/>
+        </w:rPr>
+      </w:pPr>
+      <w:r>
+        <w:rPr>
+          <w:lang w:val="es-PE"/>
+        </w:rPr>
+        <w:t xml:space="preserve"> En proceso (In Progress) → tareas en desarrollo</w:t>
+      </w:r>
+    </w:p>
+    <w:p>
+      <w:pPr>
+        <w:pStyle w:val="APA7MA"/>
+        <w:numPr>
+          <w:ilvl w:val="0"/>
+          <w:numId w:val="101"/>
+        </w:numPr>
+        <w:rPr>
+          <w:lang w:val="es-PE"/>
+        </w:rPr>
+      </w:pPr>
+      <w:r>
+        <w:rPr>
+          <w:lang w:val="es-PE"/>
+        </w:rPr>
+        <w:t>Terminado (Done) → tareas completadas</w:t>
+      </w:r>
+    </w:p>
+    <w:p>
+      <w:pPr>
+        <w:pStyle w:val="APA7MA"/>
+        <w:rPr>
+          <w:lang w:val="es-PE"/>
+        </w:rPr>
+      </w:pPr>
+      <w:r>
+        <w:rPr>
+          <w:lang w:val="es-PE"/>
+        </w:rPr>
+        <w:drawing>
+          <wp:inline distT="0" distB="0" distL="0" distR="0" wp14:anchorId="41E3F83C" wp14:editId="167AF606">
+            <wp:extent cx="5944870" cy="2611120"/>
+            <wp:effectExtent l="0" t="0" r="0" b="0"/>
+            <wp:docPr id="643680232" name="Imagen 1"/>
+            <wp:cNvGraphicFramePr>
+              <a:graphicFrameLocks xmlns:a="http://schemas.openxmlformats.org/drawingml/2006/main" noChangeAspect="1"/>
+            </wp:cNvGraphicFramePr>
+            <a:graphic xmlns:a="http://schemas.openxmlformats.org/drawingml/2006/main">
+              <a:graphicData uri="http://schemas.openxmlformats.org/drawingml/2006/picture">
+                <pic:pic xmlns:pic="http://schemas.openxmlformats.org/drawingml/2006/picture">
+                  <pic:nvPicPr>
+                    <pic:cNvPr id="643680232" name=""/>
+                    <pic:cNvPicPr/>
+                  </pic:nvPicPr>
+                  <pic:blipFill>
+                    <a:blip r:embed="rId28"/>
+                    <a:stretch>
+                      <a:fillRect/>
+                    </a:stretch>
+                  </pic:blipFill>
+                  <pic:spPr>
+                    <a:xfrm>
+                      <a:off x="0" y="0"/>
+                      <a:ext cx="5944870" cy="2611120"/>
+                    </a:xfrm>
+                    <a:prstGeom prst="rect">
+                      <a:avLst/>
+                    </a:prstGeom>
+                  </pic:spPr>
+                </pic:pic>
+              </a:graphicData>
+            </a:graphic>
+          </wp:inline>
+        </w:drawing>
+      </w:r>
+    </w:p>
+    <w:p>
+      <w:pPr>
+        <w:pStyle w:val="APA7MA"/>
+        <w:rPr>
+          <w:lang w:val="es-PE"/>
+        </w:rPr>
+      </w:pPr>
+      <w:r>
+        <w:rPr>
+          <w:lang w:val="en-US"/>
+        </w:rPr>
+        <w:t>10</w:t>
+      </w:r>
+      <w:r>
+        <w:rPr>
+          <w:lang w:val="en-US"/>
+        </w:rPr>
+        <w:t>. Resultados y Palabras clave</w:t>
       </w:r>
       <w:r>
         <w:rPr>
@@ -3733,13 +6405,182 @@
     <w:p>
       <w:pPr>
         <w:pStyle w:val="APA7MA"/>
-        <w:rPr>
-          <w:lang w:val="es-PE"/>
-        </w:rPr>
       </w:pPr>
       <w:r>
         <w:t>Sistema, Inventario, Pedidos, Spring Boot, MySQL, API REST, Desarrollo, Arquitectura en capas, Ropa.</w:t>
       </w:r>
+    </w:p>
+    <w:p>
+      <w:pPr>
+        <w:pStyle w:val="APA7MA"/>
+      </w:pPr>
+    </w:p>
+    <w:p>
+      <w:pPr>
+        <w:pStyle w:val="APA7MA"/>
+      </w:pPr>
+      <w:r>
+        <w:t>11. Conclusiones</w:t>
+      </w:r>
+    </w:p>
+    <w:p>
+      <w:pPr>
+        <w:pStyle w:val="APA7MA"/>
+        <w:rPr>
+          <w:lang w:val="es-PE"/>
+        </w:rPr>
+      </w:pPr>
+      <w:r>
+        <w:lastRenderedPageBreak/>
+        <w:t xml:space="preserve">- </w:t>
+      </w:r>
+      <w:r>
+        <w:rPr>
+          <w:lang w:val="es-PE"/>
+        </w:rPr>
+        <w:t>El desarrollo del sistema UrbanFlow permitió aplicar herramientas modernas como</w:t>
+      </w:r>
+    </w:p>
+    <w:p>
+      <w:pPr>
+        <w:pStyle w:val="APA7MA"/>
+        <w:rPr>
+          <w:lang w:val="es-PE"/>
+        </w:rPr>
+      </w:pPr>
+      <w:r>
+        <w:rPr>
+          <w:lang w:val="es-PE"/>
+        </w:rPr>
+        <w:t>Spring Boot, MySQL, Git y GitHub para optimizar la gestión de pedidos e inventario en</w:t>
+      </w:r>
+    </w:p>
+    <w:p>
+      <w:pPr>
+        <w:pStyle w:val="APA7MA"/>
+        <w:rPr>
+          <w:lang w:val="es-PE"/>
+        </w:rPr>
+      </w:pPr>
+      <w:r>
+        <w:rPr>
+          <w:lang w:val="es-PE"/>
+        </w:rPr>
+        <w:t>una tienda de ropa, mejorando la organización y el control de la información.</w:t>
+      </w:r>
+    </w:p>
+    <w:p>
+      <w:pPr>
+        <w:pStyle w:val="APA7MA"/>
+      </w:pPr>
+    </w:p>
+    <w:p>
+      <w:pPr>
+        <w:pStyle w:val="APA7MA"/>
+      </w:pPr>
+      <w:r>
+        <w:rPr>
+          <w:lang w:val="es-PE"/>
+        </w:rPr>
+        <w:t xml:space="preserve">- </w:t>
+      </w:r>
+      <w:r>
+        <w:t>La implementación de metodologías ágiles como Scrum facilitó el trabajo colaborativo</w:t>
+      </w:r>
+    </w:p>
+    <w:p>
+      <w:pPr>
+        <w:pStyle w:val="APA7MA"/>
+      </w:pPr>
+      <w:r>
+        <w:t>del equipo, permitiendo distribuir tareas, realizar seguimiento del progreso y cumplir los</w:t>
+      </w:r>
+    </w:p>
+    <w:p>
+      <w:pPr>
+        <w:pStyle w:val="APA7MA"/>
+      </w:pPr>
+      <w:r>
+        <w:t>objetivos planteados de manera eficiente.</w:t>
+      </w:r>
+    </w:p>
+    <w:p>
+      <w:pPr>
+        <w:pStyle w:val="APA7MA"/>
+      </w:pPr>
+    </w:p>
+    <w:p>
+      <w:pPr>
+        <w:pStyle w:val="APA7MA"/>
+      </w:pPr>
+      <w:r>
+        <w:rPr>
+          <w:lang w:val="es-PE"/>
+        </w:rPr>
+        <w:t xml:space="preserve">- </w:t>
+      </w:r>
+      <w:r>
+        <w:t>El uso de GitHub, ramas, commits, pull requests e issues ayudó a mantener un</w:t>
+      </w:r>
+    </w:p>
+    <w:p>
+      <w:pPr>
+        <w:pStyle w:val="APA7MA"/>
+      </w:pPr>
+      <w:r>
+        <w:t>desarrollo ordenado, seguro y controlado, favoreciendo la integración de cambios y la</w:t>
+      </w:r>
+    </w:p>
+    <w:p>
+      <w:pPr>
+        <w:pStyle w:val="APA7MA"/>
+      </w:pPr>
+      <w:r>
+        <w:t xml:space="preserve">colaboración entre los integrantes del proyecto. </w:t>
+      </w:r>
+    </w:p>
+    <w:p>
+      <w:pPr>
+        <w:pStyle w:val="APA7MA"/>
+      </w:pPr>
+    </w:p>
+    <w:p>
+      <w:pPr>
+        <w:pStyle w:val="APA7MA"/>
+      </w:pPr>
+      <w:r>
+        <w:rPr>
+          <w:lang w:val="es-PE"/>
+        </w:rPr>
+        <w:t xml:space="preserve">- </w:t>
+      </w:r>
+      <w:r>
+        <w:t>El tablero Kanban permitió visualizar el estado de las tareas en cada etapa del proyecto,</w:t>
+      </w:r>
+    </w:p>
+    <w:p>
+      <w:pPr>
+        <w:pStyle w:val="APA7MA"/>
+      </w:pPr>
+      <w:r>
+        <w:t>mejorando la comunicación, la productividad y el seguimiento de las actividades hasta su</w:t>
+      </w:r>
+    </w:p>
+    <w:p>
+      <w:pPr>
+        <w:pStyle w:val="APA7MA"/>
+      </w:pPr>
+      <w:r>
+        <w:t>finalización.</w:t>
+      </w:r>
+    </w:p>
+    <w:p>
+      <w:pPr>
+        <w:pStyle w:val="APA7MA"/>
+        <w:rPr>
+          <w:lang w:val="es-PE"/>
+        </w:rPr>
+      </w:pPr>
     </w:p>
     <w:sectPr>
       <w:type w:val="continuous"/>
@@ -4500,6 +7341,155 @@
     </w:lvl>
   </w:abstractNum>
   <w:abstractNum w:abstractNumId="5" w15:restartNumberingAfterBreak="0">
+    <w:nsid w:val="04AB476E"/>
+    <w:multiLevelType w:val="multilevel"/>
+    <w:tmpl w:val="24483BE2"/>
+    <w:lvl w:ilvl="0">
+      <w:start w:val="1"/>
+      <w:numFmt w:val="bullet"/>
+      <w:lvlText w:val=""/>
+      <w:lvlJc w:val="left"/>
+      <w:pPr>
+        <w:tabs>
+          <w:tab w:val="num" w:pos="720"/>
+        </w:tabs>
+        <w:ind w:left="720" w:hanging="360"/>
+      </w:pPr>
+      <w:rPr>
+        <w:rFonts w:ascii="Symbol" w:hAnsi="Symbol" w:hint="default"/>
+        <w:sz w:val="20"/>
+      </w:rPr>
+    </w:lvl>
+    <w:lvl w:ilvl="1" w:tentative="1">
+      <w:start w:val="1"/>
+      <w:numFmt w:val="bullet"/>
+      <w:lvlText w:val="o"/>
+      <w:lvlJc w:val="left"/>
+      <w:pPr>
+        <w:tabs>
+          <w:tab w:val="num" w:pos="1440"/>
+        </w:tabs>
+        <w:ind w:left="1440" w:hanging="360"/>
+      </w:pPr>
+      <w:rPr>
+        <w:rFonts w:ascii="Courier New" w:hAnsi="Courier New" w:hint="default"/>
+        <w:sz w:val="20"/>
+      </w:rPr>
+    </w:lvl>
+    <w:lvl w:ilvl="2" w:tentative="1">
+      <w:start w:val="1"/>
+      <w:numFmt w:val="bullet"/>
+      <w:lvlText w:val=""/>
+      <w:lvlJc w:val="left"/>
+      <w:pPr>
+        <w:tabs>
+          <w:tab w:val="num" w:pos="2160"/>
+        </w:tabs>
+        <w:ind w:left="2160" w:hanging="360"/>
+      </w:pPr>
+      <w:rPr>
+        <w:rFonts w:ascii="Wingdings" w:hAnsi="Wingdings" w:hint="default"/>
+        <w:sz w:val="20"/>
+      </w:rPr>
+    </w:lvl>
+    <w:lvl w:ilvl="3" w:tentative="1">
+      <w:start w:val="1"/>
+      <w:numFmt w:val="bullet"/>
+      <w:lvlText w:val=""/>
+      <w:lvlJc w:val="left"/>
+      <w:pPr>
+        <w:tabs>
+          <w:tab w:val="num" w:pos="2880"/>
+        </w:tabs>
+        <w:ind w:left="2880" w:hanging="360"/>
+      </w:pPr>
+      <w:rPr>
+        <w:rFonts w:ascii="Wingdings" w:hAnsi="Wingdings" w:hint="default"/>
+        <w:sz w:val="20"/>
+      </w:rPr>
+    </w:lvl>
+    <w:lvl w:ilvl="4" w:tentative="1">
+      <w:start w:val="1"/>
+      <w:numFmt w:val="bullet"/>
+      <w:lvlText w:val=""/>
+      <w:lvlJc w:val="left"/>
+      <w:pPr>
+        <w:tabs>
+          <w:tab w:val="num" w:pos="3600"/>
+        </w:tabs>
+        <w:ind w:left="3600" w:hanging="360"/>
+      </w:pPr>
+      <w:rPr>
+        <w:rFonts w:ascii="Wingdings" w:hAnsi="Wingdings" w:hint="default"/>
+        <w:sz w:val="20"/>
+      </w:rPr>
+    </w:lvl>
+    <w:lvl w:ilvl="5" w:tentative="1">
+      <w:start w:val="1"/>
+      <w:numFmt w:val="bullet"/>
+      <w:lvlText w:val=""/>
+      <w:lvlJc w:val="left"/>
+      <w:pPr>
+        <w:tabs>
+          <w:tab w:val="num" w:pos="4320"/>
+        </w:tabs>
+        <w:ind w:left="4320" w:hanging="360"/>
+      </w:pPr>
+      <w:rPr>
+        <w:rFonts w:ascii="Wingdings" w:hAnsi="Wingdings" w:hint="default"/>
+        <w:sz w:val="20"/>
+      </w:rPr>
+    </w:lvl>
+    <w:lvl w:ilvl="6" w:tentative="1">
+      <w:start w:val="1"/>
+      <w:numFmt w:val="bullet"/>
+      <w:lvlText w:val=""/>
+      <w:lvlJc w:val="left"/>
+      <w:pPr>
+        <w:tabs>
+          <w:tab w:val="num" w:pos="5040"/>
+        </w:tabs>
+        <w:ind w:left="5040" w:hanging="360"/>
+      </w:pPr>
+      <w:rPr>
+        <w:rFonts w:ascii="Wingdings" w:hAnsi="Wingdings" w:hint="default"/>
+        <w:sz w:val="20"/>
+      </w:rPr>
+    </w:lvl>
+    <w:lvl w:ilvl="7" w:tentative="1">
+      <w:start w:val="1"/>
+      <w:numFmt w:val="bullet"/>
+      <w:lvlText w:val=""/>
+      <w:lvlJc w:val="left"/>
+      <w:pPr>
+        <w:tabs>
+          <w:tab w:val="num" w:pos="5760"/>
+        </w:tabs>
+        <w:ind w:left="5760" w:hanging="360"/>
+      </w:pPr>
+      <w:rPr>
+        <w:rFonts w:ascii="Wingdings" w:hAnsi="Wingdings" w:hint="default"/>
+        <w:sz w:val="20"/>
+      </w:rPr>
+    </w:lvl>
+    <w:lvl w:ilvl="8" w:tentative="1">
+      <w:start w:val="1"/>
+      <w:numFmt w:val="bullet"/>
+      <w:lvlText w:val=""/>
+      <w:lvlJc w:val="left"/>
+      <w:pPr>
+        <w:tabs>
+          <w:tab w:val="num" w:pos="6480"/>
+        </w:tabs>
+        <w:ind w:left="6480" w:hanging="360"/>
+      </w:pPr>
+      <w:rPr>
+        <w:rFonts w:ascii="Wingdings" w:hAnsi="Wingdings" w:hint="default"/>
+        <w:sz w:val="20"/>
+      </w:rPr>
+    </w:lvl>
+  </w:abstractNum>
+  <w:abstractNum w:abstractNumId="6" w15:restartNumberingAfterBreak="0">
     <w:nsid w:val="07353CAB"/>
     <w:multiLevelType w:val="multilevel"/>
     <w:tmpl w:val="3BDE155E"/>
@@ -4648,7 +7638,7 @@
       </w:rPr>
     </w:lvl>
   </w:abstractNum>
-  <w:abstractNum w:abstractNumId="6" w15:restartNumberingAfterBreak="0">
+  <w:abstractNum w:abstractNumId="7" w15:restartNumberingAfterBreak="0">
     <w:nsid w:val="0791747A"/>
     <w:multiLevelType w:val="multilevel"/>
     <w:tmpl w:val="5E66D9FA"/>
@@ -4797,7 +7787,7 @@
       </w:rPr>
     </w:lvl>
   </w:abstractNum>
-  <w:abstractNum w:abstractNumId="7" w15:restartNumberingAfterBreak="0">
+  <w:abstractNum w:abstractNumId="8" w15:restartNumberingAfterBreak="0">
     <w:nsid w:val="083F1575"/>
     <w:multiLevelType w:val="multilevel"/>
     <w:tmpl w:val="BECC259C"/>
@@ -4946,7 +7936,7 @@
       </w:rPr>
     </w:lvl>
   </w:abstractNum>
-  <w:abstractNum w:abstractNumId="8" w15:restartNumberingAfterBreak="0">
+  <w:abstractNum w:abstractNumId="9" w15:restartNumberingAfterBreak="0">
     <w:nsid w:val="098150FC"/>
     <w:multiLevelType w:val="multilevel"/>
     <w:tmpl w:val="1C4E5A9C"/>
@@ -5095,7 +8085,7 @@
       </w:rPr>
     </w:lvl>
   </w:abstractNum>
-  <w:abstractNum w:abstractNumId="9" w15:restartNumberingAfterBreak="0">
+  <w:abstractNum w:abstractNumId="10" w15:restartNumberingAfterBreak="0">
     <w:nsid w:val="0A187000"/>
     <w:multiLevelType w:val="multilevel"/>
     <w:tmpl w:val="E6CE31EA"/>
@@ -5244,7 +8234,7 @@
       </w:rPr>
     </w:lvl>
   </w:abstractNum>
-  <w:abstractNum w:abstractNumId="10" w15:restartNumberingAfterBreak="0">
+  <w:abstractNum w:abstractNumId="11" w15:restartNumberingAfterBreak="0">
     <w:nsid w:val="0B49344B"/>
     <w:multiLevelType w:val="multilevel"/>
     <w:tmpl w:val="D0AAC812"/>
@@ -5393,7 +8383,7 @@
       </w:rPr>
     </w:lvl>
   </w:abstractNum>
-  <w:abstractNum w:abstractNumId="11" w15:restartNumberingAfterBreak="0">
+  <w:abstractNum w:abstractNumId="12" w15:restartNumberingAfterBreak="0">
     <w:nsid w:val="0D8C5C65"/>
     <w:multiLevelType w:val="multilevel"/>
     <w:tmpl w:val="C5BE98DC"/>
@@ -5542,7 +8532,7 @@
       </w:rPr>
     </w:lvl>
   </w:abstractNum>
-  <w:abstractNum w:abstractNumId="12" w15:restartNumberingAfterBreak="0">
+  <w:abstractNum w:abstractNumId="13" w15:restartNumberingAfterBreak="0">
     <w:nsid w:val="0DD2599C"/>
     <w:multiLevelType w:val="multilevel"/>
     <w:tmpl w:val="F5A8BB62"/>
@@ -5691,7 +8681,7 @@
       </w:rPr>
     </w:lvl>
   </w:abstractNum>
-  <w:abstractNum w:abstractNumId="13" w15:restartNumberingAfterBreak="0">
+  <w:abstractNum w:abstractNumId="14" w15:restartNumberingAfterBreak="0">
     <w:nsid w:val="0E3E22E3"/>
     <w:multiLevelType w:val="multilevel"/>
     <w:tmpl w:val="297AADEC"/>
@@ -5840,7 +8830,7 @@
       </w:rPr>
     </w:lvl>
   </w:abstractNum>
-  <w:abstractNum w:abstractNumId="14" w15:restartNumberingAfterBreak="0">
+  <w:abstractNum w:abstractNumId="15" w15:restartNumberingAfterBreak="0">
     <w:nsid w:val="0F4E4FCD"/>
     <w:multiLevelType w:val="multilevel"/>
     <w:tmpl w:val="665C466A"/>
@@ -5989,7 +8979,7 @@
       </w:rPr>
     </w:lvl>
   </w:abstractNum>
-  <w:abstractNum w:abstractNumId="15" w15:restartNumberingAfterBreak="0">
+  <w:abstractNum w:abstractNumId="16" w15:restartNumberingAfterBreak="0">
     <w:nsid w:val="0FDA45FB"/>
     <w:multiLevelType w:val="multilevel"/>
     <w:tmpl w:val="008425C2"/>
@@ -6138,7 +9128,7 @@
       </w:rPr>
     </w:lvl>
   </w:abstractNum>
-  <w:abstractNum w:abstractNumId="16" w15:restartNumberingAfterBreak="0">
+  <w:abstractNum w:abstractNumId="17" w15:restartNumberingAfterBreak="0">
     <w:nsid w:val="0FF84771"/>
     <w:multiLevelType w:val="multilevel"/>
     <w:tmpl w:val="E7C8A80E"/>
@@ -6287,7 +9277,7 @@
       </w:rPr>
     </w:lvl>
   </w:abstractNum>
-  <w:abstractNum w:abstractNumId="17" w15:restartNumberingAfterBreak="0">
+  <w:abstractNum w:abstractNumId="18" w15:restartNumberingAfterBreak="0">
     <w:nsid w:val="1123285F"/>
     <w:multiLevelType w:val="multilevel"/>
     <w:tmpl w:val="210E62FC"/>
@@ -6400,7 +9390,7 @@
       </w:pPr>
     </w:lvl>
   </w:abstractNum>
-  <w:abstractNum w:abstractNumId="18" w15:restartNumberingAfterBreak="0">
+  <w:abstractNum w:abstractNumId="19" w15:restartNumberingAfterBreak="0">
     <w:nsid w:val="12FD21EC"/>
     <w:multiLevelType w:val="hybridMultilevel"/>
     <w:tmpl w:val="8DEE483C"/>
@@ -6513,7 +9503,7 @@
       </w:rPr>
     </w:lvl>
   </w:abstractNum>
-  <w:abstractNum w:abstractNumId="19" w15:restartNumberingAfterBreak="0">
+  <w:abstractNum w:abstractNumId="20" w15:restartNumberingAfterBreak="0">
     <w:nsid w:val="131702EF"/>
     <w:multiLevelType w:val="multilevel"/>
     <w:tmpl w:val="7452F82A"/>
@@ -6662,7 +9652,7 @@
       </w:rPr>
     </w:lvl>
   </w:abstractNum>
-  <w:abstractNum w:abstractNumId="20" w15:restartNumberingAfterBreak="0">
+  <w:abstractNum w:abstractNumId="21" w15:restartNumberingAfterBreak="0">
     <w:nsid w:val="13527449"/>
     <w:multiLevelType w:val="multilevel"/>
     <w:tmpl w:val="BEFEAC58"/>
@@ -6811,7 +9801,7 @@
       </w:rPr>
     </w:lvl>
   </w:abstractNum>
-  <w:abstractNum w:abstractNumId="21" w15:restartNumberingAfterBreak="0">
+  <w:abstractNum w:abstractNumId="22" w15:restartNumberingAfterBreak="0">
     <w:nsid w:val="14B81923"/>
     <w:multiLevelType w:val="multilevel"/>
     <w:tmpl w:val="1D06E560"/>
@@ -6960,7 +9950,7 @@
       </w:rPr>
     </w:lvl>
   </w:abstractNum>
-  <w:abstractNum w:abstractNumId="22" w15:restartNumberingAfterBreak="0">
+  <w:abstractNum w:abstractNumId="23" w15:restartNumberingAfterBreak="0">
     <w:nsid w:val="152E47D6"/>
     <w:multiLevelType w:val="multilevel"/>
     <w:tmpl w:val="59E64CB2"/>
@@ -7109,7 +10099,7 @@
       </w:rPr>
     </w:lvl>
   </w:abstractNum>
-  <w:abstractNum w:abstractNumId="23" w15:restartNumberingAfterBreak="0">
+  <w:abstractNum w:abstractNumId="24" w15:restartNumberingAfterBreak="0">
     <w:nsid w:val="16905759"/>
     <w:multiLevelType w:val="multilevel"/>
     <w:tmpl w:val="5B4E1B48"/>
@@ -7258,7 +10248,7 @@
       </w:rPr>
     </w:lvl>
   </w:abstractNum>
-  <w:abstractNum w:abstractNumId="24" w15:restartNumberingAfterBreak="0">
+  <w:abstractNum w:abstractNumId="25" w15:restartNumberingAfterBreak="0">
     <w:nsid w:val="173E67FD"/>
     <w:multiLevelType w:val="multilevel"/>
     <w:tmpl w:val="5DD6496E"/>
@@ -7407,7 +10397,7 @@
       </w:rPr>
     </w:lvl>
   </w:abstractNum>
-  <w:abstractNum w:abstractNumId="25" w15:restartNumberingAfterBreak="0">
+  <w:abstractNum w:abstractNumId="26" w15:restartNumberingAfterBreak="0">
     <w:nsid w:val="17486B6F"/>
     <w:multiLevelType w:val="hybridMultilevel"/>
     <w:tmpl w:val="5C56BDD0"/>
@@ -7496,7 +10486,7 @@
       </w:pPr>
     </w:lvl>
   </w:abstractNum>
-  <w:abstractNum w:abstractNumId="26" w15:restartNumberingAfterBreak="0">
+  <w:abstractNum w:abstractNumId="27" w15:restartNumberingAfterBreak="0">
     <w:nsid w:val="17AC517C"/>
     <w:multiLevelType w:val="hybridMultilevel"/>
     <w:tmpl w:val="89E450AC"/>
@@ -7617,7 +10607,7 @@
       </w:rPr>
     </w:lvl>
   </w:abstractNum>
-  <w:abstractNum w:abstractNumId="27" w15:restartNumberingAfterBreak="0">
+  <w:abstractNum w:abstractNumId="28" w15:restartNumberingAfterBreak="0">
     <w:nsid w:val="18204153"/>
     <w:multiLevelType w:val="multilevel"/>
     <w:tmpl w:val="95267B0E"/>
@@ -7766,7 +10756,7 @@
       </w:rPr>
     </w:lvl>
   </w:abstractNum>
-  <w:abstractNum w:abstractNumId="28" w15:restartNumberingAfterBreak="0">
+  <w:abstractNum w:abstractNumId="29" w15:restartNumberingAfterBreak="0">
     <w:nsid w:val="18DE2CA0"/>
     <w:multiLevelType w:val="multilevel"/>
     <w:tmpl w:val="7DAA8464"/>
@@ -7915,7 +10905,7 @@
       </w:rPr>
     </w:lvl>
   </w:abstractNum>
-  <w:abstractNum w:abstractNumId="29" w15:restartNumberingAfterBreak="0">
+  <w:abstractNum w:abstractNumId="30" w15:restartNumberingAfterBreak="0">
     <w:nsid w:val="19702040"/>
     <w:multiLevelType w:val="multilevel"/>
     <w:tmpl w:val="EB1C2D9E"/>
@@ -8064,7 +11054,7 @@
       </w:rPr>
     </w:lvl>
   </w:abstractNum>
-  <w:abstractNum w:abstractNumId="30" w15:restartNumberingAfterBreak="0">
+  <w:abstractNum w:abstractNumId="31" w15:restartNumberingAfterBreak="0">
     <w:nsid w:val="199E031C"/>
     <w:multiLevelType w:val="multilevel"/>
     <w:tmpl w:val="CF244C18"/>
@@ -8213,7 +11203,7 @@
       </w:rPr>
     </w:lvl>
   </w:abstractNum>
-  <w:abstractNum w:abstractNumId="31" w15:restartNumberingAfterBreak="0">
+  <w:abstractNum w:abstractNumId="32" w15:restartNumberingAfterBreak="0">
     <w:nsid w:val="19DB2CC9"/>
     <w:multiLevelType w:val="multilevel"/>
     <w:tmpl w:val="AC56F4A8"/>
@@ -8362,7 +11352,156 @@
       </w:rPr>
     </w:lvl>
   </w:abstractNum>
-  <w:abstractNum w:abstractNumId="32" w15:restartNumberingAfterBreak="0">
+  <w:abstractNum w:abstractNumId="33" w15:restartNumberingAfterBreak="0">
+    <w:nsid w:val="19E942F8"/>
+    <w:multiLevelType w:val="multilevel"/>
+    <w:tmpl w:val="E03C1BE6"/>
+    <w:lvl w:ilvl="0">
+      <w:start w:val="1"/>
+      <w:numFmt w:val="bullet"/>
+      <w:lvlText w:val=""/>
+      <w:lvlJc w:val="left"/>
+      <w:pPr>
+        <w:tabs>
+          <w:tab w:val="num" w:pos="720"/>
+        </w:tabs>
+        <w:ind w:left="720" w:hanging="360"/>
+      </w:pPr>
+      <w:rPr>
+        <w:rFonts w:ascii="Symbol" w:hAnsi="Symbol" w:hint="default"/>
+        <w:sz w:val="20"/>
+      </w:rPr>
+    </w:lvl>
+    <w:lvl w:ilvl="1" w:tentative="1">
+      <w:start w:val="1"/>
+      <w:numFmt w:val="bullet"/>
+      <w:lvlText w:val="o"/>
+      <w:lvlJc w:val="left"/>
+      <w:pPr>
+        <w:tabs>
+          <w:tab w:val="num" w:pos="1440"/>
+        </w:tabs>
+        <w:ind w:left="1440" w:hanging="360"/>
+      </w:pPr>
+      <w:rPr>
+        <w:rFonts w:ascii="Courier New" w:hAnsi="Courier New" w:hint="default"/>
+        <w:sz w:val="20"/>
+      </w:rPr>
+    </w:lvl>
+    <w:lvl w:ilvl="2" w:tentative="1">
+      <w:start w:val="1"/>
+      <w:numFmt w:val="bullet"/>
+      <w:lvlText w:val=""/>
+      <w:lvlJc w:val="left"/>
+      <w:pPr>
+        <w:tabs>
+          <w:tab w:val="num" w:pos="2160"/>
+        </w:tabs>
+        <w:ind w:left="2160" w:hanging="360"/>
+      </w:pPr>
+      <w:rPr>
+        <w:rFonts w:ascii="Wingdings" w:hAnsi="Wingdings" w:hint="default"/>
+        <w:sz w:val="20"/>
+      </w:rPr>
+    </w:lvl>
+    <w:lvl w:ilvl="3" w:tentative="1">
+      <w:start w:val="1"/>
+      <w:numFmt w:val="bullet"/>
+      <w:lvlText w:val=""/>
+      <w:lvlJc w:val="left"/>
+      <w:pPr>
+        <w:tabs>
+          <w:tab w:val="num" w:pos="2880"/>
+        </w:tabs>
+        <w:ind w:left="2880" w:hanging="360"/>
+      </w:pPr>
+      <w:rPr>
+        <w:rFonts w:ascii="Wingdings" w:hAnsi="Wingdings" w:hint="default"/>
+        <w:sz w:val="20"/>
+      </w:rPr>
+    </w:lvl>
+    <w:lvl w:ilvl="4" w:tentative="1">
+      <w:start w:val="1"/>
+      <w:numFmt w:val="bullet"/>
+      <w:lvlText w:val=""/>
+      <w:lvlJc w:val="left"/>
+      <w:pPr>
+        <w:tabs>
+          <w:tab w:val="num" w:pos="3600"/>
+        </w:tabs>
+        <w:ind w:left="3600" w:hanging="360"/>
+      </w:pPr>
+      <w:rPr>
+        <w:rFonts w:ascii="Wingdings" w:hAnsi="Wingdings" w:hint="default"/>
+        <w:sz w:val="20"/>
+      </w:rPr>
+    </w:lvl>
+    <w:lvl w:ilvl="5" w:tentative="1">
+      <w:start w:val="1"/>
+      <w:numFmt w:val="bullet"/>
+      <w:lvlText w:val=""/>
+      <w:lvlJc w:val="left"/>
+      <w:pPr>
+        <w:tabs>
+          <w:tab w:val="num" w:pos="4320"/>
+        </w:tabs>
+        <w:ind w:left="4320" w:hanging="360"/>
+      </w:pPr>
+      <w:rPr>
+        <w:rFonts w:ascii="Wingdings" w:hAnsi="Wingdings" w:hint="default"/>
+        <w:sz w:val="20"/>
+      </w:rPr>
+    </w:lvl>
+    <w:lvl w:ilvl="6" w:tentative="1">
+      <w:start w:val="1"/>
+      <w:numFmt w:val="bullet"/>
+      <w:lvlText w:val=""/>
+      <w:lvlJc w:val="left"/>
+      <w:pPr>
+        <w:tabs>
+          <w:tab w:val="num" w:pos="5040"/>
+        </w:tabs>
+        <w:ind w:left="5040" w:hanging="360"/>
+      </w:pPr>
+      <w:rPr>
+        <w:rFonts w:ascii="Wingdings" w:hAnsi="Wingdings" w:hint="default"/>
+        <w:sz w:val="20"/>
+      </w:rPr>
+    </w:lvl>
+    <w:lvl w:ilvl="7" w:tentative="1">
+      <w:start w:val="1"/>
+      <w:numFmt w:val="bullet"/>
+      <w:lvlText w:val=""/>
+      <w:lvlJc w:val="left"/>
+      <w:pPr>
+        <w:tabs>
+          <w:tab w:val="num" w:pos="5760"/>
+        </w:tabs>
+        <w:ind w:left="5760" w:hanging="360"/>
+      </w:pPr>
+      <w:rPr>
+        <w:rFonts w:ascii="Wingdings" w:hAnsi="Wingdings" w:hint="default"/>
+        <w:sz w:val="20"/>
+      </w:rPr>
+    </w:lvl>
+    <w:lvl w:ilvl="8" w:tentative="1">
+      <w:start w:val="1"/>
+      <w:numFmt w:val="bullet"/>
+      <w:lvlText w:val=""/>
+      <w:lvlJc w:val="left"/>
+      <w:pPr>
+        <w:tabs>
+          <w:tab w:val="num" w:pos="6480"/>
+        </w:tabs>
+        <w:ind w:left="6480" w:hanging="360"/>
+      </w:pPr>
+      <w:rPr>
+        <w:rFonts w:ascii="Wingdings" w:hAnsi="Wingdings" w:hint="default"/>
+        <w:sz w:val="20"/>
+      </w:rPr>
+    </w:lvl>
+  </w:abstractNum>
+  <w:abstractNum w:abstractNumId="34" w15:restartNumberingAfterBreak="0">
     <w:nsid w:val="1A281EBF"/>
     <w:multiLevelType w:val="multilevel"/>
     <w:tmpl w:val="8A82445C"/>
@@ -8511,7 +11650,7 @@
       </w:rPr>
     </w:lvl>
   </w:abstractNum>
-  <w:abstractNum w:abstractNumId="33" w15:restartNumberingAfterBreak="0">
+  <w:abstractNum w:abstractNumId="35" w15:restartNumberingAfterBreak="0">
     <w:nsid w:val="1AF26AA6"/>
     <w:multiLevelType w:val="multilevel"/>
     <w:tmpl w:val="46D25482"/>
@@ -8660,7 +11799,7 @@
       </w:rPr>
     </w:lvl>
   </w:abstractNum>
-  <w:abstractNum w:abstractNumId="34" w15:restartNumberingAfterBreak="0">
+  <w:abstractNum w:abstractNumId="36" w15:restartNumberingAfterBreak="0">
     <w:nsid w:val="1B0D000E"/>
     <w:multiLevelType w:val="multilevel"/>
     <w:tmpl w:val="933CDAB2"/>
@@ -8809,7 +11948,7 @@
       </w:rPr>
     </w:lvl>
   </w:abstractNum>
-  <w:abstractNum w:abstractNumId="35" w15:restartNumberingAfterBreak="0">
+  <w:abstractNum w:abstractNumId="37" w15:restartNumberingAfterBreak="0">
     <w:nsid w:val="1BBF1B17"/>
     <w:multiLevelType w:val="multilevel"/>
     <w:tmpl w:val="E95E6DBC"/>
@@ -8958,7 +12097,7 @@
       </w:rPr>
     </w:lvl>
   </w:abstractNum>
-  <w:abstractNum w:abstractNumId="36" w15:restartNumberingAfterBreak="0">
+  <w:abstractNum w:abstractNumId="38" w15:restartNumberingAfterBreak="0">
     <w:nsid w:val="1BCC24DB"/>
     <w:multiLevelType w:val="multilevel"/>
     <w:tmpl w:val="540A7972"/>
@@ -9107,7 +12246,7 @@
       </w:rPr>
     </w:lvl>
   </w:abstractNum>
-  <w:abstractNum w:abstractNumId="37" w15:restartNumberingAfterBreak="0">
+  <w:abstractNum w:abstractNumId="39" w15:restartNumberingAfterBreak="0">
     <w:nsid w:val="1C1577C8"/>
     <w:multiLevelType w:val="multilevel"/>
     <w:tmpl w:val="DB26E508"/>
@@ -9228,7 +12367,7 @@
       </w:rPr>
     </w:lvl>
   </w:abstractNum>
-  <w:abstractNum w:abstractNumId="38" w15:restartNumberingAfterBreak="0">
+  <w:abstractNum w:abstractNumId="40" w15:restartNumberingAfterBreak="0">
     <w:nsid w:val="1DCE1530"/>
     <w:multiLevelType w:val="hybridMultilevel"/>
     <w:tmpl w:val="11C402EC"/>
@@ -9351,7 +12490,7 @@
       </w:rPr>
     </w:lvl>
   </w:abstractNum>
-  <w:abstractNum w:abstractNumId="39" w15:restartNumberingAfterBreak="0">
+  <w:abstractNum w:abstractNumId="41" w15:restartNumberingAfterBreak="0">
     <w:nsid w:val="1EE32F07"/>
     <w:multiLevelType w:val="multilevel"/>
     <w:tmpl w:val="A120B620"/>
@@ -9500,7 +12639,7 @@
       </w:rPr>
     </w:lvl>
   </w:abstractNum>
-  <w:abstractNum w:abstractNumId="40" w15:restartNumberingAfterBreak="0">
+  <w:abstractNum w:abstractNumId="42" w15:restartNumberingAfterBreak="0">
     <w:nsid w:val="1FAC4A36"/>
     <w:multiLevelType w:val="multilevel"/>
     <w:tmpl w:val="82F699F0"/>
@@ -9649,7 +12788,7 @@
       </w:rPr>
     </w:lvl>
   </w:abstractNum>
-  <w:abstractNum w:abstractNumId="41" w15:restartNumberingAfterBreak="0">
+  <w:abstractNum w:abstractNumId="43" w15:restartNumberingAfterBreak="0">
     <w:nsid w:val="20905C8B"/>
     <w:multiLevelType w:val="multilevel"/>
     <w:tmpl w:val="17A8E8E4"/>
@@ -9798,7 +12937,7 @@
       </w:rPr>
     </w:lvl>
   </w:abstractNum>
-  <w:abstractNum w:abstractNumId="42" w15:restartNumberingAfterBreak="0">
+  <w:abstractNum w:abstractNumId="44" w15:restartNumberingAfterBreak="0">
     <w:nsid w:val="223515C2"/>
     <w:multiLevelType w:val="multilevel"/>
     <w:tmpl w:val="F5DA5CFA"/>
@@ -9947,7 +13086,7 @@
       </w:rPr>
     </w:lvl>
   </w:abstractNum>
-  <w:abstractNum w:abstractNumId="43" w15:restartNumberingAfterBreak="0">
+  <w:abstractNum w:abstractNumId="45" w15:restartNumberingAfterBreak="0">
     <w:nsid w:val="235402E1"/>
     <w:multiLevelType w:val="multilevel"/>
     <w:tmpl w:val="2550CDEC"/>
@@ -10096,7 +13235,7 @@
       </w:rPr>
     </w:lvl>
   </w:abstractNum>
-  <w:abstractNum w:abstractNumId="44" w15:restartNumberingAfterBreak="0">
+  <w:abstractNum w:abstractNumId="46" w15:restartNumberingAfterBreak="0">
     <w:nsid w:val="237B5C12"/>
     <w:multiLevelType w:val="multilevel"/>
     <w:tmpl w:val="F454DF42"/>
@@ -10245,7 +13384,7 @@
       </w:rPr>
     </w:lvl>
   </w:abstractNum>
-  <w:abstractNum w:abstractNumId="45" w15:restartNumberingAfterBreak="0">
+  <w:abstractNum w:abstractNumId="47" w15:restartNumberingAfterBreak="0">
     <w:nsid w:val="242F4CA1"/>
     <w:multiLevelType w:val="multilevel"/>
     <w:tmpl w:val="230A86C6"/>
@@ -10394,7 +13533,7 @@
       </w:rPr>
     </w:lvl>
   </w:abstractNum>
-  <w:abstractNum w:abstractNumId="46" w15:restartNumberingAfterBreak="0">
+  <w:abstractNum w:abstractNumId="48" w15:restartNumberingAfterBreak="0">
     <w:nsid w:val="259C04E4"/>
     <w:multiLevelType w:val="multilevel"/>
     <w:tmpl w:val="98740DF2"/>
@@ -10543,7 +13682,7 @@
       </w:rPr>
     </w:lvl>
   </w:abstractNum>
-  <w:abstractNum w:abstractNumId="47" w15:restartNumberingAfterBreak="0">
+  <w:abstractNum w:abstractNumId="49" w15:restartNumberingAfterBreak="0">
     <w:nsid w:val="2AD56F7E"/>
     <w:multiLevelType w:val="multilevel"/>
     <w:tmpl w:val="F80ED7A2"/>
@@ -10692,7 +13831,7 @@
       </w:rPr>
     </w:lvl>
   </w:abstractNum>
-  <w:abstractNum w:abstractNumId="48" w15:restartNumberingAfterBreak="0">
+  <w:abstractNum w:abstractNumId="50" w15:restartNumberingAfterBreak="0">
     <w:nsid w:val="2B1E5717"/>
     <w:multiLevelType w:val="multilevel"/>
     <w:tmpl w:val="C028342C"/>
@@ -10841,7 +13980,7 @@
       </w:rPr>
     </w:lvl>
   </w:abstractNum>
-  <w:abstractNum w:abstractNumId="49" w15:restartNumberingAfterBreak="0">
+  <w:abstractNum w:abstractNumId="51" w15:restartNumberingAfterBreak="0">
     <w:nsid w:val="2B2C6C02"/>
     <w:multiLevelType w:val="multilevel"/>
     <w:tmpl w:val="954AD542"/>
@@ -10990,7 +14129,7 @@
       </w:rPr>
     </w:lvl>
   </w:abstractNum>
-  <w:abstractNum w:abstractNumId="50" w15:restartNumberingAfterBreak="0">
+  <w:abstractNum w:abstractNumId="52" w15:restartNumberingAfterBreak="0">
     <w:nsid w:val="2B8D0544"/>
     <w:multiLevelType w:val="multilevel"/>
     <w:tmpl w:val="6CDCA42C"/>
@@ -11139,7 +14278,7 @@
       </w:rPr>
     </w:lvl>
   </w:abstractNum>
-  <w:abstractNum w:abstractNumId="51" w15:restartNumberingAfterBreak="0">
+  <w:abstractNum w:abstractNumId="53" w15:restartNumberingAfterBreak="0">
     <w:nsid w:val="2BDC5063"/>
     <w:multiLevelType w:val="multilevel"/>
     <w:tmpl w:val="49B29020"/>
@@ -11288,7 +14427,156 @@
       </w:rPr>
     </w:lvl>
   </w:abstractNum>
-  <w:abstractNum w:abstractNumId="52" w15:restartNumberingAfterBreak="0">
+  <w:abstractNum w:abstractNumId="54" w15:restartNumberingAfterBreak="0">
+    <w:nsid w:val="2DAE3649"/>
+    <w:multiLevelType w:val="multilevel"/>
+    <w:tmpl w:val="B30430A6"/>
+    <w:lvl w:ilvl="0">
+      <w:start w:val="1"/>
+      <w:numFmt w:val="bullet"/>
+      <w:lvlText w:val=""/>
+      <w:lvlJc w:val="left"/>
+      <w:pPr>
+        <w:tabs>
+          <w:tab w:val="num" w:pos="720"/>
+        </w:tabs>
+        <w:ind w:left="720" w:hanging="360"/>
+      </w:pPr>
+      <w:rPr>
+        <w:rFonts w:ascii="Symbol" w:hAnsi="Symbol" w:hint="default"/>
+        <w:sz w:val="20"/>
+      </w:rPr>
+    </w:lvl>
+    <w:lvl w:ilvl="1" w:tentative="1">
+      <w:start w:val="1"/>
+      <w:numFmt w:val="bullet"/>
+      <w:lvlText w:val="o"/>
+      <w:lvlJc w:val="left"/>
+      <w:pPr>
+        <w:tabs>
+          <w:tab w:val="num" w:pos="1440"/>
+        </w:tabs>
+        <w:ind w:left="1440" w:hanging="360"/>
+      </w:pPr>
+      <w:rPr>
+        <w:rFonts w:ascii="Courier New" w:hAnsi="Courier New" w:hint="default"/>
+        <w:sz w:val="20"/>
+      </w:rPr>
+    </w:lvl>
+    <w:lvl w:ilvl="2" w:tentative="1">
+      <w:start w:val="1"/>
+      <w:numFmt w:val="bullet"/>
+      <w:lvlText w:val=""/>
+      <w:lvlJc w:val="left"/>
+      <w:pPr>
+        <w:tabs>
+          <w:tab w:val="num" w:pos="2160"/>
+        </w:tabs>
+        <w:ind w:left="2160" w:hanging="360"/>
+      </w:pPr>
+      <w:rPr>
+        <w:rFonts w:ascii="Wingdings" w:hAnsi="Wingdings" w:hint="default"/>
+        <w:sz w:val="20"/>
+      </w:rPr>
+    </w:lvl>
+    <w:lvl w:ilvl="3" w:tentative="1">
+      <w:start w:val="1"/>
+      <w:numFmt w:val="bullet"/>
+      <w:lvlText w:val=""/>
+      <w:lvlJc w:val="left"/>
+      <w:pPr>
+        <w:tabs>
+          <w:tab w:val="num" w:pos="2880"/>
+        </w:tabs>
+        <w:ind w:left="2880" w:hanging="360"/>
+      </w:pPr>
+      <w:rPr>
+        <w:rFonts w:ascii="Wingdings" w:hAnsi="Wingdings" w:hint="default"/>
+        <w:sz w:val="20"/>
+      </w:rPr>
+    </w:lvl>
+    <w:lvl w:ilvl="4" w:tentative="1">
+      <w:start w:val="1"/>
+      <w:numFmt w:val="bullet"/>
+      <w:lvlText w:val=""/>
+      <w:lvlJc w:val="left"/>
+      <w:pPr>
+        <w:tabs>
+          <w:tab w:val="num" w:pos="3600"/>
+        </w:tabs>
+        <w:ind w:left="3600" w:hanging="360"/>
+      </w:pPr>
+      <w:rPr>
+        <w:rFonts w:ascii="Wingdings" w:hAnsi="Wingdings" w:hint="default"/>
+        <w:sz w:val="20"/>
+      </w:rPr>
+    </w:lvl>
+    <w:lvl w:ilvl="5" w:tentative="1">
+      <w:start w:val="1"/>
+      <w:numFmt w:val="bullet"/>
+      <w:lvlText w:val=""/>
+      <w:lvlJc w:val="left"/>
+      <w:pPr>
+        <w:tabs>
+          <w:tab w:val="num" w:pos="4320"/>
+        </w:tabs>
+        <w:ind w:left="4320" w:hanging="360"/>
+      </w:pPr>
+      <w:rPr>
+        <w:rFonts w:ascii="Wingdings" w:hAnsi="Wingdings" w:hint="default"/>
+        <w:sz w:val="20"/>
+      </w:rPr>
+    </w:lvl>
+    <w:lvl w:ilvl="6" w:tentative="1">
+      <w:start w:val="1"/>
+      <w:numFmt w:val="bullet"/>
+      <w:lvlText w:val=""/>
+      <w:lvlJc w:val="left"/>
+      <w:pPr>
+        <w:tabs>
+          <w:tab w:val="num" w:pos="5040"/>
+        </w:tabs>
+        <w:ind w:left="5040" w:hanging="360"/>
+      </w:pPr>
+      <w:rPr>
+        <w:rFonts w:ascii="Wingdings" w:hAnsi="Wingdings" w:hint="default"/>
+        <w:sz w:val="20"/>
+      </w:rPr>
+    </w:lvl>
+    <w:lvl w:ilvl="7" w:tentative="1">
+      <w:start w:val="1"/>
+      <w:numFmt w:val="bullet"/>
+      <w:lvlText w:val=""/>
+      <w:lvlJc w:val="left"/>
+      <w:pPr>
+        <w:tabs>
+          <w:tab w:val="num" w:pos="5760"/>
+        </w:tabs>
+        <w:ind w:left="5760" w:hanging="360"/>
+      </w:pPr>
+      <w:rPr>
+        <w:rFonts w:ascii="Wingdings" w:hAnsi="Wingdings" w:hint="default"/>
+        <w:sz w:val="20"/>
+      </w:rPr>
+    </w:lvl>
+    <w:lvl w:ilvl="8" w:tentative="1">
+      <w:start w:val="1"/>
+      <w:numFmt w:val="bullet"/>
+      <w:lvlText w:val=""/>
+      <w:lvlJc w:val="left"/>
+      <w:pPr>
+        <w:tabs>
+          <w:tab w:val="num" w:pos="6480"/>
+        </w:tabs>
+        <w:ind w:left="6480" w:hanging="360"/>
+      </w:pPr>
+      <w:rPr>
+        <w:rFonts w:ascii="Wingdings" w:hAnsi="Wingdings" w:hint="default"/>
+        <w:sz w:val="20"/>
+      </w:rPr>
+    </w:lvl>
+  </w:abstractNum>
+  <w:abstractNum w:abstractNumId="55" w15:restartNumberingAfterBreak="0">
     <w:nsid w:val="2EA061BA"/>
     <w:multiLevelType w:val="multilevel"/>
     <w:tmpl w:val="C9D8F212"/>
@@ -11437,7 +14725,7 @@
       </w:rPr>
     </w:lvl>
   </w:abstractNum>
-  <w:abstractNum w:abstractNumId="53" w15:restartNumberingAfterBreak="0">
+  <w:abstractNum w:abstractNumId="56" w15:restartNumberingAfterBreak="0">
     <w:nsid w:val="2F0A3D14"/>
     <w:multiLevelType w:val="multilevel"/>
     <w:tmpl w:val="DDD60DC8"/>
@@ -11586,7 +14874,7 @@
       </w:rPr>
     </w:lvl>
   </w:abstractNum>
-  <w:abstractNum w:abstractNumId="54" w15:restartNumberingAfterBreak="0">
+  <w:abstractNum w:abstractNumId="57" w15:restartNumberingAfterBreak="0">
     <w:nsid w:val="30A732DA"/>
     <w:multiLevelType w:val="multilevel"/>
     <w:tmpl w:val="17DC90B2"/>
@@ -11735,7 +15023,7 @@
       </w:rPr>
     </w:lvl>
   </w:abstractNum>
-  <w:abstractNum w:abstractNumId="55" w15:restartNumberingAfterBreak="0">
+  <w:abstractNum w:abstractNumId="58" w15:restartNumberingAfterBreak="0">
     <w:nsid w:val="30D87F98"/>
     <w:multiLevelType w:val="multilevel"/>
     <w:tmpl w:val="8B248CE4"/>
@@ -11884,7 +15172,7 @@
       </w:rPr>
     </w:lvl>
   </w:abstractNum>
-  <w:abstractNum w:abstractNumId="56" w15:restartNumberingAfterBreak="0">
+  <w:abstractNum w:abstractNumId="59" w15:restartNumberingAfterBreak="0">
     <w:nsid w:val="325C2407"/>
     <w:multiLevelType w:val="multilevel"/>
     <w:tmpl w:val="910C0E82"/>
@@ -12033,7 +15321,7 @@
       </w:rPr>
     </w:lvl>
   </w:abstractNum>
-  <w:abstractNum w:abstractNumId="57" w15:restartNumberingAfterBreak="0">
+  <w:abstractNum w:abstractNumId="60" w15:restartNumberingAfterBreak="0">
     <w:nsid w:val="32CC0311"/>
     <w:multiLevelType w:val="hybridMultilevel"/>
     <w:tmpl w:val="B72C8A2A"/>
@@ -12146,7 +15434,7 @@
       </w:rPr>
     </w:lvl>
   </w:abstractNum>
-  <w:abstractNum w:abstractNumId="58" w15:restartNumberingAfterBreak="0">
+  <w:abstractNum w:abstractNumId="61" w15:restartNumberingAfterBreak="0">
     <w:nsid w:val="33F62CDE"/>
     <w:multiLevelType w:val="multilevel"/>
     <w:tmpl w:val="F7F66470"/>
@@ -12295,7 +15583,7 @@
       </w:rPr>
     </w:lvl>
   </w:abstractNum>
-  <w:abstractNum w:abstractNumId="59" w15:restartNumberingAfterBreak="0">
+  <w:abstractNum w:abstractNumId="62" w15:restartNumberingAfterBreak="0">
     <w:nsid w:val="353749E1"/>
     <w:multiLevelType w:val="multilevel"/>
     <w:tmpl w:val="253A7E80"/>
@@ -12444,7 +15732,7 @@
       </w:rPr>
     </w:lvl>
   </w:abstractNum>
-  <w:abstractNum w:abstractNumId="60" w15:restartNumberingAfterBreak="0">
+  <w:abstractNum w:abstractNumId="63" w15:restartNumberingAfterBreak="0">
     <w:nsid w:val="3551204B"/>
     <w:multiLevelType w:val="multilevel"/>
     <w:tmpl w:val="4DD0827A"/>
@@ -12593,7 +15881,7 @@
       </w:rPr>
     </w:lvl>
   </w:abstractNum>
-  <w:abstractNum w:abstractNumId="61" w15:restartNumberingAfterBreak="0">
+  <w:abstractNum w:abstractNumId="64" w15:restartNumberingAfterBreak="0">
     <w:nsid w:val="37416DF0"/>
     <w:multiLevelType w:val="multilevel"/>
     <w:tmpl w:val="A52C261A"/>
@@ -12742,7 +16030,156 @@
       </w:rPr>
     </w:lvl>
   </w:abstractNum>
-  <w:abstractNum w:abstractNumId="62" w15:restartNumberingAfterBreak="0">
+  <w:abstractNum w:abstractNumId="65" w15:restartNumberingAfterBreak="0">
+    <w:nsid w:val="375450B9"/>
+    <w:multiLevelType w:val="multilevel"/>
+    <w:tmpl w:val="0F2201A2"/>
+    <w:lvl w:ilvl="0">
+      <w:start w:val="1"/>
+      <w:numFmt w:val="bullet"/>
+      <w:lvlText w:val=""/>
+      <w:lvlJc w:val="left"/>
+      <w:pPr>
+        <w:tabs>
+          <w:tab w:val="num" w:pos="720"/>
+        </w:tabs>
+        <w:ind w:left="720" w:hanging="360"/>
+      </w:pPr>
+      <w:rPr>
+        <w:rFonts w:ascii="Symbol" w:hAnsi="Symbol" w:hint="default"/>
+        <w:sz w:val="20"/>
+      </w:rPr>
+    </w:lvl>
+    <w:lvl w:ilvl="1" w:tentative="1">
+      <w:start w:val="1"/>
+      <w:numFmt w:val="bullet"/>
+      <w:lvlText w:val="o"/>
+      <w:lvlJc w:val="left"/>
+      <w:pPr>
+        <w:tabs>
+          <w:tab w:val="num" w:pos="1440"/>
+        </w:tabs>
+        <w:ind w:left="1440" w:hanging="360"/>
+      </w:pPr>
+      <w:rPr>
+        <w:rFonts w:ascii="Courier New" w:hAnsi="Courier New" w:hint="default"/>
+        <w:sz w:val="20"/>
+      </w:rPr>
+    </w:lvl>
+    <w:lvl w:ilvl="2" w:tentative="1">
+      <w:start w:val="1"/>
+      <w:numFmt w:val="bullet"/>
+      <w:lvlText w:val=""/>
+      <w:lvlJc w:val="left"/>
+      <w:pPr>
+        <w:tabs>
+          <w:tab w:val="num" w:pos="2160"/>
+        </w:tabs>
+        <w:ind w:left="2160" w:hanging="360"/>
+      </w:pPr>
+      <w:rPr>
+        <w:rFonts w:ascii="Wingdings" w:hAnsi="Wingdings" w:hint="default"/>
+        <w:sz w:val="20"/>
+      </w:rPr>
+    </w:lvl>
+    <w:lvl w:ilvl="3" w:tentative="1">
+      <w:start w:val="1"/>
+      <w:numFmt w:val="bullet"/>
+      <w:lvlText w:val=""/>
+      <w:lvlJc w:val="left"/>
+      <w:pPr>
+        <w:tabs>
+          <w:tab w:val="num" w:pos="2880"/>
+        </w:tabs>
+        <w:ind w:left="2880" w:hanging="360"/>
+      </w:pPr>
+      <w:rPr>
+        <w:rFonts w:ascii="Wingdings" w:hAnsi="Wingdings" w:hint="default"/>
+        <w:sz w:val="20"/>
+      </w:rPr>
+    </w:lvl>
+    <w:lvl w:ilvl="4" w:tentative="1">
+      <w:start w:val="1"/>
+      <w:numFmt w:val="bullet"/>
+      <w:lvlText w:val=""/>
+      <w:lvlJc w:val="left"/>
+      <w:pPr>
+        <w:tabs>
+          <w:tab w:val="num" w:pos="3600"/>
+        </w:tabs>
+        <w:ind w:left="3600" w:hanging="360"/>
+      </w:pPr>
+      <w:rPr>
+        <w:rFonts w:ascii="Wingdings" w:hAnsi="Wingdings" w:hint="default"/>
+        <w:sz w:val="20"/>
+      </w:rPr>
+    </w:lvl>
+    <w:lvl w:ilvl="5" w:tentative="1">
+      <w:start w:val="1"/>
+      <w:numFmt w:val="bullet"/>
+      <w:lvlText w:val=""/>
+      <w:lvlJc w:val="left"/>
+      <w:pPr>
+        <w:tabs>
+          <w:tab w:val="num" w:pos="4320"/>
+        </w:tabs>
+        <w:ind w:left="4320" w:hanging="360"/>
+      </w:pPr>
+      <w:rPr>
+        <w:rFonts w:ascii="Wingdings" w:hAnsi="Wingdings" w:hint="default"/>
+        <w:sz w:val="20"/>
+      </w:rPr>
+    </w:lvl>
+    <w:lvl w:ilvl="6" w:tentative="1">
+      <w:start w:val="1"/>
+      <w:numFmt w:val="bullet"/>
+      <w:lvlText w:val=""/>
+      <w:lvlJc w:val="left"/>
+      <w:pPr>
+        <w:tabs>
+          <w:tab w:val="num" w:pos="5040"/>
+        </w:tabs>
+        <w:ind w:left="5040" w:hanging="360"/>
+      </w:pPr>
+      <w:rPr>
+        <w:rFonts w:ascii="Wingdings" w:hAnsi="Wingdings" w:hint="default"/>
+        <w:sz w:val="20"/>
+      </w:rPr>
+    </w:lvl>
+    <w:lvl w:ilvl="7" w:tentative="1">
+      <w:start w:val="1"/>
+      <w:numFmt w:val="bullet"/>
+      <w:lvlText w:val=""/>
+      <w:lvlJc w:val="left"/>
+      <w:pPr>
+        <w:tabs>
+          <w:tab w:val="num" w:pos="5760"/>
+        </w:tabs>
+        <w:ind w:left="5760" w:hanging="360"/>
+      </w:pPr>
+      <w:rPr>
+        <w:rFonts w:ascii="Wingdings" w:hAnsi="Wingdings" w:hint="default"/>
+        <w:sz w:val="20"/>
+      </w:rPr>
+    </w:lvl>
+    <w:lvl w:ilvl="8" w:tentative="1">
+      <w:start w:val="1"/>
+      <w:numFmt w:val="bullet"/>
+      <w:lvlText w:val=""/>
+      <w:lvlJc w:val="left"/>
+      <w:pPr>
+        <w:tabs>
+          <w:tab w:val="num" w:pos="6480"/>
+        </w:tabs>
+        <w:ind w:left="6480" w:hanging="360"/>
+      </w:pPr>
+      <w:rPr>
+        <w:rFonts w:ascii="Wingdings" w:hAnsi="Wingdings" w:hint="default"/>
+        <w:sz w:val="20"/>
+      </w:rPr>
+    </w:lvl>
+  </w:abstractNum>
+  <w:abstractNum w:abstractNumId="66" w15:restartNumberingAfterBreak="0">
     <w:nsid w:val="3B1A1CC0"/>
     <w:multiLevelType w:val="hybridMultilevel"/>
     <w:tmpl w:val="71E86E9C"/>
@@ -12855,7 +16292,7 @@
       </w:rPr>
     </w:lvl>
   </w:abstractNum>
-  <w:abstractNum w:abstractNumId="63" w15:restartNumberingAfterBreak="0">
+  <w:abstractNum w:abstractNumId="67" w15:restartNumberingAfterBreak="0">
     <w:nsid w:val="3B5904D4"/>
     <w:multiLevelType w:val="multilevel"/>
     <w:tmpl w:val="D5F234D8"/>
@@ -13004,7 +16441,7 @@
       </w:rPr>
     </w:lvl>
   </w:abstractNum>
-  <w:abstractNum w:abstractNumId="64" w15:restartNumberingAfterBreak="0">
+  <w:abstractNum w:abstractNumId="68" w15:restartNumberingAfterBreak="0">
     <w:nsid w:val="3B7C55C5"/>
     <w:multiLevelType w:val="multilevel"/>
     <w:tmpl w:val="44BE883C"/>
@@ -13153,7 +16590,7 @@
       </w:rPr>
     </w:lvl>
   </w:abstractNum>
-  <w:abstractNum w:abstractNumId="65" w15:restartNumberingAfterBreak="0">
+  <w:abstractNum w:abstractNumId="69" w15:restartNumberingAfterBreak="0">
     <w:nsid w:val="3C095523"/>
     <w:multiLevelType w:val="hybridMultilevel"/>
     <w:tmpl w:val="FFD68182"/>
@@ -13265,7 +16702,7 @@
       </w:rPr>
     </w:lvl>
   </w:abstractNum>
-  <w:abstractNum w:abstractNumId="66" w15:restartNumberingAfterBreak="0">
+  <w:abstractNum w:abstractNumId="70" w15:restartNumberingAfterBreak="0">
     <w:nsid w:val="3C6E063D"/>
     <w:multiLevelType w:val="multilevel"/>
     <w:tmpl w:val="15E0AB92"/>
@@ -13414,7 +16851,7 @@
       </w:rPr>
     </w:lvl>
   </w:abstractNum>
-  <w:abstractNum w:abstractNumId="67" w15:restartNumberingAfterBreak="0">
+  <w:abstractNum w:abstractNumId="71" w15:restartNumberingAfterBreak="0">
     <w:nsid w:val="3CEC585C"/>
     <w:multiLevelType w:val="multilevel"/>
     <w:tmpl w:val="2EB66BD6"/>
@@ -13563,7 +17000,7 @@
       </w:rPr>
     </w:lvl>
   </w:abstractNum>
-  <w:abstractNum w:abstractNumId="68" w15:restartNumberingAfterBreak="0">
+  <w:abstractNum w:abstractNumId="72" w15:restartNumberingAfterBreak="0">
     <w:nsid w:val="3DA3665A"/>
     <w:multiLevelType w:val="multilevel"/>
     <w:tmpl w:val="BEAA12B8"/>
@@ -13712,7 +17149,7 @@
       </w:rPr>
     </w:lvl>
   </w:abstractNum>
-  <w:abstractNum w:abstractNumId="69" w15:restartNumberingAfterBreak="0">
+  <w:abstractNum w:abstractNumId="73" w15:restartNumberingAfterBreak="0">
     <w:nsid w:val="3EA203A9"/>
     <w:multiLevelType w:val="multilevel"/>
     <w:tmpl w:val="4A286E3C"/>
@@ -13861,7 +17298,7 @@
       </w:rPr>
     </w:lvl>
   </w:abstractNum>
-  <w:abstractNum w:abstractNumId="70" w15:restartNumberingAfterBreak="0">
+  <w:abstractNum w:abstractNumId="74" w15:restartNumberingAfterBreak="0">
     <w:nsid w:val="401407F4"/>
     <w:multiLevelType w:val="multilevel"/>
     <w:tmpl w:val="AA4CA3C2"/>
@@ -14010,7 +17447,156 @@
       </w:rPr>
     </w:lvl>
   </w:abstractNum>
-  <w:abstractNum w:abstractNumId="71" w15:restartNumberingAfterBreak="0">
+  <w:abstractNum w:abstractNumId="75" w15:restartNumberingAfterBreak="0">
+    <w:nsid w:val="413F5214"/>
+    <w:multiLevelType w:val="multilevel"/>
+    <w:tmpl w:val="278CA28A"/>
+    <w:lvl w:ilvl="0">
+      <w:start w:val="1"/>
+      <w:numFmt w:val="bullet"/>
+      <w:lvlText w:val=""/>
+      <w:lvlJc w:val="left"/>
+      <w:pPr>
+        <w:tabs>
+          <w:tab w:val="num" w:pos="720"/>
+        </w:tabs>
+        <w:ind w:left="720" w:hanging="360"/>
+      </w:pPr>
+      <w:rPr>
+        <w:rFonts w:ascii="Symbol" w:hAnsi="Symbol" w:hint="default"/>
+        <w:sz w:val="20"/>
+      </w:rPr>
+    </w:lvl>
+    <w:lvl w:ilvl="1" w:tentative="1">
+      <w:start w:val="1"/>
+      <w:numFmt w:val="bullet"/>
+      <w:lvlText w:val="o"/>
+      <w:lvlJc w:val="left"/>
+      <w:pPr>
+        <w:tabs>
+          <w:tab w:val="num" w:pos="1440"/>
+        </w:tabs>
+        <w:ind w:left="1440" w:hanging="360"/>
+      </w:pPr>
+      <w:rPr>
+        <w:rFonts w:ascii="Courier New" w:hAnsi="Courier New" w:hint="default"/>
+        <w:sz w:val="20"/>
+      </w:rPr>
+    </w:lvl>
+    <w:lvl w:ilvl="2" w:tentative="1">
+      <w:start w:val="1"/>
+      <w:numFmt w:val="bullet"/>
+      <w:lvlText w:val=""/>
+      <w:lvlJc w:val="left"/>
+      <w:pPr>
+        <w:tabs>
+          <w:tab w:val="num" w:pos="2160"/>
+        </w:tabs>
+        <w:ind w:left="2160" w:hanging="360"/>
+      </w:pPr>
+      <w:rPr>
+        <w:rFonts w:ascii="Wingdings" w:hAnsi="Wingdings" w:hint="default"/>
+        <w:sz w:val="20"/>
+      </w:rPr>
+    </w:lvl>
+    <w:lvl w:ilvl="3" w:tentative="1">
+      <w:start w:val="1"/>
+      <w:numFmt w:val="bullet"/>
+      <w:lvlText w:val=""/>
+      <w:lvlJc w:val="left"/>
+      <w:pPr>
+        <w:tabs>
+          <w:tab w:val="num" w:pos="2880"/>
+        </w:tabs>
+        <w:ind w:left="2880" w:hanging="360"/>
+      </w:pPr>
+      <w:rPr>
+        <w:rFonts w:ascii="Wingdings" w:hAnsi="Wingdings" w:hint="default"/>
+        <w:sz w:val="20"/>
+      </w:rPr>
+    </w:lvl>
+    <w:lvl w:ilvl="4" w:tentative="1">
+      <w:start w:val="1"/>
+      <w:numFmt w:val="bullet"/>
+      <w:lvlText w:val=""/>
+      <w:lvlJc w:val="left"/>
+      <w:pPr>
+        <w:tabs>
+          <w:tab w:val="num" w:pos="3600"/>
+        </w:tabs>
+        <w:ind w:left="3600" w:hanging="360"/>
+      </w:pPr>
+      <w:rPr>
+        <w:rFonts w:ascii="Wingdings" w:hAnsi="Wingdings" w:hint="default"/>
+        <w:sz w:val="20"/>
+      </w:rPr>
+    </w:lvl>
+    <w:lvl w:ilvl="5" w:tentative="1">
+      <w:start w:val="1"/>
+      <w:numFmt w:val="bullet"/>
+      <w:lvlText w:val=""/>
+      <w:lvlJc w:val="left"/>
+      <w:pPr>
+        <w:tabs>
+          <w:tab w:val="num" w:pos="4320"/>
+        </w:tabs>
+        <w:ind w:left="4320" w:hanging="360"/>
+      </w:pPr>
+      <w:rPr>
+        <w:rFonts w:ascii="Wingdings" w:hAnsi="Wingdings" w:hint="default"/>
+        <w:sz w:val="20"/>
+      </w:rPr>
+    </w:lvl>
+    <w:lvl w:ilvl="6" w:tentative="1">
+      <w:start w:val="1"/>
+      <w:numFmt w:val="bullet"/>
+      <w:lvlText w:val=""/>
+      <w:lvlJc w:val="left"/>
+      <w:pPr>
+        <w:tabs>
+          <w:tab w:val="num" w:pos="5040"/>
+        </w:tabs>
+        <w:ind w:left="5040" w:hanging="360"/>
+      </w:pPr>
+      <w:rPr>
+        <w:rFonts w:ascii="Wingdings" w:hAnsi="Wingdings" w:hint="default"/>
+        <w:sz w:val="20"/>
+      </w:rPr>
+    </w:lvl>
+    <w:lvl w:ilvl="7" w:tentative="1">
+      <w:start w:val="1"/>
+      <w:numFmt w:val="bullet"/>
+      <w:lvlText w:val=""/>
+      <w:lvlJc w:val="left"/>
+      <w:pPr>
+        <w:tabs>
+          <w:tab w:val="num" w:pos="5760"/>
+        </w:tabs>
+        <w:ind w:left="5760" w:hanging="360"/>
+      </w:pPr>
+      <w:rPr>
+        <w:rFonts w:ascii="Wingdings" w:hAnsi="Wingdings" w:hint="default"/>
+        <w:sz w:val="20"/>
+      </w:rPr>
+    </w:lvl>
+    <w:lvl w:ilvl="8" w:tentative="1">
+      <w:start w:val="1"/>
+      <w:numFmt w:val="bullet"/>
+      <w:lvlText w:val=""/>
+      <w:lvlJc w:val="left"/>
+      <w:pPr>
+        <w:tabs>
+          <w:tab w:val="num" w:pos="6480"/>
+        </w:tabs>
+        <w:ind w:left="6480" w:hanging="360"/>
+      </w:pPr>
+      <w:rPr>
+        <w:rFonts w:ascii="Wingdings" w:hAnsi="Wingdings" w:hint="default"/>
+        <w:sz w:val="20"/>
+      </w:rPr>
+    </w:lvl>
+  </w:abstractNum>
+  <w:abstractNum w:abstractNumId="76" w15:restartNumberingAfterBreak="0">
     <w:nsid w:val="41466DA0"/>
     <w:multiLevelType w:val="multilevel"/>
     <w:tmpl w:val="CD082304"/>
@@ -14159,7 +17745,7 @@
       </w:rPr>
     </w:lvl>
   </w:abstractNum>
-  <w:abstractNum w:abstractNumId="72" w15:restartNumberingAfterBreak="0">
+  <w:abstractNum w:abstractNumId="77" w15:restartNumberingAfterBreak="0">
     <w:nsid w:val="41A638B2"/>
     <w:multiLevelType w:val="multilevel"/>
     <w:tmpl w:val="79AAD7B0"/>
@@ -14308,7 +17894,7 @@
       </w:rPr>
     </w:lvl>
   </w:abstractNum>
-  <w:abstractNum w:abstractNumId="73" w15:restartNumberingAfterBreak="0">
+  <w:abstractNum w:abstractNumId="78" w15:restartNumberingAfterBreak="0">
     <w:nsid w:val="41F93370"/>
     <w:multiLevelType w:val="multilevel"/>
     <w:tmpl w:val="0F907FF8"/>
@@ -14457,7 +18043,7 @@
       </w:rPr>
     </w:lvl>
   </w:abstractNum>
-  <w:abstractNum w:abstractNumId="74" w15:restartNumberingAfterBreak="0">
+  <w:abstractNum w:abstractNumId="79" w15:restartNumberingAfterBreak="0">
     <w:nsid w:val="460F682B"/>
     <w:multiLevelType w:val="multilevel"/>
     <w:tmpl w:val="28E2F090"/>
@@ -14606,7 +18192,7 @@
       </w:rPr>
     </w:lvl>
   </w:abstractNum>
-  <w:abstractNum w:abstractNumId="75" w15:restartNumberingAfterBreak="0">
+  <w:abstractNum w:abstractNumId="80" w15:restartNumberingAfterBreak="0">
     <w:nsid w:val="46725489"/>
     <w:multiLevelType w:val="multilevel"/>
     <w:tmpl w:val="A94657C4"/>
@@ -14755,7 +18341,7 @@
       </w:rPr>
     </w:lvl>
   </w:abstractNum>
-  <w:abstractNum w:abstractNumId="76" w15:restartNumberingAfterBreak="0">
+  <w:abstractNum w:abstractNumId="81" w15:restartNumberingAfterBreak="0">
     <w:nsid w:val="46FF5911"/>
     <w:multiLevelType w:val="multilevel"/>
     <w:tmpl w:val="79FC2114"/>
@@ -14904,7 +18490,7 @@
       </w:rPr>
     </w:lvl>
   </w:abstractNum>
-  <w:abstractNum w:abstractNumId="77" w15:restartNumberingAfterBreak="0">
+  <w:abstractNum w:abstractNumId="82" w15:restartNumberingAfterBreak="0">
     <w:nsid w:val="476F2BAB"/>
     <w:multiLevelType w:val="multilevel"/>
     <w:tmpl w:val="DC24DB8E"/>
@@ -15053,7 +18639,7 @@
       </w:rPr>
     </w:lvl>
   </w:abstractNum>
-  <w:abstractNum w:abstractNumId="78" w15:restartNumberingAfterBreak="0">
+  <w:abstractNum w:abstractNumId="83" w15:restartNumberingAfterBreak="0">
     <w:nsid w:val="49A75DEB"/>
     <w:multiLevelType w:val="multilevel"/>
     <w:tmpl w:val="9E7A43AE"/>
@@ -15202,7 +18788,7 @@
       </w:rPr>
     </w:lvl>
   </w:abstractNum>
-  <w:abstractNum w:abstractNumId="79" w15:restartNumberingAfterBreak="0">
+  <w:abstractNum w:abstractNumId="84" w15:restartNumberingAfterBreak="0">
     <w:nsid w:val="4FC8704A"/>
     <w:multiLevelType w:val="multilevel"/>
     <w:tmpl w:val="1DA0CC4A"/>
@@ -15351,7 +18937,7 @@
       </w:rPr>
     </w:lvl>
   </w:abstractNum>
-  <w:abstractNum w:abstractNumId="80" w15:restartNumberingAfterBreak="0">
+  <w:abstractNum w:abstractNumId="85" w15:restartNumberingAfterBreak="0">
     <w:nsid w:val="501579D1"/>
     <w:multiLevelType w:val="multilevel"/>
     <w:tmpl w:val="4FAE5D32"/>
@@ -15500,7 +19086,7 @@
       </w:rPr>
     </w:lvl>
   </w:abstractNum>
-  <w:abstractNum w:abstractNumId="81" w15:restartNumberingAfterBreak="0">
+  <w:abstractNum w:abstractNumId="86" w15:restartNumberingAfterBreak="0">
     <w:nsid w:val="51AD24F4"/>
     <w:multiLevelType w:val="hybridMultilevel"/>
     <w:tmpl w:val="0C265FF2"/>
@@ -15612,7 +19198,7 @@
       </w:rPr>
     </w:lvl>
   </w:abstractNum>
-  <w:abstractNum w:abstractNumId="82" w15:restartNumberingAfterBreak="0">
+  <w:abstractNum w:abstractNumId="87" w15:restartNumberingAfterBreak="0">
     <w:nsid w:val="527F2AF4"/>
     <w:multiLevelType w:val="multilevel"/>
     <w:tmpl w:val="3864DD7A"/>
@@ -15761,7 +19347,7 @@
       </w:rPr>
     </w:lvl>
   </w:abstractNum>
-  <w:abstractNum w:abstractNumId="83" w15:restartNumberingAfterBreak="0">
+  <w:abstractNum w:abstractNumId="88" w15:restartNumberingAfterBreak="0">
     <w:nsid w:val="534E3129"/>
     <w:multiLevelType w:val="multilevel"/>
     <w:tmpl w:val="39E4347A"/>
@@ -15910,7 +19496,7 @@
       </w:rPr>
     </w:lvl>
   </w:abstractNum>
-  <w:abstractNum w:abstractNumId="84" w15:restartNumberingAfterBreak="0">
+  <w:abstractNum w:abstractNumId="89" w15:restartNumberingAfterBreak="0">
     <w:nsid w:val="543F4539"/>
     <w:multiLevelType w:val="multilevel"/>
     <w:tmpl w:val="AC6AFFAE"/>
@@ -16059,7 +19645,7 @@
       </w:rPr>
     </w:lvl>
   </w:abstractNum>
-  <w:abstractNum w:abstractNumId="85" w15:restartNumberingAfterBreak="0">
+  <w:abstractNum w:abstractNumId="90" w15:restartNumberingAfterBreak="0">
     <w:nsid w:val="544E7775"/>
     <w:multiLevelType w:val="multilevel"/>
     <w:tmpl w:val="41A02CE0"/>
@@ -16208,7 +19794,7 @@
       </w:rPr>
     </w:lvl>
   </w:abstractNum>
-  <w:abstractNum w:abstractNumId="86" w15:restartNumberingAfterBreak="0">
+  <w:abstractNum w:abstractNumId="91" w15:restartNumberingAfterBreak="0">
     <w:nsid w:val="54D94BE6"/>
     <w:multiLevelType w:val="multilevel"/>
     <w:tmpl w:val="F61048C6"/>
@@ -16357,7 +19943,7 @@
       </w:rPr>
     </w:lvl>
   </w:abstractNum>
-  <w:abstractNum w:abstractNumId="87" w15:restartNumberingAfterBreak="0">
+  <w:abstractNum w:abstractNumId="92" w15:restartNumberingAfterBreak="0">
     <w:nsid w:val="55636D08"/>
     <w:multiLevelType w:val="multilevel"/>
     <w:tmpl w:val="440034BA"/>
@@ -16506,7 +20092,7 @@
       </w:rPr>
     </w:lvl>
   </w:abstractNum>
-  <w:abstractNum w:abstractNumId="88" w15:restartNumberingAfterBreak="0">
+  <w:abstractNum w:abstractNumId="93" w15:restartNumberingAfterBreak="0">
     <w:nsid w:val="55654845"/>
     <w:multiLevelType w:val="multilevel"/>
     <w:tmpl w:val="86C48298"/>
@@ -16655,7 +20241,7 @@
       </w:rPr>
     </w:lvl>
   </w:abstractNum>
-  <w:abstractNum w:abstractNumId="89" w15:restartNumberingAfterBreak="0">
+  <w:abstractNum w:abstractNumId="94" w15:restartNumberingAfterBreak="0">
     <w:nsid w:val="56EC64F6"/>
     <w:multiLevelType w:val="multilevel"/>
     <w:tmpl w:val="FC3890CE"/>
@@ -16804,7 +20390,7 @@
       </w:rPr>
     </w:lvl>
   </w:abstractNum>
-  <w:abstractNum w:abstractNumId="90" w15:restartNumberingAfterBreak="0">
+  <w:abstractNum w:abstractNumId="95" w15:restartNumberingAfterBreak="0">
     <w:nsid w:val="5702371D"/>
     <w:multiLevelType w:val="multilevel"/>
     <w:tmpl w:val="35460762"/>
@@ -16953,7 +20539,7 @@
       </w:rPr>
     </w:lvl>
   </w:abstractNum>
-  <w:abstractNum w:abstractNumId="91" w15:restartNumberingAfterBreak="0">
+  <w:abstractNum w:abstractNumId="96" w15:restartNumberingAfterBreak="0">
     <w:nsid w:val="57970807"/>
     <w:multiLevelType w:val="multilevel"/>
     <w:tmpl w:val="4DA669AA"/>
@@ -17102,7 +20688,7 @@
       </w:rPr>
     </w:lvl>
   </w:abstractNum>
-  <w:abstractNum w:abstractNumId="92" w15:restartNumberingAfterBreak="0">
+  <w:abstractNum w:abstractNumId="97" w15:restartNumberingAfterBreak="0">
     <w:nsid w:val="58394DB7"/>
     <w:multiLevelType w:val="multilevel"/>
     <w:tmpl w:val="344E23DC"/>
@@ -17251,7 +20837,7 @@
       </w:rPr>
     </w:lvl>
   </w:abstractNum>
-  <w:abstractNum w:abstractNumId="93" w15:restartNumberingAfterBreak="0">
+  <w:abstractNum w:abstractNumId="98" w15:restartNumberingAfterBreak="0">
     <w:nsid w:val="586310AA"/>
     <w:multiLevelType w:val="multilevel"/>
     <w:tmpl w:val="F1560F34"/>
@@ -17400,7 +20986,7 @@
       </w:rPr>
     </w:lvl>
   </w:abstractNum>
-  <w:abstractNum w:abstractNumId="94" w15:restartNumberingAfterBreak="0">
+  <w:abstractNum w:abstractNumId="99" w15:restartNumberingAfterBreak="0">
     <w:nsid w:val="58BB3C87"/>
     <w:multiLevelType w:val="multilevel"/>
     <w:tmpl w:val="8976FE34"/>
@@ -17549,7 +21135,7 @@
       </w:rPr>
     </w:lvl>
   </w:abstractNum>
-  <w:abstractNum w:abstractNumId="95" w15:restartNumberingAfterBreak="0">
+  <w:abstractNum w:abstractNumId="100" w15:restartNumberingAfterBreak="0">
     <w:nsid w:val="594A3A5C"/>
     <w:multiLevelType w:val="multilevel"/>
     <w:tmpl w:val="461E6664"/>
@@ -17698,7 +21284,7 @@
       </w:rPr>
     </w:lvl>
   </w:abstractNum>
-  <w:abstractNum w:abstractNumId="96" w15:restartNumberingAfterBreak="0">
+  <w:abstractNum w:abstractNumId="101" w15:restartNumberingAfterBreak="0">
     <w:nsid w:val="59B9589A"/>
     <w:multiLevelType w:val="multilevel"/>
     <w:tmpl w:val="A10A8D5C"/>
@@ -17847,7 +21433,7 @@
       </w:rPr>
     </w:lvl>
   </w:abstractNum>
-  <w:abstractNum w:abstractNumId="97" w15:restartNumberingAfterBreak="0">
+  <w:abstractNum w:abstractNumId="102" w15:restartNumberingAfterBreak="0">
     <w:nsid w:val="59F8389C"/>
     <w:multiLevelType w:val="multilevel"/>
     <w:tmpl w:val="D72C333C"/>
@@ -17996,7 +21582,7 @@
       </w:rPr>
     </w:lvl>
   </w:abstractNum>
-  <w:abstractNum w:abstractNumId="98" w15:restartNumberingAfterBreak="0">
+  <w:abstractNum w:abstractNumId="103" w15:restartNumberingAfterBreak="0">
     <w:nsid w:val="5A886DC9"/>
     <w:multiLevelType w:val="multilevel"/>
     <w:tmpl w:val="290E73FE"/>
@@ -18145,7 +21731,7 @@
       </w:rPr>
     </w:lvl>
   </w:abstractNum>
-  <w:abstractNum w:abstractNumId="99" w15:restartNumberingAfterBreak="0">
+  <w:abstractNum w:abstractNumId="104" w15:restartNumberingAfterBreak="0">
     <w:nsid w:val="5B1A45CF"/>
     <w:multiLevelType w:val="multilevel"/>
     <w:tmpl w:val="B2E0C33E"/>
@@ -18294,7 +21880,7 @@
       </w:rPr>
     </w:lvl>
   </w:abstractNum>
-  <w:abstractNum w:abstractNumId="100" w15:restartNumberingAfterBreak="0">
+  <w:abstractNum w:abstractNumId="105" w15:restartNumberingAfterBreak="0">
     <w:nsid w:val="5BC0184A"/>
     <w:multiLevelType w:val="multilevel"/>
     <w:tmpl w:val="14EC048E"/>
@@ -18443,7 +22029,7 @@
       </w:rPr>
     </w:lvl>
   </w:abstractNum>
-  <w:abstractNum w:abstractNumId="101" w15:restartNumberingAfterBreak="0">
+  <w:abstractNum w:abstractNumId="106" w15:restartNumberingAfterBreak="0">
     <w:nsid w:val="5BD82AB6"/>
     <w:multiLevelType w:val="multilevel"/>
     <w:tmpl w:val="A0601510"/>
@@ -18592,7 +22178,7 @@
       </w:rPr>
     </w:lvl>
   </w:abstractNum>
-  <w:abstractNum w:abstractNumId="102" w15:restartNumberingAfterBreak="0">
+  <w:abstractNum w:abstractNumId="107" w15:restartNumberingAfterBreak="0">
     <w:nsid w:val="5D0849DD"/>
     <w:multiLevelType w:val="hybridMultilevel"/>
     <w:tmpl w:val="C052B742"/>
@@ -18681,7 +22267,7 @@
       </w:pPr>
     </w:lvl>
   </w:abstractNum>
-  <w:abstractNum w:abstractNumId="103" w15:restartNumberingAfterBreak="0">
+  <w:abstractNum w:abstractNumId="108" w15:restartNumberingAfterBreak="0">
     <w:nsid w:val="5EBA4E13"/>
     <w:multiLevelType w:val="multilevel"/>
     <w:tmpl w:val="CDD6246A"/>
@@ -18830,7 +22416,156 @@
       </w:rPr>
     </w:lvl>
   </w:abstractNum>
-  <w:abstractNum w:abstractNumId="104" w15:restartNumberingAfterBreak="0">
+  <w:abstractNum w:abstractNumId="109" w15:restartNumberingAfterBreak="0">
+    <w:nsid w:val="5F19113E"/>
+    <w:multiLevelType w:val="multilevel"/>
+    <w:tmpl w:val="7350565E"/>
+    <w:lvl w:ilvl="0">
+      <w:start w:val="1"/>
+      <w:numFmt w:val="bullet"/>
+      <w:lvlText w:val=""/>
+      <w:lvlJc w:val="left"/>
+      <w:pPr>
+        <w:tabs>
+          <w:tab w:val="num" w:pos="720"/>
+        </w:tabs>
+        <w:ind w:left="720" w:hanging="360"/>
+      </w:pPr>
+      <w:rPr>
+        <w:rFonts w:ascii="Symbol" w:hAnsi="Symbol" w:hint="default"/>
+        <w:sz w:val="20"/>
+      </w:rPr>
+    </w:lvl>
+    <w:lvl w:ilvl="1" w:tentative="1">
+      <w:start w:val="1"/>
+      <w:numFmt w:val="bullet"/>
+      <w:lvlText w:val="o"/>
+      <w:lvlJc w:val="left"/>
+      <w:pPr>
+        <w:tabs>
+          <w:tab w:val="num" w:pos="1440"/>
+        </w:tabs>
+        <w:ind w:left="1440" w:hanging="360"/>
+      </w:pPr>
+      <w:rPr>
+        <w:rFonts w:ascii="Courier New" w:hAnsi="Courier New" w:hint="default"/>
+        <w:sz w:val="20"/>
+      </w:rPr>
+    </w:lvl>
+    <w:lvl w:ilvl="2" w:tentative="1">
+      <w:start w:val="1"/>
+      <w:numFmt w:val="bullet"/>
+      <w:lvlText w:val=""/>
+      <w:lvlJc w:val="left"/>
+      <w:pPr>
+        <w:tabs>
+          <w:tab w:val="num" w:pos="2160"/>
+        </w:tabs>
+        <w:ind w:left="2160" w:hanging="360"/>
+      </w:pPr>
+      <w:rPr>
+        <w:rFonts w:ascii="Wingdings" w:hAnsi="Wingdings" w:hint="default"/>
+        <w:sz w:val="20"/>
+      </w:rPr>
+    </w:lvl>
+    <w:lvl w:ilvl="3" w:tentative="1">
+      <w:start w:val="1"/>
+      <w:numFmt w:val="bullet"/>
+      <w:lvlText w:val=""/>
+      <w:lvlJc w:val="left"/>
+      <w:pPr>
+        <w:tabs>
+          <w:tab w:val="num" w:pos="2880"/>
+        </w:tabs>
+        <w:ind w:left="2880" w:hanging="360"/>
+      </w:pPr>
+      <w:rPr>
+        <w:rFonts w:ascii="Wingdings" w:hAnsi="Wingdings" w:hint="default"/>
+        <w:sz w:val="20"/>
+      </w:rPr>
+    </w:lvl>
+    <w:lvl w:ilvl="4" w:tentative="1">
+      <w:start w:val="1"/>
+      <w:numFmt w:val="bullet"/>
+      <w:lvlText w:val=""/>
+      <w:lvlJc w:val="left"/>
+      <w:pPr>
+        <w:tabs>
+          <w:tab w:val="num" w:pos="3600"/>
+        </w:tabs>
+        <w:ind w:left="3600" w:hanging="360"/>
+      </w:pPr>
+      <w:rPr>
+        <w:rFonts w:ascii="Wingdings" w:hAnsi="Wingdings" w:hint="default"/>
+        <w:sz w:val="20"/>
+      </w:rPr>
+    </w:lvl>
+    <w:lvl w:ilvl="5" w:tentative="1">
+      <w:start w:val="1"/>
+      <w:numFmt w:val="bullet"/>
+      <w:lvlText w:val=""/>
+      <w:lvlJc w:val="left"/>
+      <w:pPr>
+        <w:tabs>
+          <w:tab w:val="num" w:pos="4320"/>
+        </w:tabs>
+        <w:ind w:left="4320" w:hanging="360"/>
+      </w:pPr>
+      <w:rPr>
+        <w:rFonts w:ascii="Wingdings" w:hAnsi="Wingdings" w:hint="default"/>
+        <w:sz w:val="20"/>
+      </w:rPr>
+    </w:lvl>
+    <w:lvl w:ilvl="6" w:tentative="1">
+      <w:start w:val="1"/>
+      <w:numFmt w:val="bullet"/>
+      <w:lvlText w:val=""/>
+      <w:lvlJc w:val="left"/>
+      <w:pPr>
+        <w:tabs>
+          <w:tab w:val="num" w:pos="5040"/>
+        </w:tabs>
+        <w:ind w:left="5040" w:hanging="360"/>
+      </w:pPr>
+      <w:rPr>
+        <w:rFonts w:ascii="Wingdings" w:hAnsi="Wingdings" w:hint="default"/>
+        <w:sz w:val="20"/>
+      </w:rPr>
+    </w:lvl>
+    <w:lvl w:ilvl="7" w:tentative="1">
+      <w:start w:val="1"/>
+      <w:numFmt w:val="bullet"/>
+      <w:lvlText w:val=""/>
+      <w:lvlJc w:val="left"/>
+      <w:pPr>
+        <w:tabs>
+          <w:tab w:val="num" w:pos="5760"/>
+        </w:tabs>
+        <w:ind w:left="5760" w:hanging="360"/>
+      </w:pPr>
+      <w:rPr>
+        <w:rFonts w:ascii="Wingdings" w:hAnsi="Wingdings" w:hint="default"/>
+        <w:sz w:val="20"/>
+      </w:rPr>
+    </w:lvl>
+    <w:lvl w:ilvl="8" w:tentative="1">
+      <w:start w:val="1"/>
+      <w:numFmt w:val="bullet"/>
+      <w:lvlText w:val=""/>
+      <w:lvlJc w:val="left"/>
+      <w:pPr>
+        <w:tabs>
+          <w:tab w:val="num" w:pos="6480"/>
+        </w:tabs>
+        <w:ind w:left="6480" w:hanging="360"/>
+      </w:pPr>
+      <w:rPr>
+        <w:rFonts w:ascii="Wingdings" w:hAnsi="Wingdings" w:hint="default"/>
+        <w:sz w:val="20"/>
+      </w:rPr>
+    </w:lvl>
+  </w:abstractNum>
+  <w:abstractNum w:abstractNumId="110" w15:restartNumberingAfterBreak="0">
     <w:nsid w:val="5F465E0A"/>
     <w:multiLevelType w:val="multilevel"/>
     <w:tmpl w:val="F78EA972"/>
@@ -18979,7 +22714,7 @@
       </w:rPr>
     </w:lvl>
   </w:abstractNum>
-  <w:abstractNum w:abstractNumId="105" w15:restartNumberingAfterBreak="0">
+  <w:abstractNum w:abstractNumId="111" w15:restartNumberingAfterBreak="0">
     <w:nsid w:val="60350E9F"/>
     <w:multiLevelType w:val="multilevel"/>
     <w:tmpl w:val="39667116"/>
@@ -19128,7 +22863,156 @@
       </w:rPr>
     </w:lvl>
   </w:abstractNum>
-  <w:abstractNum w:abstractNumId="106" w15:restartNumberingAfterBreak="0">
+  <w:abstractNum w:abstractNumId="112" w15:restartNumberingAfterBreak="0">
+    <w:nsid w:val="62EC4C75"/>
+    <w:multiLevelType w:val="multilevel"/>
+    <w:tmpl w:val="E21E1ED8"/>
+    <w:lvl w:ilvl="0">
+      <w:start w:val="1"/>
+      <w:numFmt w:val="bullet"/>
+      <w:lvlText w:val=""/>
+      <w:lvlJc w:val="left"/>
+      <w:pPr>
+        <w:tabs>
+          <w:tab w:val="num" w:pos="720"/>
+        </w:tabs>
+        <w:ind w:left="720" w:hanging="360"/>
+      </w:pPr>
+      <w:rPr>
+        <w:rFonts w:ascii="Symbol" w:hAnsi="Symbol" w:hint="default"/>
+        <w:sz w:val="20"/>
+      </w:rPr>
+    </w:lvl>
+    <w:lvl w:ilvl="1" w:tentative="1">
+      <w:start w:val="1"/>
+      <w:numFmt w:val="bullet"/>
+      <w:lvlText w:val="o"/>
+      <w:lvlJc w:val="left"/>
+      <w:pPr>
+        <w:tabs>
+          <w:tab w:val="num" w:pos="1440"/>
+        </w:tabs>
+        <w:ind w:left="1440" w:hanging="360"/>
+      </w:pPr>
+      <w:rPr>
+        <w:rFonts w:ascii="Courier New" w:hAnsi="Courier New" w:hint="default"/>
+        <w:sz w:val="20"/>
+      </w:rPr>
+    </w:lvl>
+    <w:lvl w:ilvl="2" w:tentative="1">
+      <w:start w:val="1"/>
+      <w:numFmt w:val="bullet"/>
+      <w:lvlText w:val=""/>
+      <w:lvlJc w:val="left"/>
+      <w:pPr>
+        <w:tabs>
+          <w:tab w:val="num" w:pos="2160"/>
+        </w:tabs>
+        <w:ind w:left="2160" w:hanging="360"/>
+      </w:pPr>
+      <w:rPr>
+        <w:rFonts w:ascii="Wingdings" w:hAnsi="Wingdings" w:hint="default"/>
+        <w:sz w:val="20"/>
+      </w:rPr>
+    </w:lvl>
+    <w:lvl w:ilvl="3" w:tentative="1">
+      <w:start w:val="1"/>
+      <w:numFmt w:val="bullet"/>
+      <w:lvlText w:val=""/>
+      <w:lvlJc w:val="left"/>
+      <w:pPr>
+        <w:tabs>
+          <w:tab w:val="num" w:pos="2880"/>
+        </w:tabs>
+        <w:ind w:left="2880" w:hanging="360"/>
+      </w:pPr>
+      <w:rPr>
+        <w:rFonts w:ascii="Wingdings" w:hAnsi="Wingdings" w:hint="default"/>
+        <w:sz w:val="20"/>
+      </w:rPr>
+    </w:lvl>
+    <w:lvl w:ilvl="4" w:tentative="1">
+      <w:start w:val="1"/>
+      <w:numFmt w:val="bullet"/>
+      <w:lvlText w:val=""/>
+      <w:lvlJc w:val="left"/>
+      <w:pPr>
+        <w:tabs>
+          <w:tab w:val="num" w:pos="3600"/>
+        </w:tabs>
+        <w:ind w:left="3600" w:hanging="360"/>
+      </w:pPr>
+      <w:rPr>
+        <w:rFonts w:ascii="Wingdings" w:hAnsi="Wingdings" w:hint="default"/>
+        <w:sz w:val="20"/>
+      </w:rPr>
+    </w:lvl>
+    <w:lvl w:ilvl="5" w:tentative="1">
+      <w:start w:val="1"/>
+      <w:numFmt w:val="bullet"/>
+      <w:lvlText w:val=""/>
+      <w:lvlJc w:val="left"/>
+      <w:pPr>
+        <w:tabs>
+          <w:tab w:val="num" w:pos="4320"/>
+        </w:tabs>
+        <w:ind w:left="4320" w:hanging="360"/>
+      </w:pPr>
+      <w:rPr>
+        <w:rFonts w:ascii="Wingdings" w:hAnsi="Wingdings" w:hint="default"/>
+        <w:sz w:val="20"/>
+      </w:rPr>
+    </w:lvl>
+    <w:lvl w:ilvl="6" w:tentative="1">
+      <w:start w:val="1"/>
+      <w:numFmt w:val="bullet"/>
+      <w:lvlText w:val=""/>
+      <w:lvlJc w:val="left"/>
+      <w:pPr>
+        <w:tabs>
+          <w:tab w:val="num" w:pos="5040"/>
+        </w:tabs>
+        <w:ind w:left="5040" w:hanging="360"/>
+      </w:pPr>
+      <w:rPr>
+        <w:rFonts w:ascii="Wingdings" w:hAnsi="Wingdings" w:hint="default"/>
+        <w:sz w:val="20"/>
+      </w:rPr>
+    </w:lvl>
+    <w:lvl w:ilvl="7" w:tentative="1">
+      <w:start w:val="1"/>
+      <w:numFmt w:val="bullet"/>
+      <w:lvlText w:val=""/>
+      <w:lvlJc w:val="left"/>
+      <w:pPr>
+        <w:tabs>
+          <w:tab w:val="num" w:pos="5760"/>
+        </w:tabs>
+        <w:ind w:left="5760" w:hanging="360"/>
+      </w:pPr>
+      <w:rPr>
+        <w:rFonts w:ascii="Wingdings" w:hAnsi="Wingdings" w:hint="default"/>
+        <w:sz w:val="20"/>
+      </w:rPr>
+    </w:lvl>
+    <w:lvl w:ilvl="8" w:tentative="1">
+      <w:start w:val="1"/>
+      <w:numFmt w:val="bullet"/>
+      <w:lvlText w:val=""/>
+      <w:lvlJc w:val="left"/>
+      <w:pPr>
+        <w:tabs>
+          <w:tab w:val="num" w:pos="6480"/>
+        </w:tabs>
+        <w:ind w:left="6480" w:hanging="360"/>
+      </w:pPr>
+      <w:rPr>
+        <w:rFonts w:ascii="Wingdings" w:hAnsi="Wingdings" w:hint="default"/>
+        <w:sz w:val="20"/>
+      </w:rPr>
+    </w:lvl>
+  </w:abstractNum>
+  <w:abstractNum w:abstractNumId="113" w15:restartNumberingAfterBreak="0">
     <w:nsid w:val="63AC0368"/>
     <w:multiLevelType w:val="multilevel"/>
     <w:tmpl w:val="98B4B31E"/>
@@ -19277,7 +23161,7 @@
       </w:rPr>
     </w:lvl>
   </w:abstractNum>
-  <w:abstractNum w:abstractNumId="107" w15:restartNumberingAfterBreak="0">
+  <w:abstractNum w:abstractNumId="114" w15:restartNumberingAfterBreak="0">
     <w:nsid w:val="65AD7C16"/>
     <w:multiLevelType w:val="multilevel"/>
     <w:tmpl w:val="64880A1E"/>
@@ -19426,7 +23310,7 @@
       </w:rPr>
     </w:lvl>
   </w:abstractNum>
-  <w:abstractNum w:abstractNumId="108" w15:restartNumberingAfterBreak="0">
+  <w:abstractNum w:abstractNumId="115" w15:restartNumberingAfterBreak="0">
     <w:nsid w:val="669B252D"/>
     <w:multiLevelType w:val="multilevel"/>
     <w:tmpl w:val="F118C4A4"/>
@@ -19575,7 +23459,7 @@
       </w:rPr>
     </w:lvl>
   </w:abstractNum>
-  <w:abstractNum w:abstractNumId="109" w15:restartNumberingAfterBreak="0">
+  <w:abstractNum w:abstractNumId="116" w15:restartNumberingAfterBreak="0">
     <w:nsid w:val="67382671"/>
     <w:multiLevelType w:val="multilevel"/>
     <w:tmpl w:val="E612D886"/>
@@ -19724,7 +23608,7 @@
       </w:rPr>
     </w:lvl>
   </w:abstractNum>
-  <w:abstractNum w:abstractNumId="110" w15:restartNumberingAfterBreak="0">
+  <w:abstractNum w:abstractNumId="117" w15:restartNumberingAfterBreak="0">
     <w:nsid w:val="67D23E6F"/>
     <w:multiLevelType w:val="multilevel"/>
     <w:tmpl w:val="D7906EA2"/>
@@ -19873,7 +23757,7 @@
       </w:rPr>
     </w:lvl>
   </w:abstractNum>
-  <w:abstractNum w:abstractNumId="111" w15:restartNumberingAfterBreak="0">
+  <w:abstractNum w:abstractNumId="118" w15:restartNumberingAfterBreak="0">
     <w:nsid w:val="69E9664E"/>
     <w:multiLevelType w:val="multilevel"/>
     <w:tmpl w:val="23608AC2"/>
@@ -20022,7 +23906,7 @@
       </w:rPr>
     </w:lvl>
   </w:abstractNum>
-  <w:abstractNum w:abstractNumId="112" w15:restartNumberingAfterBreak="0">
+  <w:abstractNum w:abstractNumId="119" w15:restartNumberingAfterBreak="0">
     <w:nsid w:val="6A17472A"/>
     <w:multiLevelType w:val="multilevel"/>
     <w:tmpl w:val="BACE1870"/>
@@ -20143,7 +24027,7 @@
       </w:rPr>
     </w:lvl>
   </w:abstractNum>
-  <w:abstractNum w:abstractNumId="113" w15:restartNumberingAfterBreak="0">
+  <w:abstractNum w:abstractNumId="120" w15:restartNumberingAfterBreak="0">
     <w:nsid w:val="6B5E437C"/>
     <w:multiLevelType w:val="multilevel"/>
     <w:tmpl w:val="5A8E93A2"/>
@@ -20292,7 +24176,7 @@
       </w:rPr>
     </w:lvl>
   </w:abstractNum>
-  <w:abstractNum w:abstractNumId="114" w15:restartNumberingAfterBreak="0">
+  <w:abstractNum w:abstractNumId="121" w15:restartNumberingAfterBreak="0">
     <w:nsid w:val="6C1A7FE8"/>
     <w:multiLevelType w:val="multilevel"/>
     <w:tmpl w:val="99666BAC"/>
@@ -20441,7 +24325,7 @@
       </w:rPr>
     </w:lvl>
   </w:abstractNum>
-  <w:abstractNum w:abstractNumId="115" w15:restartNumberingAfterBreak="0">
+  <w:abstractNum w:abstractNumId="122" w15:restartNumberingAfterBreak="0">
     <w:nsid w:val="6D0938E2"/>
     <w:multiLevelType w:val="multilevel"/>
     <w:tmpl w:val="C89E0476"/>
@@ -20590,7 +24474,7 @@
       </w:rPr>
     </w:lvl>
   </w:abstractNum>
-  <w:abstractNum w:abstractNumId="116" w15:restartNumberingAfterBreak="0">
+  <w:abstractNum w:abstractNumId="123" w15:restartNumberingAfterBreak="0">
     <w:nsid w:val="6E2D7D77"/>
     <w:multiLevelType w:val="multilevel"/>
     <w:tmpl w:val="3004961A"/>
@@ -20739,7 +24623,7 @@
       </w:rPr>
     </w:lvl>
   </w:abstractNum>
-  <w:abstractNum w:abstractNumId="117" w15:restartNumberingAfterBreak="0">
+  <w:abstractNum w:abstractNumId="124" w15:restartNumberingAfterBreak="0">
     <w:nsid w:val="700E2A5F"/>
     <w:multiLevelType w:val="multilevel"/>
     <w:tmpl w:val="8BBE78D4"/>
@@ -20888,7 +24772,7 @@
       </w:rPr>
     </w:lvl>
   </w:abstractNum>
-  <w:abstractNum w:abstractNumId="118" w15:restartNumberingAfterBreak="0">
+  <w:abstractNum w:abstractNumId="125" w15:restartNumberingAfterBreak="0">
     <w:nsid w:val="701F22C7"/>
     <w:multiLevelType w:val="hybridMultilevel"/>
     <w:tmpl w:val="1CA2DBA2"/>
@@ -21000,7 +24884,7 @@
       </w:rPr>
     </w:lvl>
   </w:abstractNum>
-  <w:abstractNum w:abstractNumId="119" w15:restartNumberingAfterBreak="0">
+  <w:abstractNum w:abstractNumId="126" w15:restartNumberingAfterBreak="0">
     <w:nsid w:val="70DC0259"/>
     <w:multiLevelType w:val="multilevel"/>
     <w:tmpl w:val="DB26E508"/>
@@ -21121,7 +25005,7 @@
       </w:rPr>
     </w:lvl>
   </w:abstractNum>
-  <w:abstractNum w:abstractNumId="120" w15:restartNumberingAfterBreak="0">
+  <w:abstractNum w:abstractNumId="127" w15:restartNumberingAfterBreak="0">
     <w:nsid w:val="7195337F"/>
     <w:multiLevelType w:val="multilevel"/>
     <w:tmpl w:val="B5228B7C"/>
@@ -21270,7 +25154,7 @@
       </w:rPr>
     </w:lvl>
   </w:abstractNum>
-  <w:abstractNum w:abstractNumId="121" w15:restartNumberingAfterBreak="0">
+  <w:abstractNum w:abstractNumId="128" w15:restartNumberingAfterBreak="0">
     <w:nsid w:val="72964272"/>
     <w:multiLevelType w:val="multilevel"/>
     <w:tmpl w:val="91A86674"/>
@@ -21419,7 +25303,7 @@
       </w:rPr>
     </w:lvl>
   </w:abstractNum>
-  <w:abstractNum w:abstractNumId="122" w15:restartNumberingAfterBreak="0">
+  <w:abstractNum w:abstractNumId="129" w15:restartNumberingAfterBreak="0">
     <w:nsid w:val="72C83163"/>
     <w:multiLevelType w:val="multilevel"/>
     <w:tmpl w:val="BAB40758"/>
@@ -21568,7 +25452,7 @@
       </w:rPr>
     </w:lvl>
   </w:abstractNum>
-  <w:abstractNum w:abstractNumId="123" w15:restartNumberingAfterBreak="0">
+  <w:abstractNum w:abstractNumId="130" w15:restartNumberingAfterBreak="0">
     <w:nsid w:val="74F24A01"/>
     <w:multiLevelType w:val="multilevel"/>
     <w:tmpl w:val="BE2C3242"/>
@@ -21685,7 +25569,7 @@
       </w:pPr>
     </w:lvl>
   </w:abstractNum>
-  <w:abstractNum w:abstractNumId="124" w15:restartNumberingAfterBreak="0">
+  <w:abstractNum w:abstractNumId="131" w15:restartNumberingAfterBreak="0">
     <w:nsid w:val="75632F10"/>
     <w:multiLevelType w:val="multilevel"/>
     <w:tmpl w:val="6B58AD98"/>
@@ -21834,7 +25718,7 @@
       </w:rPr>
     </w:lvl>
   </w:abstractNum>
-  <w:abstractNum w:abstractNumId="125" w15:restartNumberingAfterBreak="0">
+  <w:abstractNum w:abstractNumId="132" w15:restartNumberingAfterBreak="0">
     <w:nsid w:val="75D418CC"/>
     <w:multiLevelType w:val="hybridMultilevel"/>
     <w:tmpl w:val="A1E44742"/>
@@ -21923,7 +25807,7 @@
       </w:pPr>
     </w:lvl>
   </w:abstractNum>
-  <w:abstractNum w:abstractNumId="126" w15:restartNumberingAfterBreak="0">
+  <w:abstractNum w:abstractNumId="133" w15:restartNumberingAfterBreak="0">
     <w:nsid w:val="75ED4997"/>
     <w:multiLevelType w:val="multilevel"/>
     <w:tmpl w:val="B26A13FC"/>
@@ -22072,7 +25956,7 @@
       </w:rPr>
     </w:lvl>
   </w:abstractNum>
-  <w:abstractNum w:abstractNumId="127" w15:restartNumberingAfterBreak="0">
+  <w:abstractNum w:abstractNumId="134" w15:restartNumberingAfterBreak="0">
     <w:nsid w:val="763351FD"/>
     <w:multiLevelType w:val="multilevel"/>
     <w:tmpl w:val="470AA394"/>
@@ -22221,7 +26105,7 @@
       </w:rPr>
     </w:lvl>
   </w:abstractNum>
-  <w:abstractNum w:abstractNumId="128" w15:restartNumberingAfterBreak="0">
+  <w:abstractNum w:abstractNumId="135" w15:restartNumberingAfterBreak="0">
     <w:nsid w:val="765972DE"/>
     <w:multiLevelType w:val="multilevel"/>
     <w:tmpl w:val="E14C9D3C"/>
@@ -22370,7 +26254,7 @@
       </w:rPr>
     </w:lvl>
   </w:abstractNum>
-  <w:abstractNum w:abstractNumId="129" w15:restartNumberingAfterBreak="0">
+  <w:abstractNum w:abstractNumId="136" w15:restartNumberingAfterBreak="0">
     <w:nsid w:val="76C2554C"/>
     <w:multiLevelType w:val="multilevel"/>
     <w:tmpl w:val="10527F68"/>
@@ -22519,7 +26403,7 @@
       </w:rPr>
     </w:lvl>
   </w:abstractNum>
-  <w:abstractNum w:abstractNumId="130" w15:restartNumberingAfterBreak="0">
+  <w:abstractNum w:abstractNumId="137" w15:restartNumberingAfterBreak="0">
     <w:nsid w:val="785120BE"/>
     <w:multiLevelType w:val="multilevel"/>
     <w:tmpl w:val="C63A5B4E"/>
@@ -22668,7 +26552,7 @@
       </w:rPr>
     </w:lvl>
   </w:abstractNum>
-  <w:abstractNum w:abstractNumId="131" w15:restartNumberingAfterBreak="0">
+  <w:abstractNum w:abstractNumId="138" w15:restartNumberingAfterBreak="0">
     <w:nsid w:val="78565E5A"/>
     <w:multiLevelType w:val="multilevel"/>
     <w:tmpl w:val="C06EB550"/>
@@ -22817,7 +26701,7 @@
       </w:rPr>
     </w:lvl>
   </w:abstractNum>
-  <w:abstractNum w:abstractNumId="132" w15:restartNumberingAfterBreak="0">
+  <w:abstractNum w:abstractNumId="139" w15:restartNumberingAfterBreak="0">
     <w:nsid w:val="7A166E6A"/>
     <w:multiLevelType w:val="multilevel"/>
     <w:tmpl w:val="3F868BC2"/>
@@ -22966,7 +26850,7 @@
       </w:rPr>
     </w:lvl>
   </w:abstractNum>
-  <w:abstractNum w:abstractNumId="133" w15:restartNumberingAfterBreak="0">
+  <w:abstractNum w:abstractNumId="140" w15:restartNumberingAfterBreak="0">
     <w:nsid w:val="7A3A55B5"/>
     <w:multiLevelType w:val="multilevel"/>
     <w:tmpl w:val="B5947A7C"/>
@@ -23115,7 +26999,7 @@
       </w:rPr>
     </w:lvl>
   </w:abstractNum>
-  <w:abstractNum w:abstractNumId="134" w15:restartNumberingAfterBreak="0">
+  <w:abstractNum w:abstractNumId="141" w15:restartNumberingAfterBreak="0">
     <w:nsid w:val="7AC64BA3"/>
     <w:multiLevelType w:val="hybridMultilevel"/>
     <w:tmpl w:val="AAD652A6"/>
@@ -23228,7 +27112,7 @@
       </w:rPr>
     </w:lvl>
   </w:abstractNum>
-  <w:abstractNum w:abstractNumId="135" w15:restartNumberingAfterBreak="0">
+  <w:abstractNum w:abstractNumId="142" w15:restartNumberingAfterBreak="0">
     <w:nsid w:val="7B9C65EE"/>
     <w:multiLevelType w:val="multilevel"/>
     <w:tmpl w:val="6D0CEDB4"/>
@@ -23377,7 +27261,7 @@
       </w:rPr>
     </w:lvl>
   </w:abstractNum>
-  <w:abstractNum w:abstractNumId="136" w15:restartNumberingAfterBreak="0">
+  <w:abstractNum w:abstractNumId="143" w15:restartNumberingAfterBreak="0">
     <w:nsid w:val="7E4E4181"/>
     <w:multiLevelType w:val="multilevel"/>
     <w:tmpl w:val="77E87D38"/>
@@ -23527,415 +27411,436 @@
     </w:lvl>
   </w:abstractNum>
   <w:num w:numId="1" w16cid:durableId="927078747">
-    <w:abstractNumId w:val="26"/>
+    <w:abstractNumId w:val="27"/>
   </w:num>
   <w:num w:numId="2" w16cid:durableId="2072531523">
-    <w:abstractNumId w:val="38"/>
+    <w:abstractNumId w:val="40"/>
   </w:num>
   <w:num w:numId="3" w16cid:durableId="237324134">
-    <w:abstractNumId w:val="125"/>
+    <w:abstractNumId w:val="132"/>
   </w:num>
   <w:num w:numId="4" w16cid:durableId="501240539">
-    <w:abstractNumId w:val="17"/>
+    <w:abstractNumId w:val="18"/>
   </w:num>
   <w:num w:numId="5" w16cid:durableId="1508406285">
+    <w:abstractNumId w:val="126"/>
+  </w:num>
+  <w:num w:numId="6" w16cid:durableId="39398542">
     <w:abstractNumId w:val="119"/>
   </w:num>
-  <w:num w:numId="6" w16cid:durableId="39398542">
-    <w:abstractNumId w:val="112"/>
-  </w:num>
   <w:num w:numId="7" w16cid:durableId="426271462">
-    <w:abstractNumId w:val="57"/>
+    <w:abstractNumId w:val="60"/>
   </w:num>
   <w:num w:numId="8" w16cid:durableId="556742958">
-    <w:abstractNumId w:val="83"/>
+    <w:abstractNumId w:val="88"/>
   </w:num>
   <w:num w:numId="9" w16cid:durableId="1751392388">
-    <w:abstractNumId w:val="51"/>
+    <w:abstractNumId w:val="53"/>
   </w:num>
   <w:num w:numId="10" w16cid:durableId="695034585">
-    <w:abstractNumId w:val="19"/>
+    <w:abstractNumId w:val="20"/>
   </w:num>
   <w:num w:numId="11" w16cid:durableId="1293561225">
-    <w:abstractNumId w:val="87"/>
+    <w:abstractNumId w:val="92"/>
   </w:num>
   <w:num w:numId="12" w16cid:durableId="1514492258">
-    <w:abstractNumId w:val="121"/>
+    <w:abstractNumId w:val="128"/>
   </w:num>
   <w:num w:numId="13" w16cid:durableId="1343583649">
-    <w:abstractNumId w:val="66"/>
+    <w:abstractNumId w:val="70"/>
   </w:num>
   <w:num w:numId="14" w16cid:durableId="1541480818">
-    <w:abstractNumId w:val="39"/>
+    <w:abstractNumId w:val="41"/>
   </w:num>
   <w:num w:numId="15" w16cid:durableId="232543797">
-    <w:abstractNumId w:val="71"/>
+    <w:abstractNumId w:val="76"/>
   </w:num>
   <w:num w:numId="16" w16cid:durableId="349377160">
     <w:abstractNumId w:val="0"/>
   </w:num>
   <w:num w:numId="17" w16cid:durableId="433944072">
-    <w:abstractNumId w:val="12"/>
+    <w:abstractNumId w:val="13"/>
   </w:num>
   <w:num w:numId="18" w16cid:durableId="2127381273">
-    <w:abstractNumId w:val="22"/>
+    <w:abstractNumId w:val="23"/>
   </w:num>
   <w:num w:numId="19" w16cid:durableId="1062606634">
-    <w:abstractNumId w:val="43"/>
+    <w:abstractNumId w:val="45"/>
   </w:num>
   <w:num w:numId="20" w16cid:durableId="163592894">
+    <w:abstractNumId w:val="137"/>
+  </w:num>
+  <w:num w:numId="21" w16cid:durableId="2103866885">
+    <w:abstractNumId w:val="15"/>
+  </w:num>
+  <w:num w:numId="22" w16cid:durableId="152337860">
+    <w:abstractNumId w:val="30"/>
+  </w:num>
+  <w:num w:numId="23" w16cid:durableId="1947499806">
     <w:abstractNumId w:val="130"/>
   </w:num>
-  <w:num w:numId="21" w16cid:durableId="2103866885">
+  <w:num w:numId="24" w16cid:durableId="1358121329">
+    <w:abstractNumId w:val="66"/>
+  </w:num>
+  <w:num w:numId="25" w16cid:durableId="2054117025">
+    <w:abstractNumId w:val="115"/>
+  </w:num>
+  <w:num w:numId="26" w16cid:durableId="1975283301">
+    <w:abstractNumId w:val="31"/>
+  </w:num>
+  <w:num w:numId="27" w16cid:durableId="452331668">
+    <w:abstractNumId w:val="69"/>
+  </w:num>
+  <w:num w:numId="28" w16cid:durableId="1948808288">
+    <w:abstractNumId w:val="26"/>
+  </w:num>
+  <w:num w:numId="29" w16cid:durableId="1938050458">
+    <w:abstractNumId w:val="39"/>
+  </w:num>
+  <w:num w:numId="30" w16cid:durableId="529033548">
+    <w:abstractNumId w:val="141"/>
+  </w:num>
+  <w:num w:numId="31" w16cid:durableId="40985066">
+    <w:abstractNumId w:val="102"/>
+  </w:num>
+  <w:num w:numId="32" w16cid:durableId="1108622313">
+    <w:abstractNumId w:val="9"/>
+  </w:num>
+  <w:num w:numId="33" w16cid:durableId="1621184557">
     <w:abstractNumId w:val="14"/>
   </w:num>
-  <w:num w:numId="22" w16cid:durableId="152337860">
-    <w:abstractNumId w:val="29"/>
+  <w:num w:numId="34" w16cid:durableId="1254438577">
+    <w:abstractNumId w:val="46"/>
   </w:num>
-  <w:num w:numId="23" w16cid:durableId="1947499806">
-    <w:abstractNumId w:val="123"/>
+  <w:num w:numId="35" w16cid:durableId="2032485532">
+    <w:abstractNumId w:val="97"/>
   </w:num>
-  <w:num w:numId="24" w16cid:durableId="1358121329">
-    <w:abstractNumId w:val="62"/>
+  <w:num w:numId="36" w16cid:durableId="358629324">
+    <w:abstractNumId w:val="105"/>
   </w:num>
-  <w:num w:numId="25" w16cid:durableId="2054117025">
-    <w:abstractNumId w:val="108"/>
+  <w:num w:numId="37" w16cid:durableId="1281303919">
+    <w:abstractNumId w:val="52"/>
   </w:num>
-  <w:num w:numId="26" w16cid:durableId="1975283301">
-    <w:abstractNumId w:val="30"/>
+  <w:num w:numId="38" w16cid:durableId="1105541223">
+    <w:abstractNumId w:val="58"/>
   </w:num>
-  <w:num w:numId="27" w16cid:durableId="452331668">
-    <w:abstractNumId w:val="65"/>
+  <w:num w:numId="39" w16cid:durableId="265427982">
+    <w:abstractNumId w:val="129"/>
   </w:num>
-  <w:num w:numId="28" w16cid:durableId="1948808288">
-    <w:abstractNumId w:val="25"/>
+  <w:num w:numId="40" w16cid:durableId="563218107">
+    <w:abstractNumId w:val="116"/>
   </w:num>
-  <w:num w:numId="29" w16cid:durableId="1938050458">
+  <w:num w:numId="41" w16cid:durableId="761414609">
+    <w:abstractNumId w:val="32"/>
+  </w:num>
+  <w:num w:numId="42" w16cid:durableId="1580554380">
+    <w:abstractNumId w:val="47"/>
+  </w:num>
+  <w:num w:numId="43" w16cid:durableId="1924682468">
+    <w:abstractNumId w:val="51"/>
+  </w:num>
+  <w:num w:numId="44" w16cid:durableId="1401096200">
+    <w:abstractNumId w:val="67"/>
+  </w:num>
+  <w:num w:numId="45" w16cid:durableId="1289123670">
+    <w:abstractNumId w:val="17"/>
+  </w:num>
+  <w:num w:numId="46" w16cid:durableId="1788619266">
+    <w:abstractNumId w:val="34"/>
+  </w:num>
+  <w:num w:numId="47" w16cid:durableId="445082583">
     <w:abstractNumId w:val="37"/>
   </w:num>
-  <w:num w:numId="30" w16cid:durableId="529033548">
-    <w:abstractNumId w:val="134"/>
+  <w:num w:numId="48" w16cid:durableId="294795522">
+    <w:abstractNumId w:val="63"/>
   </w:num>
-  <w:num w:numId="31" w16cid:durableId="40985066">
-    <w:abstractNumId w:val="97"/>
+  <w:num w:numId="49" w16cid:durableId="1827277136">
+    <w:abstractNumId w:val="68"/>
   </w:num>
-  <w:num w:numId="32" w16cid:durableId="1108622313">
-    <w:abstractNumId w:val="8"/>
+  <w:num w:numId="50" w16cid:durableId="1202933749">
+    <w:abstractNumId w:val="38"/>
   </w:num>
-  <w:num w:numId="33" w16cid:durableId="1621184557">
-    <w:abstractNumId w:val="13"/>
+  <w:num w:numId="51" w16cid:durableId="667951270">
+    <w:abstractNumId w:val="55"/>
   </w:num>
-  <w:num w:numId="34" w16cid:durableId="1254438577">
+  <w:num w:numId="52" w16cid:durableId="666057262">
+    <w:abstractNumId w:val="82"/>
+  </w:num>
+  <w:num w:numId="53" w16cid:durableId="1868448413">
+    <w:abstractNumId w:val="59"/>
+  </w:num>
+  <w:num w:numId="54" w16cid:durableId="1668365669">
+    <w:abstractNumId w:val="84"/>
+  </w:num>
+  <w:num w:numId="55" w16cid:durableId="394861163">
+    <w:abstractNumId w:val="28"/>
+  </w:num>
+  <w:num w:numId="56" w16cid:durableId="1882672279">
+    <w:abstractNumId w:val="78"/>
+  </w:num>
+  <w:num w:numId="57" w16cid:durableId="829710079">
+    <w:abstractNumId w:val="91"/>
+  </w:num>
+  <w:num w:numId="58" w16cid:durableId="1781992420">
+    <w:abstractNumId w:val="19"/>
+  </w:num>
+  <w:num w:numId="59" w16cid:durableId="1659575308">
+    <w:abstractNumId w:val="117"/>
+  </w:num>
+  <w:num w:numId="60" w16cid:durableId="653266920">
     <w:abstractNumId w:val="44"/>
   </w:num>
-  <w:num w:numId="35" w16cid:durableId="2032485532">
-    <w:abstractNumId w:val="92"/>
+  <w:num w:numId="61" w16cid:durableId="109982497">
+    <w:abstractNumId w:val="121"/>
   </w:num>
-  <w:num w:numId="36" w16cid:durableId="358629324">
-    <w:abstractNumId w:val="100"/>
-  </w:num>
-  <w:num w:numId="37" w16cid:durableId="1281303919">
+  <w:num w:numId="62" w16cid:durableId="1766226774">
     <w:abstractNumId w:val="50"/>
   </w:num>
-  <w:num w:numId="38" w16cid:durableId="1105541223">
-    <w:abstractNumId w:val="55"/>
-  </w:num>
-  <w:num w:numId="39" w16cid:durableId="265427982">
-    <w:abstractNumId w:val="122"/>
-  </w:num>
-  <w:num w:numId="40" w16cid:durableId="563218107">
-    <w:abstractNumId w:val="109"/>
-  </w:num>
-  <w:num w:numId="41" w16cid:durableId="761414609">
-    <w:abstractNumId w:val="31"/>
-  </w:num>
-  <w:num w:numId="42" w16cid:durableId="1580554380">
-    <w:abstractNumId w:val="45"/>
-  </w:num>
-  <w:num w:numId="43" w16cid:durableId="1924682468">
-    <w:abstractNumId w:val="49"/>
-  </w:num>
-  <w:num w:numId="44" w16cid:durableId="1401096200">
-    <w:abstractNumId w:val="63"/>
-  </w:num>
-  <w:num w:numId="45" w16cid:durableId="1289123670">
-    <w:abstractNumId w:val="16"/>
-  </w:num>
-  <w:num w:numId="46" w16cid:durableId="1788619266">
-    <w:abstractNumId w:val="32"/>
-  </w:num>
-  <w:num w:numId="47" w16cid:durableId="445082583">
-    <w:abstractNumId w:val="35"/>
-  </w:num>
-  <w:num w:numId="48" w16cid:durableId="294795522">
-    <w:abstractNumId w:val="60"/>
-  </w:num>
-  <w:num w:numId="49" w16cid:durableId="1827277136">
-    <w:abstractNumId w:val="64"/>
-  </w:num>
-  <w:num w:numId="50" w16cid:durableId="1202933749">
-    <w:abstractNumId w:val="36"/>
-  </w:num>
-  <w:num w:numId="51" w16cid:durableId="667951270">
-    <w:abstractNumId w:val="52"/>
-  </w:num>
-  <w:num w:numId="52" w16cid:durableId="666057262">
-    <w:abstractNumId w:val="77"/>
-  </w:num>
-  <w:num w:numId="53" w16cid:durableId="1868448413">
-    <w:abstractNumId w:val="56"/>
-  </w:num>
-  <w:num w:numId="54" w16cid:durableId="1668365669">
-    <w:abstractNumId w:val="79"/>
-  </w:num>
-  <w:num w:numId="55" w16cid:durableId="394861163">
-    <w:abstractNumId w:val="27"/>
-  </w:num>
-  <w:num w:numId="56" w16cid:durableId="1882672279">
-    <w:abstractNumId w:val="73"/>
-  </w:num>
-  <w:num w:numId="57" w16cid:durableId="829710079">
-    <w:abstractNumId w:val="86"/>
-  </w:num>
-  <w:num w:numId="58" w16cid:durableId="1781992420">
-    <w:abstractNumId w:val="18"/>
-  </w:num>
-  <w:num w:numId="59" w16cid:durableId="1659575308">
-    <w:abstractNumId w:val="110"/>
-  </w:num>
-  <w:num w:numId="60" w16cid:durableId="653266920">
-    <w:abstractNumId w:val="42"/>
-  </w:num>
-  <w:num w:numId="61" w16cid:durableId="109982497">
-    <w:abstractNumId w:val="114"/>
-  </w:num>
-  <w:num w:numId="62" w16cid:durableId="1766226774">
-    <w:abstractNumId w:val="48"/>
-  </w:num>
   <w:num w:numId="63" w16cid:durableId="1287586092">
-    <w:abstractNumId w:val="99"/>
+    <w:abstractNumId w:val="104"/>
   </w:num>
   <w:num w:numId="64" w16cid:durableId="33241348">
-    <w:abstractNumId w:val="47"/>
+    <w:abstractNumId w:val="49"/>
   </w:num>
   <w:num w:numId="65" w16cid:durableId="1343892723">
     <w:abstractNumId w:val="2"/>
   </w:num>
   <w:num w:numId="66" w16cid:durableId="1330867264">
-    <w:abstractNumId w:val="58"/>
+    <w:abstractNumId w:val="61"/>
   </w:num>
   <w:num w:numId="67" w16cid:durableId="1139372965">
-    <w:abstractNumId w:val="115"/>
+    <w:abstractNumId w:val="122"/>
   </w:num>
   <w:num w:numId="68" w16cid:durableId="1785493560">
-    <w:abstractNumId w:val="89"/>
+    <w:abstractNumId w:val="94"/>
   </w:num>
   <w:num w:numId="69" w16cid:durableId="1355109693">
+    <w:abstractNumId w:val="101"/>
+  </w:num>
+  <w:num w:numId="70" w16cid:durableId="970138182">
+    <w:abstractNumId w:val="81"/>
+  </w:num>
+  <w:num w:numId="71" w16cid:durableId="1214005531">
+    <w:abstractNumId w:val="29"/>
+  </w:num>
+  <w:num w:numId="72" w16cid:durableId="1655378833">
+    <w:abstractNumId w:val="142"/>
+  </w:num>
+  <w:num w:numId="73" w16cid:durableId="359093396">
+    <w:abstractNumId w:val="110"/>
+  </w:num>
+  <w:num w:numId="74" w16cid:durableId="1550385189">
+    <w:abstractNumId w:val="118"/>
+  </w:num>
+  <w:num w:numId="75" w16cid:durableId="597099865">
+    <w:abstractNumId w:val="22"/>
+  </w:num>
+  <w:num w:numId="76" w16cid:durableId="1618484702">
+    <w:abstractNumId w:val="85"/>
+  </w:num>
+  <w:num w:numId="77" w16cid:durableId="49500769">
+    <w:abstractNumId w:val="11"/>
+  </w:num>
+  <w:num w:numId="78" w16cid:durableId="1094086691">
+    <w:abstractNumId w:val="36"/>
+  </w:num>
+  <w:num w:numId="79" w16cid:durableId="1123572520">
+    <w:abstractNumId w:val="80"/>
+  </w:num>
+  <w:num w:numId="80" w16cid:durableId="771702737">
+    <w:abstractNumId w:val="114"/>
+  </w:num>
+  <w:num w:numId="81" w16cid:durableId="1182283725">
+    <w:abstractNumId w:val="127"/>
+  </w:num>
+  <w:num w:numId="82" w16cid:durableId="293945599">
+    <w:abstractNumId w:val="133"/>
+  </w:num>
+  <w:num w:numId="83" w16cid:durableId="353073685">
+    <w:abstractNumId w:val="113"/>
+  </w:num>
+  <w:num w:numId="84" w16cid:durableId="1115707847">
+    <w:abstractNumId w:val="95"/>
+  </w:num>
+  <w:num w:numId="85" w16cid:durableId="37434146">
+    <w:abstractNumId w:val="134"/>
+  </w:num>
+  <w:num w:numId="86" w16cid:durableId="97143959">
     <w:abstractNumId w:val="96"/>
   </w:num>
-  <w:num w:numId="70" w16cid:durableId="970138182">
-    <w:abstractNumId w:val="76"/>
-  </w:num>
-  <w:num w:numId="71" w16cid:durableId="1214005531">
-    <w:abstractNumId w:val="28"/>
-  </w:num>
-  <w:num w:numId="72" w16cid:durableId="1655378833">
-    <w:abstractNumId w:val="135"/>
-  </w:num>
-  <w:num w:numId="73" w16cid:durableId="359093396">
-    <w:abstractNumId w:val="104"/>
-  </w:num>
-  <w:num w:numId="74" w16cid:durableId="1550385189">
-    <w:abstractNumId w:val="111"/>
-  </w:num>
-  <w:num w:numId="75" w16cid:durableId="597099865">
-    <w:abstractNumId w:val="21"/>
-  </w:num>
-  <w:num w:numId="76" w16cid:durableId="1618484702">
-    <w:abstractNumId w:val="80"/>
-  </w:num>
-  <w:num w:numId="77" w16cid:durableId="49500769">
-    <w:abstractNumId w:val="10"/>
-  </w:num>
-  <w:num w:numId="78" w16cid:durableId="1094086691">
-    <w:abstractNumId w:val="34"/>
-  </w:num>
-  <w:num w:numId="79" w16cid:durableId="1123572520">
-    <w:abstractNumId w:val="75"/>
-  </w:num>
-  <w:num w:numId="80" w16cid:durableId="771702737">
-    <w:abstractNumId w:val="107"/>
-  </w:num>
-  <w:num w:numId="81" w16cid:durableId="1182283725">
-    <w:abstractNumId w:val="120"/>
-  </w:num>
-  <w:num w:numId="82" w16cid:durableId="293945599">
-    <w:abstractNumId w:val="126"/>
-  </w:num>
-  <w:num w:numId="83" w16cid:durableId="353073685">
-    <w:abstractNumId w:val="106"/>
-  </w:num>
-  <w:num w:numId="84" w16cid:durableId="1115707847">
-    <w:abstractNumId w:val="90"/>
-  </w:num>
-  <w:num w:numId="85" w16cid:durableId="37434146">
-    <w:abstractNumId w:val="127"/>
-  </w:num>
-  <w:num w:numId="86" w16cid:durableId="97143959">
-    <w:abstractNumId w:val="91"/>
-  </w:num>
   <w:num w:numId="87" w16cid:durableId="558787917">
-    <w:abstractNumId w:val="133"/>
+    <w:abstractNumId w:val="140"/>
   </w:num>
   <w:num w:numId="88" w16cid:durableId="2017535775">
-    <w:abstractNumId w:val="117"/>
+    <w:abstractNumId w:val="124"/>
   </w:num>
   <w:num w:numId="89" w16cid:durableId="783161292">
     <w:abstractNumId w:val="3"/>
   </w:num>
   <w:num w:numId="90" w16cid:durableId="773675286">
-    <w:abstractNumId w:val="20"/>
+    <w:abstractNumId w:val="21"/>
   </w:num>
   <w:num w:numId="91" w16cid:durableId="1296788144">
-    <w:abstractNumId w:val="102"/>
+    <w:abstractNumId w:val="107"/>
   </w:num>
   <w:num w:numId="92" w16cid:durableId="948507746">
-    <w:abstractNumId w:val="98"/>
+    <w:abstractNumId w:val="103"/>
   </w:num>
   <w:num w:numId="93" w16cid:durableId="820001458">
-    <w:abstractNumId w:val="33"/>
+    <w:abstractNumId w:val="35"/>
   </w:num>
   <w:num w:numId="94" w16cid:durableId="1838417751">
-    <w:abstractNumId w:val="78"/>
+    <w:abstractNumId w:val="83"/>
   </w:num>
   <w:num w:numId="95" w16cid:durableId="717124343">
-    <w:abstractNumId w:val="101"/>
+    <w:abstractNumId w:val="106"/>
   </w:num>
   <w:num w:numId="96" w16cid:durableId="33624129">
-    <w:abstractNumId w:val="61"/>
+    <w:abstractNumId w:val="64"/>
   </w:num>
   <w:num w:numId="97" w16cid:durableId="973677264">
-    <w:abstractNumId w:val="131"/>
+    <w:abstractNumId w:val="138"/>
   </w:num>
   <w:num w:numId="98" w16cid:durableId="1863668684">
-    <w:abstractNumId w:val="105"/>
+    <w:abstractNumId w:val="111"/>
   </w:num>
   <w:num w:numId="99" w16cid:durableId="1056852446">
     <w:abstractNumId w:val="4"/>
   </w:num>
   <w:num w:numId="100" w16cid:durableId="1307972500">
-    <w:abstractNumId w:val="81"/>
+    <w:abstractNumId w:val="86"/>
   </w:num>
   <w:num w:numId="101" w16cid:durableId="1692488557">
-    <w:abstractNumId w:val="118"/>
+    <w:abstractNumId w:val="125"/>
   </w:num>
   <w:num w:numId="102" w16cid:durableId="1242520674">
+    <w:abstractNumId w:val="98"/>
+  </w:num>
+  <w:num w:numId="103" w16cid:durableId="147213877">
+    <w:abstractNumId w:val="131"/>
+  </w:num>
+  <w:num w:numId="104" w16cid:durableId="1942637484">
+    <w:abstractNumId w:val="16"/>
+  </w:num>
+  <w:num w:numId="105" w16cid:durableId="1123353337">
     <w:abstractNumId w:val="93"/>
   </w:num>
-  <w:num w:numId="103" w16cid:durableId="147213877">
-    <w:abstractNumId w:val="124"/>
-  </w:num>
-  <w:num w:numId="104" w16cid:durableId="1942637484">
-    <w:abstractNumId w:val="15"/>
-  </w:num>
-  <w:num w:numId="105" w16cid:durableId="1123353337">
-    <w:abstractNumId w:val="88"/>
-  </w:num>
   <w:num w:numId="106" w16cid:durableId="1356033199">
-    <w:abstractNumId w:val="68"/>
+    <w:abstractNumId w:val="72"/>
   </w:num>
   <w:num w:numId="107" w16cid:durableId="2055806635">
-    <w:abstractNumId w:val="70"/>
+    <w:abstractNumId w:val="74"/>
   </w:num>
   <w:num w:numId="108" w16cid:durableId="113641716">
-    <w:abstractNumId w:val="53"/>
+    <w:abstractNumId w:val="56"/>
   </w:num>
   <w:num w:numId="109" w16cid:durableId="208535770">
-    <w:abstractNumId w:val="23"/>
+    <w:abstractNumId w:val="24"/>
   </w:num>
   <w:num w:numId="110" w16cid:durableId="852114223">
-    <w:abstractNumId w:val="103"/>
+    <w:abstractNumId w:val="108"/>
   </w:num>
   <w:num w:numId="111" w16cid:durableId="912131225">
-    <w:abstractNumId w:val="59"/>
+    <w:abstractNumId w:val="62"/>
   </w:num>
   <w:num w:numId="112" w16cid:durableId="1927683988">
+    <w:abstractNumId w:val="7"/>
+  </w:num>
+  <w:num w:numId="113" w16cid:durableId="2124153772">
+    <w:abstractNumId w:val="43"/>
+  </w:num>
+  <w:num w:numId="114" w16cid:durableId="168984116">
     <w:abstractNumId w:val="6"/>
   </w:num>
-  <w:num w:numId="113" w16cid:durableId="2124153772">
-    <w:abstractNumId w:val="41"/>
-  </w:num>
-  <w:num w:numId="114" w16cid:durableId="168984116">
-    <w:abstractNumId w:val="5"/>
-  </w:num>
   <w:num w:numId="115" w16cid:durableId="612246111">
-    <w:abstractNumId w:val="129"/>
+    <w:abstractNumId w:val="136"/>
   </w:num>
   <w:num w:numId="116" w16cid:durableId="2064478435">
-    <w:abstractNumId w:val="72"/>
+    <w:abstractNumId w:val="77"/>
   </w:num>
   <w:num w:numId="117" w16cid:durableId="872695414">
-    <w:abstractNumId w:val="136"/>
+    <w:abstractNumId w:val="143"/>
   </w:num>
   <w:num w:numId="118" w16cid:durableId="1443305165">
-    <w:abstractNumId w:val="94"/>
+    <w:abstractNumId w:val="99"/>
   </w:num>
   <w:num w:numId="119" w16cid:durableId="399444412">
-    <w:abstractNumId w:val="113"/>
+    <w:abstractNumId w:val="120"/>
   </w:num>
   <w:num w:numId="120" w16cid:durableId="1108892902">
-    <w:abstractNumId w:val="54"/>
+    <w:abstractNumId w:val="57"/>
   </w:num>
   <w:num w:numId="121" w16cid:durableId="693921184">
-    <w:abstractNumId w:val="69"/>
+    <w:abstractNumId w:val="73"/>
   </w:num>
   <w:num w:numId="122" w16cid:durableId="886336092">
-    <w:abstractNumId w:val="9"/>
+    <w:abstractNumId w:val="10"/>
   </w:num>
   <w:num w:numId="123" w16cid:durableId="141578895">
-    <w:abstractNumId w:val="40"/>
+    <w:abstractNumId w:val="42"/>
   </w:num>
   <w:num w:numId="124" w16cid:durableId="257829408">
-    <w:abstractNumId w:val="132"/>
+    <w:abstractNumId w:val="139"/>
   </w:num>
   <w:num w:numId="125" w16cid:durableId="1319992831">
-    <w:abstractNumId w:val="95"/>
+    <w:abstractNumId w:val="100"/>
   </w:num>
   <w:num w:numId="126" w16cid:durableId="914587616">
-    <w:abstractNumId w:val="128"/>
+    <w:abstractNumId w:val="135"/>
   </w:num>
   <w:num w:numId="127" w16cid:durableId="423380429">
-    <w:abstractNumId w:val="82"/>
+    <w:abstractNumId w:val="87"/>
   </w:num>
   <w:num w:numId="128" w16cid:durableId="686099536">
-    <w:abstractNumId w:val="24"/>
+    <w:abstractNumId w:val="25"/>
   </w:num>
   <w:num w:numId="129" w16cid:durableId="536239503">
-    <w:abstractNumId w:val="7"/>
+    <w:abstractNumId w:val="8"/>
   </w:num>
   <w:num w:numId="130" w16cid:durableId="394863248">
     <w:abstractNumId w:val="1"/>
   </w:num>
   <w:num w:numId="131" w16cid:durableId="813914469">
-    <w:abstractNumId w:val="46"/>
+    <w:abstractNumId w:val="48"/>
   </w:num>
   <w:num w:numId="132" w16cid:durableId="896933739">
-    <w:abstractNumId w:val="74"/>
+    <w:abstractNumId w:val="79"/>
   </w:num>
   <w:num w:numId="133" w16cid:durableId="1377199412">
-    <w:abstractNumId w:val="11"/>
+    <w:abstractNumId w:val="12"/>
   </w:num>
   <w:num w:numId="134" w16cid:durableId="697777904">
-    <w:abstractNumId w:val="84"/>
+    <w:abstractNumId w:val="89"/>
   </w:num>
   <w:num w:numId="135" w16cid:durableId="993994073">
-    <w:abstractNumId w:val="67"/>
+    <w:abstractNumId w:val="71"/>
   </w:num>
   <w:num w:numId="136" w16cid:durableId="2017414501">
-    <w:abstractNumId w:val="116"/>
+    <w:abstractNumId w:val="123"/>
   </w:num>
   <w:num w:numId="137" w16cid:durableId="218788485">
-    <w:abstractNumId w:val="85"/>
+    <w:abstractNumId w:val="90"/>
+  </w:num>
+  <w:num w:numId="138" w16cid:durableId="1206677774">
+    <w:abstractNumId w:val="33"/>
+  </w:num>
+  <w:num w:numId="139" w16cid:durableId="1126697611">
+    <w:abstractNumId w:val="112"/>
+  </w:num>
+  <w:num w:numId="140" w16cid:durableId="1935474759">
+    <w:abstractNumId w:val="109"/>
+  </w:num>
+  <w:num w:numId="141" w16cid:durableId="2019230860">
+    <w:abstractNumId w:val="75"/>
+  </w:num>
+  <w:num w:numId="142" w16cid:durableId="1800956031">
+    <w:abstractNumId w:val="54"/>
+  </w:num>
+  <w:num w:numId="143" w16cid:durableId="97456299">
+    <w:abstractNumId w:val="65"/>
+  </w:num>
+  <w:num w:numId="144" w16cid:durableId="1652828285">
+    <w:abstractNumId w:val="5"/>
   </w:num>
 </w:numbering>
 </file>
@@ -24831,6 +28736,18 @@
       <w:lang w:val="es-ES"/>
     </w:rPr>
   </w:style>
+  <w:style w:type="character" w:styleId="Hipervnculovisitado">
+    <w:name w:val="FollowedHyperlink"/>
+    <w:basedOn w:val="Fuentedeprrafopredeter"/>
+    <w:uiPriority w:val="99"/>
+    <w:semiHidden/>
+    <w:unhideWhenUsed/>
+    <w:rsid w:val="004F3443"/>
+    <w:rPr>
+      <w:color w:val="800080" w:themeColor="followedHyperlink"/>
+      <w:u w:val="single"/>
+    </w:rPr>
+  </w:style>
 </w:styles>
 </file>
 
